--- a/downloads/workbook/ai-4-week-09.docx
+++ b/downloads/workbook/ai-4-week-09.docx
@@ -1292,6 +1292,178 @@
         <w:t>Project connection: For your Responsible Plant Classifier, save the input, procedure, observed result and limitation of this check. Label this worked example as practice; use a different, previously unreviewed case when checking independent understanding.</w:t>
       </w:r>
     </w:p>
+    <w:p>
+      <w:pPr>
+        <w:pStyle w:val="Heading1"/>
+      </w:pPr>
+      <w:r>
+        <w:t>19. Project portfolio milestone</w:t>
+      </w:r>
+    </w:p>
+    <w:p>
+      <w:r>
+        <w:t>Project: Responsible Plant Classifier</w:t>
+      </w:r>
+    </w:p>
+    <w:p>
+      <w:r>
+        <w:t>Current milestone: Make a transparent first version. Keep a trace of how one input becomes an output; explain the rule or learned component.</w:t>
+      </w:r>
+    </w:p>
+    <w:p>
+      <w:r>
+        <w:t>For your Responsible Plant Classifier, save the input, procedure, observed result and limitation of this check. Label this worked example as practice; use a different, previously unreviewed case when checking independent understanding.</w:t>
+      </w:r>
+    </w:p>
+    <w:tbl>
+      <w:tblPr>
+        <w:tblStyle w:val="LightShading-Accent1"/>
+        <w:tblW w:type="auto" w:w="0"/>
+        <w:tblLook w:firstColumn="1" w:firstRow="1" w:lastColumn="0" w:lastRow="0" w:noHBand="0" w:noVBand="1" w:val="04A0"/>
+      </w:tblPr>
+      <w:tblGrid>
+        <w:gridCol w:w="5112"/>
+        <w:gridCol w:w="5112"/>
+      </w:tblGrid>
+      <w:tr>
+        <w:trPr>
+          <w:tblHeader/>
+        </w:trPr>
+        <w:tc>
+          <w:tcPr>
+            <w:tcW w:type="dxa" w:w="5112"/>
+          </w:tcPr>
+          <w:p>
+            <w:r>
+              <w:t>Evidence to keep</w:t>
+            </w:r>
+          </w:p>
+        </w:tc>
+        <w:tc>
+          <w:tcPr>
+            <w:tcW w:type="dxa" w:w="5112"/>
+          </w:tcPr>
+          <w:p>
+            <w:r>
+              <w:t>My record</w:t>
+            </w:r>
+          </w:p>
+        </w:tc>
+      </w:tr>
+      <w:tr>
+        <w:tc>
+          <w:tcPr>
+            <w:tcW w:type="dxa" w:w="5112"/>
+          </w:tcPr>
+          <w:p>
+            <w:r>
+              <w:t>This week’s input and deciding step</w:t>
+            </w:r>
+          </w:p>
+        </w:tc>
+        <w:tc>
+          <w:tcPr>
+            <w:tcW w:type="dxa" w:w="5112"/>
+          </w:tcPr>
+          <w:p>
+            <w:r/>
+          </w:p>
+        </w:tc>
+      </w:tr>
+      <w:tr>
+        <w:tc>
+          <w:tcPr>
+            <w:tcW w:type="dxa" w:w="5112"/>
+          </w:tcPr>
+          <w:p>
+            <w:r>
+              <w:t>Prediction and actual result (or labelled paper trace)</w:t>
+            </w:r>
+          </w:p>
+        </w:tc>
+        <w:tc>
+          <w:tcPr>
+            <w:tcW w:type="dxa" w:w="5112"/>
+          </w:tcPr>
+          <w:p>
+            <w:r/>
+          </w:p>
+        </w:tc>
+      </w:tr>
+      <w:tr>
+        <w:tc>
+          <w:tcPr>
+            <w:tcW w:type="dxa" w:w="5112"/>
+          </w:tcPr>
+          <w:p>
+            <w:r>
+              <w:t>One change since the previous checkpoint and why</w:t>
+            </w:r>
+          </w:p>
+        </w:tc>
+        <w:tc>
+          <w:tcPr>
+            <w:tcW w:type="dxa" w:w="5112"/>
+          </w:tcPr>
+          <w:p>
+            <w:r/>
+          </w:p>
+        </w:tc>
+      </w:tr>
+      <w:tr>
+        <w:tc>
+          <w:tcPr>
+            <w:tcW w:type="dxa" w:w="5112"/>
+          </w:tcPr>
+          <w:p>
+            <w:r>
+              <w:t>One error or limit and the next test</w:t>
+            </w:r>
+          </w:p>
+        </w:tc>
+        <w:tc>
+          <w:tcPr>
+            <w:tcW w:type="dxa" w:w="5112"/>
+          </w:tcPr>
+          <w:p>
+            <w:r/>
+          </w:p>
+        </w:tc>
+      </w:tr>
+    </w:tbl>
+    <w:p>
+      <w:pPr>
+        <w:pStyle w:val="Heading3"/>
+      </w:pPr>
+      <w:r>
+        <w:t>Explain what this week adds to your project. Reuse last week’s record rather than starting again.</w:t>
+      </w:r>
+    </w:p>
+    <w:p>
+      <w:r>
+        <w:t>________________________________________________________________</w:t>
+      </w:r>
+    </w:p>
+    <w:p>
+      <w:r>
+        <w:t>________________________________________________________________</w:t>
+      </w:r>
+    </w:p>
+    <w:p>
+      <w:r>
+        <w:t>________________________________________________________________</w:t>
+      </w:r>
+    </w:p>
+    <w:p>
+      <w:r>
+        <w:t>________________________________________________________________</w:t>
+      </w:r>
+    </w:p>
+    <w:p>
+      <w:r>
+        <w:t>________________________________________________________________</w:t>
+      </w:r>
+    </w:p>
     <w:sectPr>
       <w:pgSz w:w="12240" w:h="15840"/>
       <w:pgMar w:top="936" w:right="1008" w:bottom="936" w:left="1008" w:header="720" w:footer="720" w:gutter="0"/>

--- a/downloads/workbook/ai-4-week-09.docx
+++ b/downloads/workbook/ai-4-week-09.docx
@@ -1464,6 +1464,248 @@
         <w:t>________________________________________________________________</w:t>
       </w:r>
     </w:p>
+    <w:p>
+      <w:pPr>
+        <w:pStyle w:val="Heading1"/>
+      </w:pPr>
+      <w:r>
+        <w:t>20. Supported practice and learning evidence</w:t>
+      </w:r>
+    </w:p>
+    <w:p>
+      <w:r>
+        <w:t>Use this supported practice once, in the browser or on paper. Keep the reserved independent assessment for a separate first attempt before teacher feedback.</w:t>
+      </w:r>
+    </w:p>
+    <w:p>
+      <w:r>
+        <w:t>Build a dataset card that reveals what the photo count hides.</w:t>
+      </w:r>
+    </w:p>
+    <w:p>
+      <w:pPr>
+        <w:pStyle w:val="Heading3"/>
+      </w:pPr>
+      <w:r>
+        <w:t>Practice 1: explain the deciding evidence</w:t>
+      </w:r>
+    </w:p>
+    <w:p>
+      <w:r>
+        <w:t>Which labelled step matches this detail? Split by plant; state that outdoor use and disease diagnosis have not been evaluated.</w:t>
+      </w:r>
+    </w:p>
+    <w:p>
+      <w:r>
+        <w:t>1. Record limits</w:t>
+      </w:r>
+    </w:p>
+    <w:p>
+      <w:r>
+        <w:t>2. Describe units</w:t>
+      </w:r>
+    </w:p>
+    <w:p>
+      <w:r>
+        <w:t>3. Describe source</w:t>
+      </w:r>
+    </w:p>
+    <w:p>
+      <w:pPr>
+        <w:pStyle w:val="Heading3"/>
+      </w:pPr>
+      <w:r>
+        <w:t>My selected conclusion, deciding fact and explanation</w:t>
+      </w:r>
+    </w:p>
+    <w:p>
+      <w:r>
+        <w:t>________________________________________________________________</w:t>
+      </w:r>
+    </w:p>
+    <w:p>
+      <w:r>
+        <w:t>________________________________________________________________</w:t>
+      </w:r>
+    </w:p>
+    <w:p>
+      <w:r>
+        <w:t>________________________________________________________________</w:t>
+      </w:r>
+    </w:p>
+    <w:p>
+      <w:r>
+        <w:t>________________________________________________________________</w:t>
+      </w:r>
+    </w:p>
+    <w:p>
+      <w:r>
+        <w:t>________________________________________________________________</w:t>
+      </w:r>
+    </w:p>
+    <w:p>
+      <w:r>
+        <w:t>Hint if needed: Read the steps in the pictorial case. Match the supplied detail to the stage that performs or records it.</w:t>
+      </w:r>
+    </w:p>
+    <w:p>
+      <w:r>
+        <w:t>After your attempt, compare with the supported explanation: Record limits Split by plant; state that outdoor use and disease diagnosis have not been evaluated. Read the picture in order. Split by plant; state that outdoor use and disease diagnosis have not been evaluated. The arrows show which recorded input or intermediate result each decision uses. Explain the deciding step aloud before checking the changed case; pointing to the final answer alone does not show how it follows.</w:t>
+      </w:r>
+    </w:p>
+    <w:p>
+      <w:pPr>
+        <w:pStyle w:val="Heading3"/>
+      </w:pPr>
+      <w:r>
+        <w:t>Practice 2: explain the deciding evidence</w:t>
+      </w:r>
+    </w:p>
+    <w:p>
+      <w:r>
+        <w:t>Changed-case practice: The dataset adds 6 outdoor photos of the same plants. Which conclusion is supported by the supplied facts?</w:t>
+      </w:r>
+    </w:p>
+    <w:p>
+      <w:r>
+        <w:t>1. We can decide the result without examining the changed input or the procedure.</w:t>
+      </w:r>
+    </w:p>
+    <w:p>
+      <w:r>
+        <w:t>2. Photo count becomes 24, plant count remains 6; lighting coverage changes.</w:t>
+      </w:r>
+    </w:p>
+    <w:p>
+      <w:r>
+        <w:t>3. This one example guarantees correct results for every future input.</w:t>
+      </w:r>
+    </w:p>
+    <w:p>
+      <w:pPr>
+        <w:pStyle w:val="Heading3"/>
+      </w:pPr>
+      <w:r>
+        <w:t>My selected conclusion, deciding fact and explanation</w:t>
+      </w:r>
+    </w:p>
+    <w:p>
+      <w:r>
+        <w:t>________________________________________________________________</w:t>
+      </w:r>
+    </w:p>
+    <w:p>
+      <w:r>
+        <w:t>________________________________________________________________</w:t>
+      </w:r>
+    </w:p>
+    <w:p>
+      <w:r>
+        <w:t>________________________________________________________________</w:t>
+      </w:r>
+    </w:p>
+    <w:p>
+      <w:r>
+        <w:t>________________________________________________________________</w:t>
+      </w:r>
+    </w:p>
+    <w:p>
+      <w:r>
+        <w:t>________________________________________________________________</w:t>
+      </w:r>
+    </w:p>
+    <w:p>
+      <w:r>
+        <w:t>Hint if needed: Use the changed condition and the deciding step in the pictorial trace. The answer must say what follows from those facts.</w:t>
+      </w:r>
+    </w:p>
+    <w:p>
+      <w:r>
+        <w:t>After your attempt, compare with the supported explanation: Photo count becomes 24, plant count remains 6; lighting coverage changes. Additional views broaden conditions without creating new independent plant identities.</w:t>
+      </w:r>
+    </w:p>
+    <w:p>
+      <w:pPr>
+        <w:pStyle w:val="Heading3"/>
+      </w:pPr>
+      <w:r>
+        <w:t>Repair a missing building block</w:t>
+      </w:r>
+    </w:p>
+    <w:p>
+      <w:r>
+        <w:t>Review Leakage (ai-4/8). Goal: Choose a split unit that matches the intended prediction claim. Short practice: How many independently new plant identities are in the original test? Point to the relevant step in the picture, then write the changed result and the rule or evidence that supports it.. Return to this week and explain what you changed.</w:t>
+      </w:r>
+    </w:p>
+    <w:p>
+      <w:r>
+        <w:t>Review Label Quality (ai-4/6). Goal: Write an observable label rule with boundaries and a review option. Short practice: Why should two annotators not vote away Z’s missing evidence? Point to the relevant step in the picture, then write the changed result and the rule or evidence that supports it.. Return to this week and explain what you changed.</w:t>
+      </w:r>
+    </w:p>
+    <w:p>
+      <w:r>
+        <w:t>Review Classification or Regression? (ai-4/3). Goal: Identify a task from the meaning of its target. Short practice: Did regression MAE improve when the boundary changed? Point to the relevant step in the picture, then write the changed result and the rule or evidence that supports it.. Return to this week and explain what you changed.</w:t>
+      </w:r>
+    </w:p>
+    <w:p>
+      <w:pPr>
+        <w:pStyle w:val="Heading3"/>
+      </w:pPr>
+      <w:r>
+        <w:t>Predict, run and debug</w:t>
+      </w:r>
+    </w:p>
+    <w:p>
+      <w:r>
+        <w:t>The browser lab lets you edit the supported Python examples already included in this lesson. Predict first, run, inspect the actual output or error, change one input, then run again. Keep code, predictions, actual results and a reasoned revision together. On paper, label your result as a trace rather than an execution.</w:t>
+      </w:r>
+    </w:p>
+    <w:p>
+      <w:pPr>
+        <w:pStyle w:val="Heading3"/>
+      </w:pPr>
+      <w:r>
+        <w:t>Keep your completed work</w:t>
+      </w:r>
+    </w:p>
+    <w:p>
+      <w:r>
+        <w:t>Use Download completed work in the hosted lesson to export your answers, reflections, practice feedback and code-run evidence. Open the HTML copy to read or print it. Drafts stay in this browser when storage is available; clear drafts on a shared device.</w:t>
+      </w:r>
+    </w:p>
+    <w:p>
+      <w:pPr>
+        <w:pStyle w:val="Heading3"/>
+      </w:pPr>
+      <w:r>
+        <w:t>What I repaired, the evidence I kept and the next test</w:t>
+      </w:r>
+    </w:p>
+    <w:p>
+      <w:r>
+        <w:t>________________________________________________________________</w:t>
+      </w:r>
+    </w:p>
+    <w:p>
+      <w:r>
+        <w:t>________________________________________________________________</w:t>
+      </w:r>
+    </w:p>
+    <w:p>
+      <w:r>
+        <w:t>________________________________________________________________</w:t>
+      </w:r>
+    </w:p>
+    <w:p>
+      <w:r>
+        <w:t>________________________________________________________________</w:t>
+      </w:r>
+    </w:p>
+    <w:p>
+      <w:r>
+        <w:t>________________________________________________________________</w:t>
+      </w:r>
+    </w:p>
     <w:sectPr>
       <w:pgSz w:w="12240" w:h="15840"/>
       <w:pgMar w:top="936" w:right="1008" w:bottom="936" w:left="1008" w:header="720" w:footer="720" w:gutter="0"/>

--- a/downloads/workbook/ai-4-week-09.docx
+++ b/downloads/workbook/ai-4-week-09.docx
@@ -30,6 +30,17 @@
     </w:p>
     <w:p>
       <w:r>
+        <w:t>Record your starting explanation for Dataset Cards before opening notes. Show any later correction separately.</w:t>
+      </w:r>
+    </w:p>
+    <w:p>
+      <w:pPr>
+        <w:spacing w:line="336" w:lineRule="auto" w:after="180"/>
+      </w:pPr>
+      <w:r>
+        <w:rPr>
+          <w:b w:val="0"/>
+        </w:rPr>
         <w:t>Try the recall before opening notes. Then use a different colour or a labelled second line to correct your explanation.</w:t>
       </w:r>
     </w:p>
@@ -42,7 +53,13 @@
       </w:r>
     </w:p>
     <w:p>
-      <w:r>
+      <w:pPr>
+        <w:spacing w:line="336" w:lineRule="auto" w:after="180"/>
+      </w:pPr>
+      <w:r>
+        <w:rPr>
+          <w:b w:val="0"/>
+        </w:rPr>
         <w:t>Without opening the old lesson, explain one key idea from Leakage. Give an example and a mistake that the idea helps you avoid.</w:t>
       </w:r>
     </w:p>
@@ -78,7 +95,13 @@
       </w:r>
     </w:p>
     <w:p>
-      <w:r>
+      <w:pPr>
+        <w:spacing w:line="336" w:lineRule="auto" w:after="180"/>
+      </w:pPr>
+      <w:r>
+        <w:rPr>
+          <w:b w:val="0"/>
+        </w:rPr>
         <w:t>Without opening the old lesson, explain one key idea from Label Quality. Give an example and a mistake that the idea helps you avoid.</w:t>
       </w:r>
     </w:p>
@@ -114,7 +137,13 @@
       </w:r>
     </w:p>
     <w:p>
-      <w:r>
+      <w:pPr>
+        <w:spacing w:line="336" w:lineRule="auto" w:after="180"/>
+      </w:pPr>
+      <w:r>
+        <w:rPr>
+          <w:b w:val="0"/>
+        </w:rPr>
         <w:t>Without opening the old lesson, explain one key idea from Classification or Regression?. Give an example and a mistake that the idea helps you avoid.</w:t>
       </w:r>
     </w:p>
@@ -151,6 +180,17 @@
     </w:p>
     <w:p>
       <w:r>
+        <w:t>Complete the supported Dataset Cards trace and record the first step you can explain without help.</w:t>
+      </w:r>
+    </w:p>
+    <w:p>
+      <w:pPr>
+        <w:spacing w:line="336" w:lineRule="auto" w:after="180"/>
+      </w:pPr>
+      <w:r>
+        <w:rPr>
+          <w:b w:val="0"/>
+        </w:rPr>
         <w:t>Use W2: Interpret the audit counts for Dataset inspection and cards. Record the answer once; the lesson and workbook refer to the same attempt.</w:t>
       </w:r>
     </w:p>
@@ -279,7 +319,29 @@
     </w:p>
     <w:p>
       <w:r>
-        <w:t>Use the worked case for Dataset inspection and cards. Proposed explanation: “A complete card certifies data quality”. Decide whether this explanation is supported. Point to the step or supplied fact that decides; explain your repair if needed.</w:t>
+        <w:t>Check the proposed Dataset Cards explanation against the supplied facts before discussing it.</w:t>
+      </w:r>
+    </w:p>
+    <w:p>
+      <w:pPr>
+        <w:spacing w:line="336" w:lineRule="auto" w:after="180"/>
+      </w:pPr>
+      <w:r>
+        <w:rPr>
+          <w:b w:val="0"/>
+        </w:rPr>
+        <w:t>Use the worked case for Dataset inspection and cards. Proposed explanation: “A complete card certifies data quality”. Decide whether this explanation is supported.</w:t>
+      </w:r>
+    </w:p>
+    <w:p>
+      <w:pPr>
+        <w:spacing w:line="336" w:lineRule="auto" w:after="180"/>
+      </w:pPr>
+      <w:r>
+        <w:rPr>
+          <w:b w:val="0"/>
+        </w:rPr>
+        <w:t>Point to the step or supplied fact that decides; explain your repair if needed.</w:t>
       </w:r>
     </w:p>
     <w:p>
@@ -319,6 +381,11 @@
       </w:r>
     </w:p>
     <w:p>
+      <w:r>
+        <w:t>Write one first attempt at the reserved independent case before feedback. Repeated copies of that case refer to the same recorded attempt.</w:t>
+      </w:r>
+    </w:p>
+    <w:p>
       <w:pPr>
         <w:pStyle w:val="Heading3"/>
       </w:pPr>
@@ -327,7 +394,13 @@
       </w:r>
     </w:p>
     <w:p>
-      <w:r>
+      <w:pPr>
+        <w:spacing w:line="336" w:lineRule="auto" w:after="180"/>
+      </w:pPr>
+      <w:r>
+        <w:rPr>
+          <w:b w:val="0"/>
+        </w:rPr>
         <w:t>Write key dataset-card entries for20 photos: five plants, four views each, one phone, one indoor setting. Growth labels have not been supplied.</w:t>
       </w:r>
     </w:p>
@@ -375,7 +448,13 @@
       </w:r>
     </w:p>
     <w:p>
-      <w:r>
+      <w:pPr>
+        <w:spacing w:line="336" w:lineRule="auto" w:after="180"/>
+      </w:pPr>
+      <w:r>
+        <w:rPr>
+          <w:b w:val="0"/>
+        </w:rPr>
         <w:t>Attempt this case before feedback. Record any help. Earlier examples below are further practice; a case already practised with feedback cannot establish fresh transfer.</w:t>
       </w:r>
     </w:p>
@@ -389,6 +468,17 @@
     </w:p>
     <w:p>
       <w:r>
+        <w:t>Connect the Dataset Cards target to a trace and a justified conclusion.</w:t>
+      </w:r>
+    </w:p>
+    <w:p>
+      <w:pPr>
+        <w:spacing w:line="336" w:lineRule="auto" w:after="180"/>
+      </w:pPr>
+      <w:r>
+        <w:rPr>
+          <w:b w:val="0"/>
+        </w:rPr>
         <w:t>Write five dataset-card fields for a leaf dataset and explain why '1000 images' alone is insufficient.</w:t>
       </w:r>
     </w:p>
@@ -402,17 +492,58 @@
     </w:p>
     <w:p>
       <w:r>
-        <w:t>A dataset card lists fields but omits source and intended use.</w:t>
-      </w:r>
-    </w:p>
-    <w:p>
-      <w:r>
+        <w:t>Solve the supplied Dataset Cards case and show the deciding evidence.</w:t>
+      </w:r>
+    </w:p>
+    <w:p>
+      <w:pPr>
+        <w:spacing w:line="336" w:lineRule="auto" w:after="180"/>
+      </w:pPr>
+      <w:r>
+        <w:rPr>
+          <w:b w:val="0"/>
+        </w:rPr>
+        <w:t xml:space="preserve">A </w:t>
+      </w:r>
+      <w:r>
+        <w:rPr>
+          <w:b/>
+        </w:rPr>
+        <w:t>dataset card</w:t>
+      </w:r>
+      <w:r>
+        <w:rPr>
+          <w:b w:val="0"/>
+        </w:rPr>
+        <w:t xml:space="preserve"> lists fields but omits source and intended use.</w:t>
+      </w:r>
+    </w:p>
+    <w:p>
+      <w:pPr>
+        <w:spacing w:line="336" w:lineRule="auto" w:after="180"/>
+      </w:pPr>
+      <w:r>
+        <w:rPr>
+          <w:b w:val="0"/>
+        </w:rPr>
         <w:t>Add information needed to assess suitability.</w:t>
       </w:r>
     </w:p>
     <w:p>
-      <w:r>
-        <w:t>Show your trace, calculation or evidence</w:t>
+      <w:pPr>
+        <w:spacing w:line="336" w:lineRule="auto" w:after="180"/>
+      </w:pPr>
+      <w:r>
+        <w:rPr>
+          <w:b w:val="0"/>
+        </w:rPr>
+        <w:t xml:space="preserve">Show your trace, calculation or </w:t>
+      </w:r>
+      <w:r>
+        <w:rPr>
+          <w:b/>
+        </w:rPr>
+        <w:t>evidence</w:t>
       </w:r>
     </w:p>
     <w:p>
@@ -458,11 +589,40 @@
     </w:p>
     <w:p>
       <w:r>
-        <w:t>A dataset card lists 500 images but omits collection conditions and intended use. Add two essential entries and explain their value.</w:t>
-      </w:r>
-    </w:p>
-    <w:p>
-      <w:r>
+        <w:t>Apply the procedure to the changed case and record why the conclusion follows.</w:t>
+      </w:r>
+    </w:p>
+    <w:p>
+      <w:pPr>
+        <w:spacing w:line="336" w:lineRule="auto" w:after="180"/>
+      </w:pPr>
+      <w:r>
+        <w:rPr>
+          <w:b w:val="0"/>
+        </w:rPr>
+        <w:t xml:space="preserve">A </w:t>
+      </w:r>
+      <w:r>
+        <w:rPr>
+          <w:b/>
+        </w:rPr>
+        <w:t>dataset card</w:t>
+      </w:r>
+      <w:r>
+        <w:rPr>
+          <w:b w:val="0"/>
+        </w:rPr>
+        <w:t xml:space="preserve"> lists 500 images but omits collection conditions and intended use. Add two essential entries and explain their value.</w:t>
+      </w:r>
+    </w:p>
+    <w:p>
+      <w:pPr>
+        <w:spacing w:line="336" w:lineRule="auto" w:after="180"/>
+      </w:pPr>
+      <w:r>
+        <w:rPr>
+          <w:b w:val="0"/>
+        </w:rPr>
         <w:t>My independent answer and reason</w:t>
       </w:r>
     </w:p>
@@ -517,7 +677,30 @@
     </w:p>
     <w:p>
       <w:r>
-        <w:t>Create a changed input, boundary case or missing-information case. Write the expected answer or safe response before testing.</w:t>
+        <w:t>Specify a changed input, expected result and observation separately.</w:t>
+      </w:r>
+    </w:p>
+    <w:p>
+      <w:pPr>
+        <w:spacing w:line="336" w:lineRule="auto" w:after="180"/>
+      </w:pPr>
+      <w:r>
+        <w:rPr>
+          <w:b w:val="0"/>
+        </w:rPr>
+        <w:t xml:space="preserve">Create a changed </w:t>
+      </w:r>
+      <w:r>
+        <w:rPr>
+          <w:b/>
+        </w:rPr>
+        <w:t>input</w:t>
+      </w:r>
+      <w:r>
+        <w:rPr>
+          <w:b w:val="0"/>
+        </w:rPr>
+        <w:t>, boundary case or missing-information case. Write the expected answer or safe response before testing.</w:t>
       </w:r>
     </w:p>
     <w:tbl>
@@ -646,12 +829,53 @@
     </w:p>
     <w:p>
       <w:r>
-        <w:t>Publish the Plant Classifier dataset card before model experiments begin; update it when data changes.</w:t>
-      </w:r>
-    </w:p>
-    <w:p>
-      <w:r>
-        <w:t>The project change and evidence I will keep</w:t>
+        <w:t>Justify what Dataset Cards adds to Responsible Plant Classifier and keep the evidence.</w:t>
+      </w:r>
+    </w:p>
+    <w:p>
+      <w:pPr>
+        <w:spacing w:line="336" w:lineRule="auto" w:after="180"/>
+      </w:pPr>
+      <w:r>
+        <w:rPr>
+          <w:b w:val="0"/>
+        </w:rPr>
+        <w:t xml:space="preserve">Publish the Plant Classifier </w:t>
+      </w:r>
+      <w:r>
+        <w:rPr>
+          <w:b/>
+        </w:rPr>
+        <w:t>dataset card</w:t>
+      </w:r>
+      <w:r>
+        <w:rPr>
+          <w:b w:val="0"/>
+        </w:rPr>
+        <w:t xml:space="preserve"> before model experiments begin; update it when data changes.</w:t>
+      </w:r>
+    </w:p>
+    <w:p>
+      <w:pPr>
+        <w:spacing w:line="336" w:lineRule="auto" w:after="180"/>
+      </w:pPr>
+      <w:r>
+        <w:rPr>
+          <w:b w:val="0"/>
+        </w:rPr>
+        <w:t xml:space="preserve">The project change and </w:t>
+      </w:r>
+      <w:r>
+        <w:rPr>
+          <w:b/>
+        </w:rPr>
+        <w:t>evidence</w:t>
+      </w:r>
+      <w:r>
+        <w:rPr>
+          <w:b w:val="0"/>
+        </w:rPr>
+        <w:t xml:space="preserve"> I will keep</w:t>
       </w:r>
     </w:p>
     <w:p>
@@ -697,11 +921,54 @@
     </w:p>
     <w:p>
       <w:r>
-        <w:t>I can explain the mechanism. I can show evidence. I can handle a changed case. I can name a limit. Mark each as not yet, with help or independently, and attach supporting work.</w:t>
-      </w:r>
-    </w:p>
-    <w:p>
-      <w:r>
+        <w:t>Judge explanation, evidence, transfer and limits separately; attach the work behind your judgement.</w:t>
+      </w:r>
+    </w:p>
+    <w:p>
+      <w:pPr>
+        <w:pStyle w:val="ListBullet"/>
+      </w:pPr>
+      <w:r>
+        <w:t>I can explain the mechanism.</w:t>
+      </w:r>
+    </w:p>
+    <w:p>
+      <w:pPr>
+        <w:pStyle w:val="ListBullet"/>
+      </w:pPr>
+      <w:r>
+        <w:t>I can show evidence.</w:t>
+      </w:r>
+    </w:p>
+    <w:p>
+      <w:pPr>
+        <w:pStyle w:val="ListBullet"/>
+      </w:pPr>
+      <w:r>
+        <w:t>I can handle a changed case.</w:t>
+      </w:r>
+    </w:p>
+    <w:p>
+      <w:pPr>
+        <w:pStyle w:val="ListBullet"/>
+      </w:pPr>
+      <w:r>
+        <w:t>I can name a limit.</w:t>
+      </w:r>
+    </w:p>
+    <w:p>
+      <w:r>
+        <w:t>Mark each as not yet, with help or independently, and attach supporting work.</w:t>
+      </w:r>
+    </w:p>
+    <w:p>
+      <w:pPr>
+        <w:spacing w:line="336" w:lineRule="auto" w:after="180"/>
+      </w:pPr>
+      <w:r>
+        <w:rPr>
+          <w:b w:val="0"/>
+        </w:rPr>
         <w:t>Teacher review ____________________  Next step ____________________</w:t>
       </w:r>
     </w:p>
@@ -715,6 +982,17 @@
     </w:p>
     <w:p>
       <w:r>
+        <w:t>Use this earlier case as transfer practice. A case already discussed with feedback is not fresh assessment evidence.</w:t>
+      </w:r>
+    </w:p>
+    <w:p>
+      <w:pPr>
+        <w:spacing w:line="336" w:lineRule="auto" w:after="180"/>
+      </w:pPr>
+      <w:r>
+        <w:rPr>
+          <w:b w:val="0"/>
+        </w:rPr>
         <w:t>Write five dataset-card fields for a leaf dataset and explain why '1000 images' alone is insufficient.</w:t>
       </w:r>
     </w:p>
@@ -762,7 +1040,13 @@
       </w:r>
     </w:p>
     <w:p>
-      <w:r>
+      <w:pPr>
+        <w:spacing w:line="336" w:lineRule="auto" w:after="180"/>
+      </w:pPr>
+      <w:r>
+        <w:rPr>
+          <w:b w:val="0"/>
+        </w:rPr>
         <w:t>Record support used: none, hint or teacher explanation.</w:t>
       </w:r>
     </w:p>
@@ -776,6 +1060,17 @@
     </w:p>
     <w:p>
       <w:r>
+        <w:t>Define the row and source. Apply the supplied Dataset Cards facts and keep your reasoning.</w:t>
+      </w:r>
+    </w:p>
+    <w:p>
+      <w:pPr>
+        <w:spacing w:line="336" w:lineRule="auto" w:after="180"/>
+      </w:pPr>
+      <w:r>
+        <w:rPr>
+          <w:b w:val="0"/>
+        </w:rPr>
         <w:t>For Robot practice v1, state what one row is intended to represent, the source, the unit and the meaning of None.</w:t>
       </w:r>
     </w:p>
@@ -827,6 +1122,18 @@
     </w:p>
     <w:p>
       <w:r>
+        <w:t>Interpret the audit counts. Apply the supplied Dataset Cards facts and keep your reasoning.</w:t>
+      </w:r>
+    </w:p>
+    <w:p>
+      <w:pPr>
+        <w:spacing w:line="336" w:lineRule="auto" w:after="180"/>
+        <w:shd w:fill="F5F1FB"/>
+      </w:pPr>
+      <w:r>
+        <w:rPr>
+          <w:b w:val="0"/>
+        </w:rPr>
         <w:t>Explain each number in 5 4 2 1. How many extra ID occurrences are there, and how many rows belong to a repeated-ID group?</w:t>
       </w:r>
     </w:p>
@@ -878,6 +1185,17 @@
     </w:p>
     <w:p>
       <w:r>
+        <w:t>Reject an unsupported correction. Apply the supplied Dataset Cards facts and keep your reasoning.</w:t>
+      </w:r>
+    </w:p>
+    <w:p>
+      <w:pPr>
+        <w:spacing w:line="336" w:lineRule="auto" w:after="180"/>
+      </w:pPr>
+      <w:r>
+        <w:rPr>
+          <w:b w:val="0"/>
+        </w:rPr>
         <w:t>A learner changes None to 0 and -2 to 2, then reports a clean dataset. Explain why this is not a justified repair and what record should be kept.</w:t>
       </w:r>
     </w:p>
@@ -929,7 +1247,53 @@
     </w:p>
     <w:p>
       <w:r>
-        <w:t>A new fictional indoor trip export has (P,4), (Q,None), (Q,None), (R,-1), (S,6), (T,0), with durations in minutes and the same schema. Count raw rows, distinct IDs, missing durations, negative durations and extra ID occurrences. Identify overlap. Draft a short dataset card stating source, row meaning, unit, findings, unchanged version and one excluded use.</w:t>
+        <w:t>Attempt before feedback. If this repeats the selected independent case, reuse that first attempt; otherwise keep a separate record. Inspect and document independently. Apply the supplied Dataset Cards facts and keep your reasoning.</w:t>
+      </w:r>
+    </w:p>
+    <w:p>
+      <w:pPr>
+        <w:spacing w:line="336" w:lineRule="auto" w:after="180"/>
+      </w:pPr>
+      <w:r>
+        <w:rPr>
+          <w:b w:val="0"/>
+        </w:rPr>
+        <w:t xml:space="preserve">A new fictional indoor trip export has (P,4), (Q,None), (Q,None), (R,-1), (S,6), (T,0), with durations in minutes and the same </w:t>
+      </w:r>
+      <w:r>
+        <w:rPr>
+          <w:b/>
+        </w:rPr>
+        <w:t>schema</w:t>
+      </w:r>
+      <w:r>
+        <w:rPr>
+          <w:b w:val="0"/>
+        </w:rPr>
+        <w:t>.</w:t>
+      </w:r>
+    </w:p>
+    <w:p>
+      <w:pPr>
+        <w:spacing w:line="336" w:lineRule="auto" w:after="180"/>
+      </w:pPr>
+      <w:r>
+        <w:rPr>
+          <w:b w:val="0"/>
+        </w:rPr>
+        <w:t xml:space="preserve">Count raw rows, distinct IDs, missing durations, negative durations and extra ID occurrences. Identify overlap. Draft a short </w:t>
+      </w:r>
+      <w:r>
+        <w:rPr>
+          <w:b/>
+        </w:rPr>
+        <w:t>dataset card</w:t>
+      </w:r>
+      <w:r>
+        <w:rPr>
+          <w:b w:val="0"/>
+        </w:rPr>
+        <w:t xml:space="preserve"> stating source, row meaning, unit, findings, unchanged version and one excluded use.</w:t>
       </w:r>
     </w:p>
     <w:p>
@@ -990,6 +1354,17 @@
     </w:p>
     <w:p>
       <w:r>
+        <w:t>State an evidence gap. Apply the supplied Dataset Cards facts and keep your reasoning.</w:t>
+      </w:r>
+    </w:p>
+    <w:p>
+      <w:pPr>
+        <w:spacing w:line="336" w:lineRule="auto" w:after="180"/>
+      </w:pPr>
+      <w:r>
+        <w:rPr>
+          <w:b w:val="0"/>
+        </w:rPr>
         <w:t>Someone duplicates each row ten times and claims the export now covers more kinds of trips. Explain what changed and what did not.</w:t>
       </w:r>
     </w:p>
@@ -1037,6 +1412,11 @@
       </w:pPr>
       <w:r>
         <w:t>17. Feedback, return check and learning record</w:t>
+      </w:r>
+    </w:p>
+    <w:p>
+      <w:r>
+        <w:t>Record the first repaired step and a different case to revisit after a delay.</w:t>
       </w:r>
     </w:p>
     <w:tbl>
@@ -1176,7 +1556,13 @@
       </w:tr>
     </w:tbl>
     <w:p>
-      <w:r>
+      <w:pPr>
+        <w:spacing w:line="336" w:lineRule="auto" w:after="180"/>
+      </w:pPr>
+      <w:r>
+        <w:rPr>
+          <w:b w:val="0"/>
+        </w:rPr>
         <w:t>Revisit this idea with your teacher after a delay. Familiarity is different from explaining and using it on a changed case.</w:t>
       </w:r>
     </w:p>
@@ -1190,17 +1576,64 @@
     </w:p>
     <w:p>
       <w:r>
-        <w:t>Build a dataset card that reveals what the photo count hides.</w:t>
-      </w:r>
-    </w:p>
-    <w:p>
-      <w:r>
+        <w:t>Build a dataset card that reveals what the photo count hides. Explain the labelled step before checking the changed condition.</w:t>
+      </w:r>
+    </w:p>
+    <w:p>
+      <w:pPr>
+        <w:spacing w:line="336" w:lineRule="auto" w:after="180"/>
+      </w:pPr>
+      <w:r>
+        <w:rPr>
+          <w:b w:val="0"/>
+        </w:rPr>
+        <w:t xml:space="preserve">Build a </w:t>
+      </w:r>
+      <w:r>
+        <w:rPr>
+          <w:b/>
+        </w:rPr>
+        <w:t>dataset card</w:t>
+      </w:r>
+      <w:r>
+        <w:rPr>
+          <w:b w:val="0"/>
+        </w:rPr>
+        <w:t xml:space="preserve"> that reveals what the photo count hides.</w:t>
+      </w:r>
+    </w:p>
+    <w:p>
+      <w:pPr>
+        <w:spacing w:line="336" w:lineRule="auto" w:after="180"/>
+      </w:pPr>
+      <w:r>
+        <w:rPr>
+          <w:b w:val="0"/>
+        </w:rPr>
         <w:t>Teacher-created dataset: 18 photos of 6 fictional plants, 3 views each, one tablet, indoor fluorescent light. Label rule is visible spot/no visible spot/review.</w:t>
       </w:r>
     </w:p>
     <w:p>
-      <w:r>
-        <w:t>All inputs and outcomes in this worked example are invented classroom data; no real model run is claimed.</w:t>
+      <w:pPr>
+        <w:spacing w:line="336" w:lineRule="auto" w:after="180"/>
+      </w:pPr>
+      <w:r>
+        <w:rPr>
+          <w:b w:val="0"/>
+        </w:rPr>
+        <w:t xml:space="preserve">All </w:t>
+      </w:r>
+      <w:r>
+        <w:rPr>
+          <w:b/>
+        </w:rPr>
+        <w:t>input</w:t>
+      </w:r>
+      <w:r>
+        <w:rPr>
+          <w:b w:val="0"/>
+        </w:rPr>
+        <w:t>s and outcomes in this worked example are invented classroom data; no real model run is claimed.</w:t>
       </w:r>
     </w:p>
     <w:p>
@@ -1240,8 +1673,26 @@
       </w:r>
     </w:p>
     <w:p>
-      <w:r>
-        <w:t>What two counts should the revised card show? Point to the relevant step in the picture, then write the changed result and the rule or evidence that supports it.</w:t>
+      <w:pPr>
+        <w:spacing w:line="336" w:lineRule="auto" w:after="180"/>
+      </w:pPr>
+      <w:r>
+        <w:rPr>
+          <w:b w:val="0"/>
+        </w:rPr>
+        <w:t xml:space="preserve">What two counts should the revised card show? Point to the relevant step in the picture, then write the changed result and the rule or </w:t>
+      </w:r>
+      <w:r>
+        <w:rPr>
+          <w:b/>
+        </w:rPr>
+        <w:t>evidence</w:t>
+      </w:r>
+      <w:r>
+        <w:rPr>
+          <w:b w:val="0"/>
+        </w:rPr>
+        <w:t xml:space="preserve"> that supports it.</w:t>
       </w:r>
     </w:p>
     <w:p>
@@ -1283,13 +1734,81 @@
       </w:r>
     </w:p>
     <w:p>
-      <w:r>
-        <w:t>Support used: alone / hint / worked example. This record is practice evidence.</w:t>
-      </w:r>
-    </w:p>
-    <w:p>
-      <w:r>
-        <w:t>Project connection: For your Responsible Plant Classifier, save the input, procedure, observed result and limitation of this check. Label this worked example as practice; use a different, previously unreviewed case when checking independent understanding.</w:t>
+      <w:pPr>
+        <w:pStyle w:val="Heading3"/>
+      </w:pPr>
+      <w:r>
+        <w:t>Record the help used</w:t>
+      </w:r>
+    </w:p>
+    <w:p>
+      <w:pPr>
+        <w:spacing w:line="336" w:lineRule="auto" w:after="180"/>
+        <w:shd w:fill="F1F6F8"/>
+      </w:pPr>
+      <w:r>
+        <w:rPr>
+          <w:b w:val="0"/>
+        </w:rPr>
+        <w:t xml:space="preserve">Support used: alone / hint / worked example. This record is practice </w:t>
+      </w:r>
+      <w:r>
+        <w:rPr>
+          <w:b/>
+        </w:rPr>
+        <w:t>evidence</w:t>
+      </w:r>
+      <w:r>
+        <w:rPr>
+          <w:b w:val="0"/>
+        </w:rPr>
+        <w:t>.</w:t>
+      </w:r>
+    </w:p>
+    <w:p>
+      <w:pPr>
+        <w:spacing w:line="336" w:lineRule="auto" w:after="180"/>
+      </w:pPr>
+      <w:r>
+        <w:rPr>
+          <w:b w:val="0"/>
+        </w:rPr>
+        <w:t xml:space="preserve">Project connection: For your Responsible Plant Classifier, save the </w:t>
+      </w:r>
+      <w:r>
+        <w:rPr>
+          <w:b/>
+        </w:rPr>
+        <w:t>input</w:t>
+      </w:r>
+      <w:r>
+        <w:rPr>
+          <w:b w:val="0"/>
+        </w:rPr>
+        <w:t xml:space="preserve">, procedure, observed result and </w:t>
+      </w:r>
+      <w:r>
+        <w:rPr>
+          <w:b/>
+        </w:rPr>
+        <w:t>limitation</w:t>
+      </w:r>
+      <w:r>
+        <w:rPr>
+          <w:b w:val="0"/>
+        </w:rPr>
+        <w:t xml:space="preserve"> of this check.</w:t>
+      </w:r>
+    </w:p>
+    <w:p>
+      <w:pPr>
+        <w:spacing w:line="336" w:lineRule="auto" w:after="180"/>
+      </w:pPr>
+      <w:r>
+        <w:rPr>
+          <w:b w:val="0"/>
+        </w:rPr>
+        <w:t>Label this worked example as practice; use a different, previously unreviewed case when checking independent understanding.</w:t>
       </w:r>
     </w:p>
     <w:p>
@@ -1302,17 +1821,99 @@
     </w:p>
     <w:p>
       <w:r>
+        <w:t>Keep this week’s input, deciding step, result and limit together in the Responsible Plant Classifier record.</w:t>
+      </w:r>
+    </w:p>
+    <w:p>
+      <w:pPr>
+        <w:spacing w:line="336" w:lineRule="auto" w:after="180"/>
+      </w:pPr>
+      <w:r>
+        <w:rPr>
+          <w:b w:val="0"/>
+        </w:rPr>
         <w:t>Project: Responsible Plant Classifier</w:t>
       </w:r>
     </w:p>
     <w:p>
-      <w:r>
-        <w:t>Current milestone: Make a transparent first version. Keep a trace of how one input becomes an output; explain the rule or learned component.</w:t>
-      </w:r>
-    </w:p>
-    <w:p>
-      <w:r>
-        <w:t>For your Responsible Plant Classifier, save the input, procedure, observed result and limitation of this check. Label this worked example as practice; use a different, previously unreviewed case when checking independent understanding.</w:t>
+      <w:pPr>
+        <w:spacing w:line="336" w:lineRule="auto" w:after="180"/>
+      </w:pPr>
+      <w:r>
+        <w:rPr>
+          <w:b w:val="0"/>
+        </w:rPr>
+        <w:t xml:space="preserve">Current milestone: Make a transparent first version. Keep a trace of how one </w:t>
+      </w:r>
+      <w:r>
+        <w:rPr>
+          <w:b/>
+        </w:rPr>
+        <w:t>input</w:t>
+      </w:r>
+      <w:r>
+        <w:rPr>
+          <w:b w:val="0"/>
+        </w:rPr>
+        <w:t xml:space="preserve"> becomes an </w:t>
+      </w:r>
+      <w:r>
+        <w:rPr>
+          <w:b/>
+        </w:rPr>
+        <w:t>output</w:t>
+      </w:r>
+      <w:r>
+        <w:rPr>
+          <w:b w:val="0"/>
+        </w:rPr>
+        <w:t>; explain the rule or learned component.</w:t>
+      </w:r>
+    </w:p>
+    <w:p>
+      <w:pPr>
+        <w:spacing w:line="336" w:lineRule="auto" w:after="180"/>
+      </w:pPr>
+      <w:r>
+        <w:rPr>
+          <w:b w:val="0"/>
+        </w:rPr>
+        <w:t xml:space="preserve">For your Responsible Plant Classifier, save the </w:t>
+      </w:r>
+      <w:r>
+        <w:rPr>
+          <w:b/>
+        </w:rPr>
+        <w:t>input</w:t>
+      </w:r>
+      <w:r>
+        <w:rPr>
+          <w:b w:val="0"/>
+        </w:rPr>
+        <w:t xml:space="preserve">, procedure, observed result and </w:t>
+      </w:r>
+      <w:r>
+        <w:rPr>
+          <w:b/>
+        </w:rPr>
+        <w:t>limitation</w:t>
+      </w:r>
+      <w:r>
+        <w:rPr>
+          <w:b w:val="0"/>
+        </w:rPr>
+        <w:t xml:space="preserve"> of this check.</w:t>
+      </w:r>
+    </w:p>
+    <w:p>
+      <w:pPr>
+        <w:spacing w:line="336" w:lineRule="auto" w:after="180"/>
+      </w:pPr>
+      <w:r>
+        <w:rPr>
+          <w:b w:val="0"/>
+        </w:rPr>
+        <w:t>Label this worked example as practice; use a different, previously unreviewed case when checking independent understanding.</w:t>
       </w:r>
     </w:p>
     <w:tbl>
@@ -1474,12 +2075,41 @@
     </w:p>
     <w:p>
       <w:r>
+        <w:t>Try the supported questions before comparing with hints and feedback. Record what you repaired and the evidence you retained.</w:t>
+      </w:r>
+    </w:p>
+    <w:p>
+      <w:pPr>
+        <w:spacing w:line="336" w:lineRule="auto" w:after="180"/>
+      </w:pPr>
+      <w:r>
+        <w:rPr>
+          <w:b w:val="0"/>
+        </w:rPr>
         <w:t>Use this supported practice once, in the browser or on paper. Keep the reserved independent assessment for a separate first attempt before teacher feedback.</w:t>
       </w:r>
     </w:p>
     <w:p>
-      <w:r>
-        <w:t>Build a dataset card that reveals what the photo count hides.</w:t>
+      <w:pPr>
+        <w:spacing w:line="336" w:lineRule="auto" w:after="180"/>
+      </w:pPr>
+      <w:r>
+        <w:rPr>
+          <w:b w:val="0"/>
+        </w:rPr>
+        <w:t xml:space="preserve">Build a </w:t>
+      </w:r>
+      <w:r>
+        <w:rPr>
+          <w:b/>
+        </w:rPr>
+        <w:t>dataset card</w:t>
+      </w:r>
+      <w:r>
+        <w:rPr>
+          <w:b w:val="0"/>
+        </w:rPr>
+        <w:t xml:space="preserve"> that reveals what the photo count hides.</w:t>
       </w:r>
     </w:p>
     <w:p>
@@ -1491,22 +2121,49 @@
       </w:r>
     </w:p>
     <w:p>
-      <w:r>
+      <w:pPr>
+        <w:spacing w:line="336" w:lineRule="auto" w:after="180"/>
+      </w:pPr>
+      <w:r>
+        <w:rPr>
+          <w:b w:val="0"/>
+        </w:rPr>
         <w:t>Which labelled step matches this detail? Split by plant; state that outdoor use and disease diagnosis have not been evaluated.</w:t>
       </w:r>
     </w:p>
     <w:p>
-      <w:r>
+      <w:pPr>
+        <w:spacing w:line="336" w:lineRule="auto" w:after="180"/>
+        <w:shd w:fill="F4F9FC"/>
+      </w:pPr>
+      <w:r>
+        <w:rPr>
+          <w:b w:val="0"/>
+        </w:rPr>
         <w:t>1. Record limits</w:t>
       </w:r>
     </w:p>
     <w:p>
-      <w:r>
+      <w:pPr>
+        <w:spacing w:line="336" w:lineRule="auto" w:after="180"/>
+        <w:shd w:fill="F4F9FC"/>
+      </w:pPr>
+      <w:r>
+        <w:rPr>
+          <w:b w:val="0"/>
+        </w:rPr>
         <w:t>2. Describe units</w:t>
       </w:r>
     </w:p>
     <w:p>
-      <w:r>
+      <w:pPr>
+        <w:spacing w:line="336" w:lineRule="auto" w:after="180"/>
+        <w:shd w:fill="F4F9FC"/>
+      </w:pPr>
+      <w:r>
+        <w:rPr>
+          <w:b w:val="0"/>
+        </w:rPr>
         <w:t>3. Describe source</w:t>
       </w:r>
     </w:p>
@@ -1544,41 +2201,167 @@
       </w:r>
     </w:p>
     <w:p>
-      <w:r>
+      <w:pPr>
+        <w:pStyle w:val="Heading3"/>
+      </w:pPr>
+      <w:r>
+        <w:t>Hint · try first</w:t>
+      </w:r>
+    </w:p>
+    <w:p>
+      <w:pPr>
+        <w:spacing w:line="336" w:lineRule="auto" w:after="180"/>
+        <w:shd w:fill="F1F6F8"/>
+      </w:pPr>
+      <w:r>
+        <w:rPr>
+          <w:b w:val="0"/>
+        </w:rPr>
         <w:t>Hint if needed: Read the steps in the pictorial case. Match the supplied detail to the stage that performs or records it.</w:t>
       </w:r>
     </w:p>
     <w:p>
-      <w:r>
-        <w:t>After your attempt, compare with the supported explanation: Record limits Split by plant; state that outdoor use and disease diagnosis have not been evaluated. Read the picture in order. Split by plant; state that outdoor use and disease diagnosis have not been evaluated. The arrows show which recorded input or intermediate result each decision uses. Explain the deciding step aloud before checking the changed case; pointing to the final answer alone does not show how it follows.</w:t>
-      </w:r>
-    </w:p>
-    <w:p>
       <w:pPr>
         <w:pStyle w:val="Heading3"/>
       </w:pPr>
       <w:r>
+        <w:t>Feedback · compare after trying</w:t>
+      </w:r>
+    </w:p>
+    <w:p>
+      <w:pPr>
+        <w:spacing w:line="336" w:lineRule="auto" w:after="180"/>
+        <w:shd w:fill="F1F6FC"/>
+      </w:pPr>
+      <w:r>
+        <w:rPr>
+          <w:b w:val="0"/>
+        </w:rPr>
+        <w:t>After your attempt, compare with the supported explanation: Record limits Split by plant; state that outdoor use and disease diagnosis have not been evaluated. Read the picture in order.</w:t>
+      </w:r>
+    </w:p>
+    <w:p>
+      <w:pPr>
+        <w:spacing w:line="336" w:lineRule="auto" w:after="180"/>
+        <w:shd w:fill="F1F6FC"/>
+      </w:pPr>
+      <w:r>
+        <w:rPr>
+          <w:b w:val="0"/>
+        </w:rPr>
+        <w:t xml:space="preserve">Split by plant; state that outdoor use and disease diagnosis have not been evaluated. The arrows show which recorded </w:t>
+      </w:r>
+      <w:r>
+        <w:rPr>
+          <w:b/>
+        </w:rPr>
+        <w:t>input</w:t>
+      </w:r>
+      <w:r>
+        <w:rPr>
+          <w:b w:val="0"/>
+        </w:rPr>
+        <w:t xml:space="preserve"> or intermediate result each decision uses.</w:t>
+      </w:r>
+    </w:p>
+    <w:p>
+      <w:pPr>
+        <w:spacing w:line="336" w:lineRule="auto" w:after="180"/>
+        <w:shd w:fill="F1F6FC"/>
+      </w:pPr>
+      <w:r>
+        <w:rPr>
+          <w:b w:val="0"/>
+        </w:rPr>
+        <w:t>Explain the deciding step aloud before checking the changed case; pointing to the final answer alone does not show how it follows.</w:t>
+      </w:r>
+    </w:p>
+    <w:p>
+      <w:pPr>
+        <w:pStyle w:val="Heading3"/>
+      </w:pPr>
+      <w:r>
         <w:t>Practice 2: explain the deciding evidence</w:t>
       </w:r>
     </w:p>
     <w:p>
-      <w:r>
+      <w:pPr>
+        <w:pStyle w:val="Heading3"/>
+      </w:pPr>
+      <w:r>
+        <w:t>Changed case · predict first</w:t>
+      </w:r>
+    </w:p>
+    <w:p>
+      <w:pPr>
+        <w:spacing w:line="336" w:lineRule="auto" w:after="180"/>
+        <w:shd w:fill="F5F1FB"/>
+      </w:pPr>
+      <w:r>
+        <w:rPr>
+          <w:b w:val="0"/>
+        </w:rPr>
         <w:t>Changed-case practice: The dataset adds 6 outdoor photos of the same plants. Which conclusion is supported by the supplied facts?</w:t>
       </w:r>
     </w:p>
     <w:p>
-      <w:r>
-        <w:t>1. We can decide the result without examining the changed input or the procedure.</w:t>
-      </w:r>
-    </w:p>
-    <w:p>
-      <w:r>
+      <w:pPr>
+        <w:spacing w:line="336" w:lineRule="auto" w:after="180"/>
+        <w:shd w:fill="F4F9FC"/>
+      </w:pPr>
+      <w:r>
+        <w:rPr>
+          <w:b w:val="0"/>
+        </w:rPr>
+        <w:t xml:space="preserve">1. We can decide the result without examining the changed </w:t>
+      </w:r>
+      <w:r>
+        <w:rPr>
+          <w:b/>
+        </w:rPr>
+        <w:t>input</w:t>
+      </w:r>
+      <w:r>
+        <w:rPr>
+          <w:b w:val="0"/>
+        </w:rPr>
+        <w:t xml:space="preserve"> or the procedure.</w:t>
+      </w:r>
+    </w:p>
+    <w:p>
+      <w:pPr>
+        <w:spacing w:line="336" w:lineRule="auto" w:after="180"/>
+        <w:shd w:fill="F4F9FC"/>
+      </w:pPr>
+      <w:r>
+        <w:rPr>
+          <w:b w:val="0"/>
+        </w:rPr>
         <w:t>2. Photo count becomes 24, plant count remains 6; lighting coverage changes.</w:t>
       </w:r>
     </w:p>
     <w:p>
-      <w:r>
-        <w:t>3. This one example guarantees correct results for every future input.</w:t>
+      <w:pPr>
+        <w:spacing w:line="336" w:lineRule="auto" w:after="180"/>
+        <w:shd w:fill="F4F9FC"/>
+      </w:pPr>
+      <w:r>
+        <w:rPr>
+          <w:b w:val="0"/>
+        </w:rPr>
+        <w:t xml:space="preserve">3. This one example guarantees correct results for every future </w:t>
+      </w:r>
+      <w:r>
+        <w:rPr>
+          <w:b/>
+        </w:rPr>
+        <w:t>input</w:t>
+      </w:r>
+      <w:r>
+        <w:rPr>
+          <w:b w:val="0"/>
+        </w:rPr>
+        <w:t>.</w:t>
       </w:r>
     </w:p>
     <w:p>
@@ -1615,12 +2398,42 @@
       </w:r>
     </w:p>
     <w:p>
-      <w:r>
+      <w:pPr>
+        <w:pStyle w:val="Heading3"/>
+      </w:pPr>
+      <w:r>
+        <w:t>Hint · try first</w:t>
+      </w:r>
+    </w:p>
+    <w:p>
+      <w:pPr>
+        <w:spacing w:line="336" w:lineRule="auto" w:after="180"/>
+        <w:shd w:fill="F1F6F8"/>
+      </w:pPr>
+      <w:r>
+        <w:rPr>
+          <w:b w:val="0"/>
+        </w:rPr>
         <w:t>Hint if needed: Use the changed condition and the deciding step in the pictorial trace. The answer must say what follows from those facts.</w:t>
       </w:r>
     </w:p>
     <w:p>
-      <w:r>
+      <w:pPr>
+        <w:pStyle w:val="Heading3"/>
+      </w:pPr>
+      <w:r>
+        <w:t>Feedback · compare after trying</w:t>
+      </w:r>
+    </w:p>
+    <w:p>
+      <w:pPr>
+        <w:spacing w:line="336" w:lineRule="auto" w:after="180"/>
+        <w:shd w:fill="F1F6FC"/>
+      </w:pPr>
+      <w:r>
+        <w:rPr>
+          <w:b w:val="0"/>
+        </w:rPr>
         <w:t>After your attempt, compare with the supported explanation: Photo count becomes 24, plant count remains 6; lighting coverage changes. Additional views broaden conditions without creating new independent plant identities.</w:t>
       </w:r>
     </w:p>
@@ -1633,18 +2446,129 @@
       </w:r>
     </w:p>
     <w:p>
-      <w:r>
-        <w:t>Review Leakage (ai-4/8). Goal: Choose a split unit that matches the intended prediction claim. Short practice: How many independently new plant identities are in the original test? Point to the relevant step in the picture, then write the changed result and the rule or evidence that supports it.. Return to this week and explain what you changed.</w:t>
-      </w:r>
-    </w:p>
-    <w:p>
-      <w:r>
-        <w:t>Review Label Quality (ai-4/6). Goal: Write an observable label rule with boundaries and a review option. Short practice: Why should two annotators not vote away Z’s missing evidence? Point to the relevant step in the picture, then write the changed result and the rule or evidence that supports it.. Return to this week and explain what you changed.</w:t>
-      </w:r>
-    </w:p>
-    <w:p>
-      <w:r>
-        <w:t>Review Classification or Regression? (ai-4/3). Goal: Identify a task from the meaning of its target. Short practice: Did regression MAE improve when the boundary changed? Point to the relevant step in the picture, then write the changed result and the rule or evidence that supports it.. Return to this week and explain what you changed.</w:t>
+      <w:pPr>
+        <w:spacing w:line="336" w:lineRule="auto" w:after="180"/>
+      </w:pPr>
+      <w:r>
+        <w:rPr>
+          <w:b w:val="0"/>
+        </w:rPr>
+        <w:t xml:space="preserve">Review Leakage (ai-4/8). Goal: Choose a split unit that matches the intended </w:t>
+      </w:r>
+      <w:r>
+        <w:rPr>
+          <w:b/>
+        </w:rPr>
+        <w:t>prediction</w:t>
+      </w:r>
+      <w:r>
+        <w:rPr>
+          <w:b w:val="0"/>
+        </w:rPr>
+        <w:t xml:space="preserve"> claim. Short practice: How many independently new plant identities are in the original test?</w:t>
+      </w:r>
+    </w:p>
+    <w:p>
+      <w:pPr>
+        <w:spacing w:line="336" w:lineRule="auto" w:after="180"/>
+      </w:pPr>
+      <w:r>
+        <w:rPr>
+          <w:b w:val="0"/>
+        </w:rPr>
+        <w:t xml:space="preserve">Point to the relevant step in the picture, then write the changed result and the rule or </w:t>
+      </w:r>
+      <w:r>
+        <w:rPr>
+          <w:b/>
+        </w:rPr>
+        <w:t>evidence</w:t>
+      </w:r>
+      <w:r>
+        <w:rPr>
+          <w:b w:val="0"/>
+        </w:rPr>
+        <w:t xml:space="preserve"> that supports it.. Return to this week and explain what you changed.</w:t>
+      </w:r>
+    </w:p>
+    <w:p>
+      <w:pPr>
+        <w:spacing w:line="336" w:lineRule="auto" w:after="180"/>
+      </w:pPr>
+      <w:r>
+        <w:rPr>
+          <w:b w:val="0"/>
+        </w:rPr>
+        <w:t xml:space="preserve">Review Label Quality (ai-4/6). Goal: Write an observable label rule with boundaries and a review option. Short practice: Why should two annotators not vote away Z’s missing </w:t>
+      </w:r>
+      <w:r>
+        <w:rPr>
+          <w:b/>
+        </w:rPr>
+        <w:t>evidence</w:t>
+      </w:r>
+      <w:r>
+        <w:rPr>
+          <w:b w:val="0"/>
+        </w:rPr>
+        <w:t>?</w:t>
+      </w:r>
+    </w:p>
+    <w:p>
+      <w:pPr>
+        <w:spacing w:line="336" w:lineRule="auto" w:after="180"/>
+      </w:pPr>
+      <w:r>
+        <w:rPr>
+          <w:b w:val="0"/>
+        </w:rPr>
+        <w:t xml:space="preserve">Point to the relevant step in the picture, then write the changed result and the rule or </w:t>
+      </w:r>
+      <w:r>
+        <w:rPr>
+          <w:b/>
+        </w:rPr>
+        <w:t>evidence</w:t>
+      </w:r>
+      <w:r>
+        <w:rPr>
+          <w:b w:val="0"/>
+        </w:rPr>
+        <w:t xml:space="preserve"> that supports it.. Return to this week and explain what you changed.</w:t>
+      </w:r>
+    </w:p>
+    <w:p>
+      <w:pPr>
+        <w:spacing w:line="336" w:lineRule="auto" w:after="180"/>
+      </w:pPr>
+      <w:r>
+        <w:rPr>
+          <w:b w:val="0"/>
+        </w:rPr>
+        <w:t>Review Classification or Regression? (ai-4/3). Goal: Identify a task from the meaning of its target. Short practice: Did regression MAE improve when the boundary changed?</w:t>
+      </w:r>
+    </w:p>
+    <w:p>
+      <w:pPr>
+        <w:spacing w:line="336" w:lineRule="auto" w:after="180"/>
+      </w:pPr>
+      <w:r>
+        <w:rPr>
+          <w:b w:val="0"/>
+        </w:rPr>
+        <w:t xml:space="preserve">Point to the relevant step in the picture, then write the changed result and the rule or </w:t>
+      </w:r>
+      <w:r>
+        <w:rPr>
+          <w:b/>
+        </w:rPr>
+        <w:t>evidence</w:t>
+      </w:r>
+      <w:r>
+        <w:rPr>
+          <w:b w:val="0"/>
+        </w:rPr>
+        <w:t xml:space="preserve"> that supports it.. Return to this week and explain what you changed.</w:t>
       </w:r>
     </w:p>
     <w:p>
@@ -1656,8 +2580,61 @@
       </w:r>
     </w:p>
     <w:p>
-      <w:r>
-        <w:t>The browser lab lets you edit the supported Python examples already included in this lesson. Predict first, run, inspect the actual output or error, change one input, then run again. Keep code, predictions, actual results and a reasoned revision together. On paper, label your result as a trace rather than an execution.</w:t>
+      <w:pPr>
+        <w:spacing w:line="336" w:lineRule="auto" w:after="180"/>
+      </w:pPr>
+      <w:r>
+        <w:rPr>
+          <w:b w:val="0"/>
+        </w:rPr>
+        <w:t xml:space="preserve">The browser lab lets you edit the supported Python examples already included in this lesson. Predict first, run, inspect the actual </w:t>
+      </w:r>
+      <w:r>
+        <w:rPr>
+          <w:b/>
+        </w:rPr>
+        <w:t>output</w:t>
+      </w:r>
+      <w:r>
+        <w:rPr>
+          <w:b w:val="0"/>
+        </w:rPr>
+        <w:t xml:space="preserve"> or error, change one </w:t>
+      </w:r>
+      <w:r>
+        <w:rPr>
+          <w:b/>
+        </w:rPr>
+        <w:t>input</w:t>
+      </w:r>
+      <w:r>
+        <w:rPr>
+          <w:b w:val="0"/>
+        </w:rPr>
+        <w:t>, then run again.</w:t>
+      </w:r>
+    </w:p>
+    <w:p>
+      <w:pPr>
+        <w:spacing w:line="336" w:lineRule="auto" w:after="180"/>
+      </w:pPr>
+      <w:r>
+        <w:rPr>
+          <w:b w:val="0"/>
+        </w:rPr>
+        <w:t xml:space="preserve">Keep code, </w:t>
+      </w:r>
+      <w:r>
+        <w:rPr>
+          <w:b/>
+        </w:rPr>
+        <w:t>prediction</w:t>
+      </w:r>
+      <w:r>
+        <w:rPr>
+          <w:b w:val="0"/>
+        </w:rPr>
+        <w:t>s, actual results and a reasoned revision together. On paper, label your result as a trace rather than an execution.</w:t>
       </w:r>
     </w:p>
     <w:p>
@@ -1669,8 +2646,37 @@
       </w:r>
     </w:p>
     <w:p>
-      <w:r>
-        <w:t>Use Download completed work in the hosted lesson to export your answers, reflections, practice feedback and code-run evidence. Open the HTML copy to read or print it. Drafts stay in this browser when storage is available; clear drafts on a shared device.</w:t>
+      <w:pPr>
+        <w:spacing w:line="336" w:lineRule="auto" w:after="180"/>
+      </w:pPr>
+      <w:r>
+        <w:rPr>
+          <w:b w:val="0"/>
+        </w:rPr>
+        <w:t xml:space="preserve">Use Download completed work in the hosted lesson to export your answers, reflections, practice feedback and code-run </w:t>
+      </w:r>
+      <w:r>
+        <w:rPr>
+          <w:b/>
+        </w:rPr>
+        <w:t>evidence</w:t>
+      </w:r>
+      <w:r>
+        <w:rPr>
+          <w:b w:val="0"/>
+        </w:rPr>
+        <w:t>. Open the HTML copy to read or print it.</w:t>
+      </w:r>
+    </w:p>
+    <w:p>
+      <w:pPr>
+        <w:spacing w:line="336" w:lineRule="auto" w:after="180"/>
+      </w:pPr>
+      <w:r>
+        <w:rPr>
+          <w:b w:val="0"/>
+        </w:rPr>
+        <w:t>Drafts stay in this browser when storage is available; clear drafts on a shared device.</w:t>
       </w:r>
     </w:p>
     <w:p>
@@ -1684,6 +2690,810 @@
     <w:p>
       <w:r>
         <w:t>________________________________________________________________</w:t>
+      </w:r>
+    </w:p>
+    <w:p>
+      <w:r>
+        <w:t>________________________________________________________________</w:t>
+      </w:r>
+    </w:p>
+    <w:p>
+      <w:r>
+        <w:t>________________________________________________________________</w:t>
+      </w:r>
+    </w:p>
+    <w:p>
+      <w:r>
+        <w:t>________________________________________________________________</w:t>
+      </w:r>
+    </w:p>
+    <w:p>
+      <w:r>
+        <w:t>________________________________________________________________</w:t>
+      </w:r>
+    </w:p>
+    <w:p>
+      <w:pPr>
+        <w:pStyle w:val="Heading1"/>
+      </w:pPr>
+      <w:r>
+        <w:t>21. Visual concept journey</w:t>
+      </w:r>
+    </w:p>
+    <w:p>
+      <w:r>
+        <w:t>Explain each Dataset Cards picture from its labels, then record a relevant limit.</w:t>
+      </w:r>
+    </w:p>
+    <w:p>
+      <w:pPr>
+        <w:pStyle w:val="Heading3"/>
+      </w:pPr>
+      <w:r>
+        <w:t>01. Dataset Cards: the case</w:t>
+      </w:r>
+    </w:p>
+    <w:p>
+      <w:r>
+        <w:drawing>
+          <wp:inline xmlns:a="http://schemas.openxmlformats.org/drawingml/2006/main" xmlns:pic="http://schemas.openxmlformats.org/drawingml/2006/picture">
+            <wp:extent cx="5486400" cy="3142488"/>
+            <wp:docPr id="2" name="Picture 2" descr="Build a dataset card that reveals what the photo count hides. Supplied facts: Teacher-created dataset: 18 photos of 6 fictional plants, 3 views each, one tablet, indoor fluorescent light. Label rule is visible spot/no visible spot/review. All inputs and outcomes in this worked example are invented classroom data; no real model run is claimed."/>
+            <wp:cNvGraphicFramePr>
+              <a:graphicFrameLocks noChangeAspect="1"/>
+            </wp:cNvGraphicFramePr>
+            <a:graphic>
+              <a:graphicData uri="http://schemas.openxmlformats.org/drawingml/2006/picture">
+                <pic:pic>
+                  <pic:nvPicPr>
+                    <pic:cNvPr id="0" name="academy-story-ai-4-9-01.png"/>
+                    <pic:cNvPicPr/>
+                  </pic:nvPicPr>
+                  <pic:blipFill>
+                    <a:blip r:embed="rId10"/>
+                    <a:stretch>
+                      <a:fillRect/>
+                    </a:stretch>
+                  </pic:blipFill>
+                  <pic:spPr>
+                    <a:xfrm>
+                      <a:off x="0" y="0"/>
+                      <a:ext cx="5486400" cy="3142488"/>
+                    </a:xfrm>
+                    <a:prstGeom prst="rect"/>
+                  </pic:spPr>
+                </pic:pic>
+              </a:graphicData>
+            </a:graphic>
+          </wp:inline>
+        </w:drawing>
+      </w:r>
+    </w:p>
+    <w:p>
+      <w:pPr>
+        <w:spacing w:line="336" w:lineRule="auto" w:after="180"/>
+      </w:pPr>
+      <w:r>
+        <w:rPr>
+          <w:b w:val="0"/>
+        </w:rPr>
+        <w:t xml:space="preserve">Build a </w:t>
+      </w:r>
+      <w:r>
+        <w:rPr>
+          <w:b/>
+        </w:rPr>
+        <w:t>dataset card</w:t>
+      </w:r>
+      <w:r>
+        <w:rPr>
+          <w:b w:val="0"/>
+        </w:rPr>
+        <w:t xml:space="preserve"> that reveals what the photo count hides. Supplied facts: Teacher-created dataset: 18 photos of 6 fictional plants, 3 views each, one tablet, indoor fluorescent light.</w:t>
+      </w:r>
+    </w:p>
+    <w:p>
+      <w:pPr>
+        <w:spacing w:line="336" w:lineRule="auto" w:after="180"/>
+      </w:pPr>
+      <w:r>
+        <w:rPr>
+          <w:b w:val="0"/>
+        </w:rPr>
+        <w:t xml:space="preserve">Label rule is visible spot/no visible spot/review. All </w:t>
+      </w:r>
+      <w:r>
+        <w:rPr>
+          <w:b/>
+        </w:rPr>
+        <w:t>input</w:t>
+      </w:r>
+      <w:r>
+        <w:rPr>
+          <w:b w:val="0"/>
+        </w:rPr>
+        <w:t>s and outcomes in this worked example are invented classroom data; no real model run is claimed.</w:t>
+      </w:r>
+    </w:p>
+    <w:p>
+      <w:pPr>
+        <w:spacing w:line="336" w:lineRule="auto" w:after="180"/>
+        <w:shd w:fill="F5F1FB"/>
+      </w:pPr>
+      <w:r>
+        <w:rPr>
+          <w:b w:val="0"/>
+        </w:rPr>
+        <w:t>Point to the given fact that matters most. Explain why it matters.</w:t>
+      </w:r>
+    </w:p>
+    <w:p>
+      <w:pPr>
+        <w:pStyle w:val="Heading3"/>
+      </w:pPr>
+      <w:r>
+        <w:t>My picture explanation, deciding evidence and one limit</w:t>
+      </w:r>
+    </w:p>
+    <w:p>
+      <w:r>
+        <w:t>________________________________________________________________</w:t>
+      </w:r>
+    </w:p>
+    <w:p>
+      <w:r>
+        <w:t>________________________________________________________________</w:t>
+      </w:r>
+    </w:p>
+    <w:p>
+      <w:r>
+        <w:t>________________________________________________________________</w:t>
+      </w:r>
+    </w:p>
+    <w:p>
+      <w:r>
+        <w:t>________________________________________________________________</w:t>
+      </w:r>
+    </w:p>
+    <w:p>
+      <w:pPr>
+        <w:pStyle w:val="Heading3"/>
+      </w:pPr>
+      <w:r>
+        <w:t>02. Follow the deciding steps</w:t>
+      </w:r>
+    </w:p>
+    <w:p>
+      <w:r>
+        <w:drawing>
+          <wp:inline xmlns:a="http://schemas.openxmlformats.org/drawingml/2006/main" xmlns:pic="http://schemas.openxmlformats.org/drawingml/2006/picture">
+            <wp:extent cx="5486400" cy="3493008"/>
+            <wp:docPr id="3" name="Picture 3" descr="Describe source: Record teacher-created fictional source, one tablet and indoor fluorescent lighting. → Describe units: 18 photo rows come from only 6 plant identities. → Record limits: Split by plant; state that outdoor use and disease diagnosis have not been evaluated."/>
+            <wp:cNvGraphicFramePr>
+              <a:graphicFrameLocks noChangeAspect="1"/>
+            </wp:cNvGraphicFramePr>
+            <a:graphic>
+              <a:graphicData uri="http://schemas.openxmlformats.org/drawingml/2006/picture">
+                <pic:pic>
+                  <pic:nvPicPr>
+                    <pic:cNvPr id="0" name="academy-story-ai-4-9-02.png"/>
+                    <pic:cNvPicPr/>
+                  </pic:nvPicPr>
+                  <pic:blipFill>
+                    <a:blip r:embed="rId11"/>
+                    <a:stretch>
+                      <a:fillRect/>
+                    </a:stretch>
+                  </pic:blipFill>
+                  <pic:spPr>
+                    <a:xfrm>
+                      <a:off x="0" y="0"/>
+                      <a:ext cx="5486400" cy="3493008"/>
+                    </a:xfrm>
+                    <a:prstGeom prst="rect"/>
+                  </pic:spPr>
+                </pic:pic>
+              </a:graphicData>
+            </a:graphic>
+          </wp:inline>
+        </w:drawing>
+      </w:r>
+    </w:p>
+    <w:p>
+      <w:pPr>
+        <w:spacing w:line="336" w:lineRule="auto" w:after="180"/>
+      </w:pPr>
+      <w:r>
+        <w:rPr>
+          <w:b w:val="0"/>
+        </w:rPr>
+        <w:t>Describe source: Record teacher-created fictional source, one tablet and indoor fluorescent lighting. → Describe units: 18 photo rows come from only 6 plant identities. → Record limits: Split by plant; state that outdoor use and disease diagnosis have not been evaluated.</w:t>
+      </w:r>
+    </w:p>
+    <w:p>
+      <w:pPr>
+        <w:spacing w:line="336" w:lineRule="auto" w:after="180"/>
+        <w:shd w:fill="F5F1FB"/>
+      </w:pPr>
+      <w:r>
+        <w:rPr>
+          <w:b w:val="0"/>
+        </w:rPr>
+        <w:t xml:space="preserve">Point to each numbered stage and explain which recorded </w:t>
+      </w:r>
+      <w:r>
+        <w:rPr>
+          <w:b/>
+        </w:rPr>
+        <w:t>input</w:t>
+      </w:r>
+      <w:r>
+        <w:rPr>
+          <w:b w:val="0"/>
+        </w:rPr>
+        <w:t xml:space="preserve"> it uses.</w:t>
+      </w:r>
+    </w:p>
+    <w:p>
+      <w:pPr>
+        <w:pStyle w:val="Heading3"/>
+      </w:pPr>
+      <w:r>
+        <w:t>My picture explanation, deciding evidence and one limit</w:t>
+      </w:r>
+    </w:p>
+    <w:p>
+      <w:r>
+        <w:t>________________________________________________________________</w:t>
+      </w:r>
+    </w:p>
+    <w:p>
+      <w:r>
+        <w:t>________________________________________________________________</w:t>
+      </w:r>
+    </w:p>
+    <w:p>
+      <w:r>
+        <w:t>________________________________________________________________</w:t>
+      </w:r>
+    </w:p>
+    <w:p>
+      <w:r>
+        <w:t>________________________________________________________________</w:t>
+      </w:r>
+    </w:p>
+    <w:p>
+      <w:pPr>
+        <w:pStyle w:val="Heading3"/>
+      </w:pPr>
+      <w:r>
+        <w:t>03. Turn an observation into a documented action</w:t>
+      </w:r>
+    </w:p>
+    <w:p>
+      <w:r>
+        <w:drawing>
+          <wp:inline xmlns:a="http://schemas.openxmlformats.org/drawingml/2006/main" xmlns:pic="http://schemas.openxmlformats.org/drawingml/2006/picture">
+            <wp:extent cx="5486400" cy="2834640"/>
+            <wp:docPr id="4" name="Picture 4" descr="Turn an observation into a documented action. B appears twice | Identity needs review | Check export history. Two None values | 2 of 5 rows lack duration | Keep unknown explicit. C has minus 2 | Invalid elapsed duration | Check source and units"/>
+            <wp:cNvGraphicFramePr>
+              <a:graphicFrameLocks noChangeAspect="1"/>
+            </wp:cNvGraphicFramePr>
+            <a:graphic>
+              <a:graphicData uri="http://schemas.openxmlformats.org/drawingml/2006/picture">
+                <pic:pic>
+                  <pic:nvPicPr>
+                    <pic:cNvPr id="0" name="academy-story-ai-4-9-03.png"/>
+                    <pic:cNvPicPr/>
+                  </pic:nvPicPr>
+                  <pic:blipFill>
+                    <a:blip r:embed="rId12"/>
+                    <a:stretch>
+                      <a:fillRect/>
+                    </a:stretch>
+                  </pic:blipFill>
+                  <pic:spPr>
+                    <a:xfrm>
+                      <a:off x="0" y="0"/>
+                      <a:ext cx="5486400" cy="2834640"/>
+                    </a:xfrm>
+                    <a:prstGeom prst="rect"/>
+                  </pic:spPr>
+                </pic:pic>
+              </a:graphicData>
+            </a:graphic>
+          </wp:inline>
+        </w:drawing>
+      </w:r>
+    </w:p>
+    <w:p>
+      <w:pPr>
+        <w:spacing w:line="336" w:lineRule="auto" w:after="180"/>
+      </w:pPr>
+      <w:r>
+        <w:rPr>
+          <w:b w:val="0"/>
+        </w:rPr>
+        <w:t xml:space="preserve">Turn an </w:t>
+      </w:r>
+      <w:r>
+        <w:rPr>
+          <w:b/>
+        </w:rPr>
+        <w:t>observation</w:t>
+      </w:r>
+      <w:r>
+        <w:rPr>
+          <w:b w:val="0"/>
+        </w:rPr>
+        <w:t xml:space="preserve"> into a documented action. B appears twice | Identity needs review | Check export history. Two None values | 2 of 5 rows lack duration | Keep unknown explicit.</w:t>
+      </w:r>
+    </w:p>
+    <w:p>
+      <w:pPr>
+        <w:spacing w:line="336" w:lineRule="auto" w:after="180"/>
+      </w:pPr>
+      <w:r>
+        <w:rPr>
+          <w:b w:val="0"/>
+        </w:rPr>
+        <w:t>C has minus 2 | Invalid elapsed duration | Check source and units</w:t>
+      </w:r>
+    </w:p>
+    <w:p>
+      <w:pPr>
+        <w:spacing w:line="336" w:lineRule="auto" w:after="180"/>
+        <w:shd w:fill="F5F1FB"/>
+      </w:pPr>
+      <w:r>
+        <w:rPr>
+          <w:b w:val="0"/>
+        </w:rPr>
+        <w:t>Read the labels and values. Explain the relationship the model shows.</w:t>
+      </w:r>
+    </w:p>
+    <w:p>
+      <w:pPr>
+        <w:pStyle w:val="Heading3"/>
+      </w:pPr>
+      <w:r>
+        <w:t>My picture explanation, deciding evidence and one limit</w:t>
+      </w:r>
+    </w:p>
+    <w:p>
+      <w:r>
+        <w:t>________________________________________________________________</w:t>
+      </w:r>
+    </w:p>
+    <w:p>
+      <w:r>
+        <w:t>________________________________________________________________</w:t>
+      </w:r>
+    </w:p>
+    <w:p>
+      <w:r>
+        <w:t>________________________________________________________________</w:t>
+      </w:r>
+    </w:p>
+    <w:p>
+      <w:r>
+        <w:t>________________________________________________________________</w:t>
+      </w:r>
+    </w:p>
+    <w:p>
+      <w:pPr>
+        <w:pStyle w:val="Heading3"/>
+      </w:pPr>
+      <w:r>
+        <w:t>04. Change one thing. Trace what follows.</w:t>
+      </w:r>
+    </w:p>
+    <w:p>
+      <w:r>
+        <w:drawing>
+          <wp:inline xmlns:a="http://schemas.openxmlformats.org/drawingml/2006/main" xmlns:pic="http://schemas.openxmlformats.org/drawingml/2006/picture">
+            <wp:extent cx="5486400" cy="3026664"/>
+            <wp:docPr id="5" name="Picture 5" descr="Original case: Split by plant; state that outdoor use and disease diagnosis have not been evaluated. Changed condition: The dataset adds 6 outdoor photos of the same plants. Expected result: Photo count becomes 24, plant count remains 6; lighting coverage changes. Reason: Additional views broaden conditions without creating new independent plant identities."/>
+            <wp:cNvGraphicFramePr>
+              <a:graphicFrameLocks noChangeAspect="1"/>
+            </wp:cNvGraphicFramePr>
+            <a:graphic>
+              <a:graphicData uri="http://schemas.openxmlformats.org/drawingml/2006/picture">
+                <pic:pic>
+                  <pic:nvPicPr>
+                    <pic:cNvPr id="0" name="academy-story-ai-4-9-04.png"/>
+                    <pic:cNvPicPr/>
+                  </pic:nvPicPr>
+                  <pic:blipFill>
+                    <a:blip r:embed="rId13"/>
+                    <a:stretch>
+                      <a:fillRect/>
+                    </a:stretch>
+                  </pic:blipFill>
+                  <pic:spPr>
+                    <a:xfrm>
+                      <a:off x="0" y="0"/>
+                      <a:ext cx="5486400" cy="3026664"/>
+                    </a:xfrm>
+                    <a:prstGeom prst="rect"/>
+                  </pic:spPr>
+                </pic:pic>
+              </a:graphicData>
+            </a:graphic>
+          </wp:inline>
+        </w:drawing>
+      </w:r>
+    </w:p>
+    <w:p>
+      <w:pPr>
+        <w:spacing w:line="336" w:lineRule="auto" w:after="180"/>
+      </w:pPr>
+      <w:r>
+        <w:rPr>
+          <w:b w:val="0"/>
+        </w:rPr>
+        <w:t>Original case: Split by plant; state that outdoor use and disease diagnosis have not been evaluated. Changed condition: The dataset adds 6 outdoor photos of the same plants.</w:t>
+      </w:r>
+    </w:p>
+    <w:p>
+      <w:pPr>
+        <w:spacing w:line="336" w:lineRule="auto" w:after="180"/>
+      </w:pPr>
+      <w:r>
+        <w:rPr>
+          <w:b w:val="0"/>
+        </w:rPr>
+        <w:t>Expected result: Photo count becomes 24, plant count remains 6; lighting coverage changes. Reason: Additional views broaden conditions without creating new independent plant identities.</w:t>
+      </w:r>
+    </w:p>
+    <w:p>
+      <w:pPr>
+        <w:spacing w:line="336" w:lineRule="auto" w:after="180"/>
+        <w:shd w:fill="F5F1FB"/>
+      </w:pPr>
+      <w:r>
+        <w:rPr>
+          <w:b w:val="0"/>
+        </w:rPr>
+        <w:t>Predict before checking the worked changed-case result. Name what changed and what the supplied facts allow you to conclude.</w:t>
+      </w:r>
+    </w:p>
+    <w:p>
+      <w:pPr>
+        <w:pStyle w:val="Heading3"/>
+      </w:pPr>
+      <w:r>
+        <w:t>My picture explanation, deciding evidence and one limit</w:t>
+      </w:r>
+    </w:p>
+    <w:p>
+      <w:r>
+        <w:t>________________________________________________________________</w:t>
+      </w:r>
+    </w:p>
+    <w:p>
+      <w:r>
+        <w:t>________________________________________________________________</w:t>
+      </w:r>
+    </w:p>
+    <w:p>
+      <w:r>
+        <w:t>________________________________________________________________</w:t>
+      </w:r>
+    </w:p>
+    <w:p>
+      <w:r>
+        <w:t>________________________________________________________________</w:t>
+      </w:r>
+    </w:p>
+    <w:p>
+      <w:pPr>
+        <w:pStyle w:val="Heading3"/>
+      </w:pPr>
+      <w:r>
+        <w:t>05. Connect the explanation to its limit</w:t>
+      </w:r>
+    </w:p>
+    <w:p>
+      <w:r>
+        <w:drawing>
+          <wp:inline xmlns:a="http://schemas.openxmlformats.org/drawingml/2006/main" xmlns:pic="http://schemas.openxmlformats.org/drawingml/2006/picture">
+            <wp:extent cx="5486400" cy="2834640"/>
+            <wp:docPr id="6" name="Picture 6" descr="Read the picture in order. Split by plant; state that outdoor use and disease diagnosis have not been evaluated. The arrows show which recorded input or intermediate result each decision uses. Explain the deciding step aloud before checking the changed case; pointing to the final answer alone does not show how it follows. Limit: A dataset card documents evidence and gaps; writing one does not fix biased sampling or inaccurate labels."/>
+            <wp:cNvGraphicFramePr>
+              <a:graphicFrameLocks noChangeAspect="1"/>
+            </wp:cNvGraphicFramePr>
+            <a:graphic>
+              <a:graphicData uri="http://schemas.openxmlformats.org/drawingml/2006/picture">
+                <pic:pic>
+                  <pic:nvPicPr>
+                    <pic:cNvPr id="0" name="academy-story-ai-4-9-05.png"/>
+                    <pic:cNvPicPr/>
+                  </pic:nvPicPr>
+                  <pic:blipFill>
+                    <a:blip r:embed="rId14"/>
+                    <a:stretch>
+                      <a:fillRect/>
+                    </a:stretch>
+                  </pic:blipFill>
+                  <pic:spPr>
+                    <a:xfrm>
+                      <a:off x="0" y="0"/>
+                      <a:ext cx="5486400" cy="2834640"/>
+                    </a:xfrm>
+                    <a:prstGeom prst="rect"/>
+                  </pic:spPr>
+                </pic:pic>
+              </a:graphicData>
+            </a:graphic>
+          </wp:inline>
+        </w:drawing>
+      </w:r>
+    </w:p>
+    <w:p>
+      <w:pPr>
+        <w:spacing w:line="336" w:lineRule="auto" w:after="180"/>
+      </w:pPr>
+      <w:r>
+        <w:rPr>
+          <w:b w:val="0"/>
+        </w:rPr>
+        <w:t xml:space="preserve">Read the picture in order. Split by plant; state that outdoor use and disease diagnosis have not been evaluated. The arrows show which recorded </w:t>
+      </w:r>
+      <w:r>
+        <w:rPr>
+          <w:b/>
+        </w:rPr>
+        <w:t>input</w:t>
+      </w:r>
+      <w:r>
+        <w:rPr>
+          <w:b w:val="0"/>
+        </w:rPr>
+        <w:t xml:space="preserve"> or intermediate result each decision uses.</w:t>
+      </w:r>
+    </w:p>
+    <w:p>
+      <w:pPr>
+        <w:spacing w:line="336" w:lineRule="auto" w:after="180"/>
+      </w:pPr>
+      <w:r>
+        <w:rPr>
+          <w:b w:val="0"/>
+        </w:rPr>
+        <w:t>Explain the deciding step aloud before checking the changed case; pointing to the final answer alone does not show how it follows.</w:t>
+      </w:r>
+    </w:p>
+    <w:p>
+      <w:pPr>
+        <w:spacing w:line="336" w:lineRule="auto" w:after="180"/>
+      </w:pPr>
+      <w:r>
+        <w:rPr>
+          <w:b w:val="0"/>
+        </w:rPr>
+        <w:t xml:space="preserve">Limit: A </w:t>
+      </w:r>
+      <w:r>
+        <w:rPr>
+          <w:b/>
+        </w:rPr>
+        <w:t>dataset card</w:t>
+      </w:r>
+      <w:r>
+        <w:rPr>
+          <w:b w:val="0"/>
+        </w:rPr>
+        <w:t xml:space="preserve"> documents </w:t>
+      </w:r>
+      <w:r>
+        <w:rPr>
+          <w:b/>
+        </w:rPr>
+        <w:t>evidence</w:t>
+      </w:r>
+      <w:r>
+        <w:rPr>
+          <w:b w:val="0"/>
+        </w:rPr>
+        <w:t xml:space="preserve"> and gaps; writing one does not fix biased sampling or inaccurate labels.</w:t>
+      </w:r>
+    </w:p>
+    <w:p>
+      <w:pPr>
+        <w:spacing w:line="336" w:lineRule="auto" w:after="180"/>
+        <w:shd w:fill="F5F1FB"/>
+      </w:pPr>
+      <w:r>
+        <w:rPr>
+          <w:b w:val="0"/>
+        </w:rPr>
+        <w:t>Explain the case, then point to a limit on the claim.</w:t>
+      </w:r>
+    </w:p>
+    <w:p>
+      <w:pPr>
+        <w:pStyle w:val="Heading3"/>
+      </w:pPr>
+      <w:r>
+        <w:t>My picture explanation, deciding evidence and one limit</w:t>
+      </w:r>
+    </w:p>
+    <w:p>
+      <w:r>
+        <w:t>________________________________________________________________</w:t>
+      </w:r>
+    </w:p>
+    <w:p>
+      <w:r>
+        <w:t>________________________________________________________________</w:t>
+      </w:r>
+    </w:p>
+    <w:p>
+      <w:r>
+        <w:t>________________________________________________________________</w:t>
+      </w:r>
+    </w:p>
+    <w:p>
+      <w:r>
+        <w:t>________________________________________________________________</w:t>
+      </w:r>
+    </w:p>
+    <w:p>
+      <w:pPr>
+        <w:pStyle w:val="Heading3"/>
+      </w:pPr>
+      <w:r>
+        <w:t>06. Make the idea visible in your project</w:t>
+      </w:r>
+    </w:p>
+    <w:p>
+      <w:r>
+        <w:drawing>
+          <wp:inline xmlns:a="http://schemas.openxmlformats.org/drawingml/2006/main" xmlns:pic="http://schemas.openxmlformats.org/drawingml/2006/picture">
+            <wp:extent cx="5486400" cy="3681984"/>
+            <wp:docPr id="7" name="Picture 7" descr="For your Responsible Plant Classifier, save the input, procedure, observed result and limitation of this check. Label this worked example as practice; use a different, previously unreviewed case when checking independent understanding. Draw your input, deciding step, result and limit. Supported question: What two counts should the revised card show? Point to the relevant step in the picture, then write the changed result and the rule or evidence that supports it."/>
+            <wp:cNvGraphicFramePr>
+              <a:graphicFrameLocks noChangeAspect="1"/>
+            </wp:cNvGraphicFramePr>
+            <a:graphic>
+              <a:graphicData uri="http://schemas.openxmlformats.org/drawingml/2006/picture">
+                <pic:pic>
+                  <pic:nvPicPr>
+                    <pic:cNvPr id="0" name="academy-story-ai-4-9-06.png"/>
+                    <pic:cNvPicPr/>
+                  </pic:nvPicPr>
+                  <pic:blipFill>
+                    <a:blip r:embed="rId15"/>
+                    <a:stretch>
+                      <a:fillRect/>
+                    </a:stretch>
+                  </pic:blipFill>
+                  <pic:spPr>
+                    <a:xfrm>
+                      <a:off x="0" y="0"/>
+                      <a:ext cx="5486400" cy="3681984"/>
+                    </a:xfrm>
+                    <a:prstGeom prst="rect"/>
+                  </pic:spPr>
+                </pic:pic>
+              </a:graphicData>
+            </a:graphic>
+          </wp:inline>
+        </w:drawing>
+      </w:r>
+    </w:p>
+    <w:p>
+      <w:pPr>
+        <w:spacing w:line="336" w:lineRule="auto" w:after="180"/>
+      </w:pPr>
+      <w:r>
+        <w:rPr>
+          <w:b w:val="0"/>
+        </w:rPr>
+        <w:t xml:space="preserve">For your Responsible Plant Classifier, save the </w:t>
+      </w:r>
+      <w:r>
+        <w:rPr>
+          <w:b/>
+        </w:rPr>
+        <w:t>input</w:t>
+      </w:r>
+      <w:r>
+        <w:rPr>
+          <w:b w:val="0"/>
+        </w:rPr>
+        <w:t xml:space="preserve">, procedure, observed result and </w:t>
+      </w:r>
+      <w:r>
+        <w:rPr>
+          <w:b/>
+        </w:rPr>
+        <w:t>limitation</w:t>
+      </w:r>
+      <w:r>
+        <w:rPr>
+          <w:b w:val="0"/>
+        </w:rPr>
+        <w:t xml:space="preserve"> of this check.</w:t>
+      </w:r>
+    </w:p>
+    <w:p>
+      <w:pPr>
+        <w:spacing w:line="336" w:lineRule="auto" w:after="180"/>
+      </w:pPr>
+      <w:r>
+        <w:rPr>
+          <w:b w:val="0"/>
+        </w:rPr>
+        <w:t xml:space="preserve">Label this worked example as practice; use a different, previously unreviewed case when checking independent understanding. Draw your </w:t>
+      </w:r>
+      <w:r>
+        <w:rPr>
+          <w:b/>
+        </w:rPr>
+        <w:t>input</w:t>
+      </w:r>
+      <w:r>
+        <w:rPr>
+          <w:b w:val="0"/>
+        </w:rPr>
+        <w:t>, deciding step, result and limit.</w:t>
+      </w:r>
+    </w:p>
+    <w:p>
+      <w:pPr>
+        <w:spacing w:line="336" w:lineRule="auto" w:after="180"/>
+      </w:pPr>
+      <w:r>
+        <w:rPr>
+          <w:b w:val="0"/>
+        </w:rPr>
+        <w:t xml:space="preserve">Supported question: What two counts should the revised card show? Point to the relevant step in the picture, then write the changed result and the rule or </w:t>
+      </w:r>
+      <w:r>
+        <w:rPr>
+          <w:b/>
+        </w:rPr>
+        <w:t>evidence</w:t>
+      </w:r>
+      <w:r>
+        <w:rPr>
+          <w:b w:val="0"/>
+        </w:rPr>
+        <w:t xml:space="preserve"> that supports it.</w:t>
+      </w:r>
+    </w:p>
+    <w:p>
+      <w:pPr>
+        <w:spacing w:line="336" w:lineRule="auto" w:after="180"/>
+        <w:shd w:fill="F5F1FB"/>
+      </w:pPr>
+      <w:r>
+        <w:rPr>
+          <w:b w:val="0"/>
+        </w:rPr>
+        <w:t xml:space="preserve">Draw your project trace and justify the deciding step using </w:t>
+      </w:r>
+      <w:r>
+        <w:rPr>
+          <w:b/>
+        </w:rPr>
+        <w:t>evidence</w:t>
+      </w:r>
+      <w:r>
+        <w:rPr>
+          <w:b w:val="0"/>
+        </w:rPr>
+        <w:t>.</w:t>
+      </w:r>
+    </w:p>
+    <w:p>
+      <w:pPr>
+        <w:pStyle w:val="Heading3"/>
+      </w:pPr>
+      <w:r>
+        <w:t>My picture explanation, deciding evidence and one limit</w:t>
       </w:r>
     </w:p>
     <w:p>

--- a/downloads/workbook/ai-4-week-09.docx
+++ b/downloads/workbook/ai-4-week-09.docx
@@ -1248,6 +1248,26 @@
     <w:p>
       <w:r>
         <w:t>Attempt before feedback. If this repeats the selected independent case, reuse that first attempt; otherwise keep a separate record. Inspect and document independently. Apply the supplied Dataset Cards facts and keep your reasoning.</w:t>
+      </w:r>
+    </w:p>
+    <w:p>
+      <w:pPr>
+        <w:pStyle w:val="Heading3"/>
+      </w:pPr>
+      <w:r>
+        <w:t>Rules supplied for this independent case</w:t>
+      </w:r>
+    </w:p>
+    <w:p>
+      <w:pPr>
+        <w:spacing w:line="336" w:lineRule="auto" w:after="180"/>
+        <w:shd w:fill="F1F6F8"/>
+      </w:pPr>
+      <w:r>
+        <w:rPr>
+          <w:b w:val="0"/>
+        </w:rPr>
+        <w:t>Schema for this exercise: one intended row per distinct trip ID; each row is an (ID, duration) pair. Duration is numeric minutes or None for unmeasured. Negative durations are invalid; a recorded zero is allowed. Count extra ID occurrences beyond the first and do not silently alter the raw data.</w:t>
       </w:r>
     </w:p>
     <w:p>

--- a/downloads/workbook/ai-4-week-09.docx
+++ b/downloads/workbook/ai-4-week-09.docx
@@ -25,12 +25,184 @@
         <w:pStyle w:val="Heading1"/>
       </w:pPr>
       <w:r>
-        <w:t>01. Recall and choose your starting point</w:t>
-      </w:r>
-    </w:p>
-    <w:p>
-      <w:r>
-        <w:t>Record your starting explanation for Dataset Cards before opening notes. Show any later correction separately.</w:t>
+        <w:t>One current dataset-card record.</w:t>
+      </w:r>
+    </w:p>
+    <w:p>
+      <w:r>
+        <w:t>Write supported entries, repair guesses and update counts without inventing source identities.</w:t>
+      </w:r>
+    </w:p>
+    <w:p>
+      <w:r>
+        <w:t>Fresh W1–W3/W5 fields → selected independent card → versioned project artifact → delayed return.</w:t>
+      </w:r>
+    </w:p>
+    <w:p>
+      <w:pPr>
+        <w:pStyle w:val="Heading1"/>
+      </w:pPr>
+      <w:r>
+        <w:t>01. Recall · Retrieve before notes</w:t>
+      </w:r>
+    </w:p>
+    <w:p>
+      <w:r>
+        <w:t>Keep this task’s complete inputs, stated rule and support record together.</w:t>
+      </w:r>
+    </w:p>
+    <w:p>
+      <w:pPr>
+        <w:pStyle w:val="Heading2"/>
+      </w:pPr>
+      <w:r>
+        <w:t>Task and evidence record</w:t>
+      </w:r>
+    </w:p>
+    <w:p>
+      <w:pPr>
+        <w:pStyle w:val="ListBullet"/>
+      </w:pPr>
+      <w:r>
+        <w:t>Try the recall before opening notes. Then use a different colour or a labelled second line to correct your explanation.</w:t>
+      </w:r>
+    </w:p>
+    <w:p>
+      <w:pPr>
+        <w:pStyle w:val="Heading3"/>
+      </w:pPr>
+      <w:r>
+        <w:t>Leakage</w:t>
+      </w:r>
+    </w:p>
+    <w:p>
+      <w:pPr>
+        <w:pStyle w:val="ListBullet"/>
+      </w:pPr>
+      <w:r>
+        <w:t>Without opening the old lesson, explain one key idea from Leakage. Give an example and a mistake that the idea helps you avoid.</w:t>
+      </w:r>
+    </w:p>
+    <w:p>
+      <w:pPr>
+        <w:pStyle w:val="Heading3"/>
+      </w:pPr>
+      <w:r>
+        <w:t>My remembered idea, example and correction</w:t>
+      </w:r>
+    </w:p>
+    <w:p>
+      <w:r>
+        <w:t>________________________________________________________________</w:t>
+      </w:r>
+    </w:p>
+    <w:p>
+      <w:r>
+        <w:t>________________________________________________________________</w:t>
+      </w:r>
+    </w:p>
+    <w:p>
+      <w:r>
+        <w:t>________________________________________________________________</w:t>
+      </w:r>
+    </w:p>
+    <w:p>
+      <w:pPr>
+        <w:pStyle w:val="Heading3"/>
+      </w:pPr>
+      <w:r>
+        <w:t>Label Quality</w:t>
+      </w:r>
+    </w:p>
+    <w:p>
+      <w:pPr>
+        <w:pStyle w:val="ListBullet"/>
+      </w:pPr>
+      <w:r>
+        <w:t>Without opening the old lesson, explain one key idea from Label Quality. Give an example and a mistake that the idea helps you avoid.</w:t>
+      </w:r>
+    </w:p>
+    <w:p>
+      <w:pPr>
+        <w:pStyle w:val="Heading3"/>
+      </w:pPr>
+      <w:r>
+        <w:t>My remembered idea, example and correction</w:t>
+      </w:r>
+    </w:p>
+    <w:p>
+      <w:r>
+        <w:t>________________________________________________________________</w:t>
+      </w:r>
+    </w:p>
+    <w:p>
+      <w:r>
+        <w:t>________________________________________________________________</w:t>
+      </w:r>
+    </w:p>
+    <w:p>
+      <w:r>
+        <w:t>________________________________________________________________</w:t>
+      </w:r>
+    </w:p>
+    <w:p>
+      <w:pPr>
+        <w:pStyle w:val="Heading3"/>
+      </w:pPr>
+      <w:r>
+        <w:t>Classification or Regression?</w:t>
+      </w:r>
+    </w:p>
+    <w:p>
+      <w:pPr>
+        <w:pStyle w:val="ListBullet"/>
+      </w:pPr>
+      <w:r>
+        <w:t>Without opening the old lesson, explain one key idea from Classification or Regression?. Give an example and a mistake that the idea helps you avoid.</w:t>
+      </w:r>
+    </w:p>
+    <w:p>
+      <w:pPr>
+        <w:pStyle w:val="Heading3"/>
+      </w:pPr>
+      <w:r>
+        <w:t>My remembered idea, example and correction</w:t>
+      </w:r>
+    </w:p>
+    <w:p>
+      <w:r>
+        <w:t>________________________________________________________________</w:t>
+      </w:r>
+    </w:p>
+    <w:p>
+      <w:r>
+        <w:t>________________________________________________________________</w:t>
+      </w:r>
+    </w:p>
+    <w:p>
+      <w:r>
+        <w:t>________________________________________________________________</w:t>
+      </w:r>
+    </w:p>
+    <w:p>
+      <w:pPr>
+        <w:pStyle w:val="Heading1"/>
+      </w:pPr>
+      <w:r>
+        <w:t>12. W1 · Choose evidence-linked fields</w:t>
+      </w:r>
+    </w:p>
+    <w:p>
+      <w:r>
+        <w:t>Current dataset-card questions use fresh response fields; earlier audit responses remain review.</w:t>
+      </w:r>
+    </w:p>
+    <w:p>
+      <w:pPr>
+        <w:pStyle w:val="Heading2"/>
+      </w:pPr>
+      <w:r>
+        <w:t>Complete current card facts</w:t>
       </w:r>
     </w:p>
     <w:p>
@@ -41,15 +213,7 @@
         <w:rPr>
           <w:b w:val="0"/>
         </w:rPr>
-        <w:t>Try the recall before opening notes. Then use a different colour or a labelled second line to correct your explanation.</w:t>
-      </w:r>
-    </w:p>
-    <w:p>
-      <w:pPr>
-        <w:pStyle w:val="Heading3"/>
-      </w:pPr>
-      <w:r>
-        <w:t>Leakage</w:t>
+        <w:t>Photo practice v1: teacher-created fictional classroom fixture;18photos,P1–P6 witha/b/c views each;6plants,one tablet,indoor fluorescent. Label vocabulary visible spot/no visible spot/review; per-photo assignments/history not supplied. Exact date, external-reuse terms, split assignments and quality checks not supplied. No model evaluation.</w:t>
       </w:r>
     </w:p>
     <w:p>
@@ -60,7 +224,23 @@
         <w:rPr>
           <w:b w:val="0"/>
         </w:rPr>
-        <w:t>Without opening the old lesson, explain one key idea from Leakage. Give an example and a mistake that the idea helps you avoid.</w:t>
+        <w:t>v2 addsP1d–P6d outdoor photos:24photos/6plants,18indoor/6outdoor; added-view device/lighting details unknown. Preserve earlier version and record the transformation.</w:t>
+      </w:r>
+    </w:p>
+    <w:p>
+      <w:pPr>
+        <w:pStyle w:val="Heading2"/>
+      </w:pPr>
+      <w:r>
+        <w:t>Current task and response</w:t>
+      </w:r>
+    </w:p>
+    <w:p>
+      <w:pPr>
+        <w:pStyle w:val="ListBullet"/>
+      </w:pPr>
+      <w:r>
+        <w:t>Name purpose/source/version, row/group counts, conditions, labels, split status and excluded use for v1. Mark at least two unknown fields.</w:t>
       </w:r>
     </w:p>
     <w:p>
@@ -68,7 +248,7 @@
         <w:pStyle w:val="Heading3"/>
       </w:pPr>
       <w:r>
-        <w:t>My remembered idea, example and correction</w:t>
+        <w:t>My dataset-card reasoning and evidence</w:t>
       </w:r>
     </w:p>
     <w:p>
@@ -87,33 +267,6 @@
       </w:r>
     </w:p>
     <w:p>
-      <w:pPr>
-        <w:pStyle w:val="Heading3"/>
-      </w:pPr>
-      <w:r>
-        <w:t>Label Quality</w:t>
-      </w:r>
-    </w:p>
-    <w:p>
-      <w:pPr>
-        <w:spacing w:line="336" w:lineRule="auto" w:after="180"/>
-      </w:pPr>
-      <w:r>
-        <w:rPr>
-          <w:b w:val="0"/>
-        </w:rPr>
-        <w:t>Without opening the old lesson, explain one key idea from Label Quality. Give an example and a mistake that the idea helps you avoid.</w:t>
-      </w:r>
-    </w:p>
-    <w:p>
-      <w:pPr>
-        <w:pStyle w:val="Heading3"/>
-      </w:pPr>
-      <w:r>
-        <w:t>My remembered idea, example and correction</w:t>
-      </w:r>
-    </w:p>
-    <w:p>
       <w:r>
         <w:t>________________________________________________________________</w:t>
       </w:r>
@@ -130,937 +283,10 @@
     </w:p>
     <w:p>
       <w:pPr>
-        <w:pStyle w:val="Heading3"/>
-      </w:pPr>
-      <w:r>
-        <w:t>Classification or Regression?</w:t>
-      </w:r>
-    </w:p>
-    <w:p>
-      <w:pPr>
-        <w:spacing w:line="336" w:lineRule="auto" w:after="180"/>
-      </w:pPr>
-      <w:r>
-        <w:rPr>
-          <w:b w:val="0"/>
-        </w:rPr>
-        <w:t>Without opening the old lesson, explain one key idea from Classification or Regression?. Give an example and a mistake that the idea helps you avoid.</w:t>
-      </w:r>
-    </w:p>
-    <w:p>
-      <w:pPr>
-        <w:pStyle w:val="Heading3"/>
-      </w:pPr>
-      <w:r>
-        <w:t>My remembered idea, example and correction</w:t>
-      </w:r>
-    </w:p>
-    <w:p>
-      <w:r>
-        <w:t>________________________________________________________________</w:t>
-      </w:r>
-    </w:p>
-    <w:p>
-      <w:r>
-        <w:t>________________________________________________________________</w:t>
-      </w:r>
-    </w:p>
-    <w:p>
-      <w:r>
-        <w:t>________________________________________________________________</w:t>
-      </w:r>
-    </w:p>
-    <w:p>
-      <w:pPr>
-        <w:pStyle w:val="Heading1"/>
-      </w:pPr>
-      <w:r>
-        <w:t>02. Practise with fading help</w:t>
-      </w:r>
-    </w:p>
-    <w:p>
-      <w:r>
-        <w:t>Complete the supported Dataset Cards trace and record the first step you can explain without help.</w:t>
-      </w:r>
-    </w:p>
-    <w:p>
-      <w:pPr>
-        <w:spacing w:line="336" w:lineRule="auto" w:after="180"/>
-      </w:pPr>
-      <w:r>
-        <w:rPr>
-          <w:b w:val="0"/>
-        </w:rPr>
-        <w:t>Use W2: Interpret the audit counts for Dataset inspection and cards. Record the answer once; the lesson and workbook refer to the same attempt.</w:t>
-      </w:r>
-    </w:p>
-    <w:tbl>
-      <w:tblPr>
-        <w:tblStyle w:val="LightShading-Accent1"/>
-        <w:tblW w:type="auto" w:w="0"/>
-        <w:tblLook w:firstColumn="1" w:firstRow="1" w:lastColumn="0" w:lastRow="0" w:noHBand="0" w:noVBand="1" w:val="04A0"/>
-      </w:tblPr>
-      <w:tblGrid>
-        <w:gridCol w:w="2556"/>
-        <w:gridCol w:w="2556"/>
-        <w:gridCol w:w="2556"/>
-        <w:gridCol w:w="2556"/>
-      </w:tblGrid>
-      <w:tr>
-        <w:trPr>
-          <w:tblHeader/>
-        </w:trPr>
-        <w:tc>
-          <w:tcPr>
-            <w:tcW w:type="dxa" w:w="2556"/>
-          </w:tcPr>
-          <w:p>
-            <w:r>
-              <w:t>Given inputs</w:t>
-            </w:r>
-          </w:p>
-        </w:tc>
-        <w:tc>
-          <w:tcPr>
-            <w:tcW w:type="dxa" w:w="2556"/>
-          </w:tcPr>
-          <w:p>
-            <w:r>
-              <w:t>Procedure I chose</w:t>
-            </w:r>
-          </w:p>
-        </w:tc>
-        <w:tc>
-          <w:tcPr>
-            <w:tcW w:type="dxa" w:w="2556"/>
-          </w:tcPr>
-          <w:p>
-            <w:r>
-              <w:t>Middle steps</w:t>
-            </w:r>
-          </w:p>
-        </w:tc>
-        <w:tc>
-          <w:tcPr>
-            <w:tcW w:type="dxa" w:w="2556"/>
-          </w:tcPr>
-          <w:p>
-            <w:r>
-              <w:t>Result and check</w:t>
-            </w:r>
-          </w:p>
-        </w:tc>
-      </w:tr>
-      <w:tr>
-        <w:tc>
-          <w:tcPr>
-            <w:tcW w:type="dxa" w:w="2556"/>
-          </w:tcPr>
-          <w:p>
-            <w:r/>
-          </w:p>
-        </w:tc>
-        <w:tc>
-          <w:tcPr>
-            <w:tcW w:type="dxa" w:w="2556"/>
-          </w:tcPr>
-          <w:p>
-            <w:r/>
-          </w:p>
-        </w:tc>
-        <w:tc>
-          <w:tcPr>
-            <w:tcW w:type="dxa" w:w="2556"/>
-          </w:tcPr>
-          <w:p>
-            <w:r/>
-          </w:p>
-        </w:tc>
-        <w:tc>
-          <w:tcPr>
-            <w:tcW w:type="dxa" w:w="2556"/>
-          </w:tcPr>
-          <w:p>
-            <w:r/>
-          </w:p>
-        </w:tc>
-      </w:tr>
-    </w:tbl>
-    <w:p>
-      <w:pPr>
-        <w:pStyle w:val="Heading3"/>
-      </w:pPr>
-      <w:r>
-        <w:t>The step I completed without help, and the hint I needed</w:t>
-      </w:r>
-    </w:p>
-    <w:p>
-      <w:r>
-        <w:t>________________________________________________________________</w:t>
-      </w:r>
-    </w:p>
-    <w:p>
-      <w:r>
-        <w:t>________________________________________________________________</w:t>
-      </w:r>
-    </w:p>
-    <w:p>
-      <w:r>
-        <w:t>________________________________________________________________</w:t>
-      </w:r>
-    </w:p>
-    <w:p>
-      <w:pPr>
-        <w:pStyle w:val="Heading1"/>
-      </w:pPr>
-      <w:r>
-        <w:t>03. Individual reasoning check</w:t>
-      </w:r>
-    </w:p>
-    <w:p>
-      <w:r>
-        <w:t>Check the proposed Dataset Cards explanation against the supplied facts before discussing it.</w:t>
-      </w:r>
-    </w:p>
-    <w:p>
-      <w:pPr>
-        <w:spacing w:line="336" w:lineRule="auto" w:after="180"/>
-      </w:pPr>
-      <w:r>
-        <w:rPr>
-          <w:b w:val="0"/>
-        </w:rPr>
-        <w:t>Use the worked case for Dataset inspection and cards. Proposed explanation: “A complete card certifies data quality”. Decide whether this explanation is supported.</w:t>
-      </w:r>
-    </w:p>
-    <w:p>
-      <w:pPr>
-        <w:spacing w:line="336" w:lineRule="auto" w:after="180"/>
-      </w:pPr>
-      <w:r>
-        <w:rPr>
-          <w:b w:val="0"/>
-        </w:rPr>
-        <w:t>Point to the step or supplied fact that decides; explain your repair if needed.</w:t>
-      </w:r>
-    </w:p>
-    <w:p>
-      <w:pPr>
-        <w:pStyle w:val="Heading3"/>
-      </w:pPr>
-      <w:r>
-        <w:t>My explanation before partner discussion</w:t>
-      </w:r>
-    </w:p>
-    <w:p>
-      <w:r>
-        <w:t>________________________________________________________________</w:t>
-      </w:r>
-    </w:p>
-    <w:p>
-      <w:r>
-        <w:t>________________________________________________________________</w:t>
-      </w:r>
-    </w:p>
-    <w:p>
-      <w:r>
-        <w:t>________________________________________________________________</w:t>
-      </w:r>
-    </w:p>
-    <w:p>
-      <w:r>
-        <w:t>________________________________________________________________</w:t>
-      </w:r>
-    </w:p>
-    <w:p>
-      <w:pPr>
-        <w:pStyle w:val="Heading1"/>
-      </w:pPr>
-      <w:r>
-        <w:t>04. Independent transfer case</w:t>
-      </w:r>
-    </w:p>
-    <w:p>
-      <w:r>
-        <w:t>Write one first attempt at the reserved independent case before feedback. Repeated copies of that case refer to the same recorded attempt.</w:t>
-      </w:r>
-    </w:p>
-    <w:p>
-      <w:pPr>
-        <w:pStyle w:val="Heading3"/>
-      </w:pPr>
-      <w:r>
-        <w:t>Independent case: Changed independent case</w:t>
-      </w:r>
-    </w:p>
-    <w:p>
-      <w:pPr>
-        <w:spacing w:line="336" w:lineRule="auto" w:after="180"/>
-      </w:pPr>
-      <w:r>
-        <w:rPr>
-          <w:b w:val="0"/>
-        </w:rPr>
-        <w:t>Write key dataset-card entries for20 photos: five plants, four views each, one phone, one indoor setting. Growth labels have not been supplied.</w:t>
-      </w:r>
-    </w:p>
-    <w:p>
-      <w:pPr>
-        <w:pStyle w:val="Heading3"/>
-      </w:pPr>
-      <w:r>
-        <w:t>My independent explanation, trace and limits</w:t>
-      </w:r>
-    </w:p>
-    <w:p>
-      <w:r>
-        <w:t>________________________________________________________________</w:t>
-      </w:r>
-    </w:p>
-    <w:p>
-      <w:r>
-        <w:t>________________________________________________________________</w:t>
-      </w:r>
-    </w:p>
-    <w:p>
-      <w:r>
-        <w:t>________________________________________________________________</w:t>
-      </w:r>
-    </w:p>
-    <w:p>
-      <w:r>
-        <w:t>________________________________________________________________</w:t>
-      </w:r>
-    </w:p>
-    <w:p>
-      <w:r>
-        <w:t>________________________________________________________________</w:t>
-      </w:r>
-    </w:p>
-    <w:p>
-      <w:r>
-        <w:t>________________________________________________________________</w:t>
-      </w:r>
-    </w:p>
-    <w:p>
-      <w:r>
-        <w:t>________________________________________________________________</w:t>
-      </w:r>
-    </w:p>
-    <w:p>
-      <w:pPr>
-        <w:spacing w:line="336" w:lineRule="auto" w:after="180"/>
-      </w:pPr>
-      <w:r>
-        <w:rPr>
-          <w:b w:val="0"/>
-        </w:rPr>
-        <w:t>Attempt this case before feedback. Record any help. Earlier examples below are further practice; a case already practised with feedback cannot establish fresh transfer.</w:t>
-      </w:r>
-    </w:p>
-    <w:p>
-      <w:pPr>
-        <w:pStyle w:val="Heading1"/>
-      </w:pPr>
-      <w:r>
-        <w:t>05. Your learning target</w:t>
-      </w:r>
-    </w:p>
-    <w:p>
-      <w:r>
-        <w:t>Connect the Dataset Cards target to a trace and a justified conclusion.</w:t>
-      </w:r>
-    </w:p>
-    <w:p>
-      <w:pPr>
-        <w:spacing w:line="336" w:lineRule="auto" w:after="180"/>
-      </w:pPr>
-      <w:r>
-        <w:rPr>
-          <w:b w:val="0"/>
-        </w:rPr>
-        <w:t>Write five dataset-card fields for a leaf dataset and explain why '1000 images' alone is insufficient.</w:t>
-      </w:r>
-    </w:p>
-    <w:p>
-      <w:pPr>
-        <w:pStyle w:val="Heading1"/>
-      </w:pPr>
-      <w:r>
-        <w:t>06. Solve the given case</w:t>
-      </w:r>
-    </w:p>
-    <w:p>
-      <w:r>
-        <w:t>Solve the supplied Dataset Cards case and show the deciding evidence.</w:t>
-      </w:r>
-    </w:p>
-    <w:p>
-      <w:pPr>
-        <w:spacing w:line="336" w:lineRule="auto" w:after="180"/>
-      </w:pPr>
-      <w:r>
-        <w:rPr>
-          <w:b w:val="0"/>
-        </w:rPr>
-        <w:t xml:space="preserve">A </w:t>
-      </w:r>
-      <w:r>
-        <w:rPr>
-          <w:b/>
-        </w:rPr>
-        <w:t>dataset card</w:t>
-      </w:r>
-      <w:r>
-        <w:rPr>
-          <w:b w:val="0"/>
-        </w:rPr>
-        <w:t xml:space="preserve"> lists fields but omits source and intended use.</w:t>
-      </w:r>
-    </w:p>
-    <w:p>
-      <w:pPr>
-        <w:spacing w:line="336" w:lineRule="auto" w:after="180"/>
-      </w:pPr>
-      <w:r>
-        <w:rPr>
-          <w:b w:val="0"/>
-        </w:rPr>
-        <w:t>Add information needed to assess suitability.</w:t>
-      </w:r>
-    </w:p>
-    <w:p>
-      <w:pPr>
-        <w:spacing w:line="336" w:lineRule="auto" w:after="180"/>
-      </w:pPr>
-      <w:r>
-        <w:rPr>
-          <w:b w:val="0"/>
-        </w:rPr>
-        <w:t xml:space="preserve">Show your trace, calculation or </w:t>
-      </w:r>
-      <w:r>
-        <w:rPr>
-          <w:b/>
-        </w:rPr>
-        <w:t>evidence</w:t>
-      </w:r>
-    </w:p>
-    <w:p>
-      <w:pPr>
-        <w:pStyle w:val="Heading3"/>
-      </w:pPr>
-      <w:r>
-        <w:t>Write or draw your reasoning and evidence.</w:t>
-      </w:r>
-    </w:p>
-    <w:p>
-      <w:r>
-        <w:t>________________________________________________________________</w:t>
-      </w:r>
-    </w:p>
-    <w:p>
-      <w:r>
-        <w:t>________________________________________________________________</w:t>
-      </w:r>
-    </w:p>
-    <w:p>
-      <w:r>
-        <w:t>________________________________________________________________</w:t>
-      </w:r>
-    </w:p>
-    <w:p>
-      <w:r>
-        <w:t>________________________________________________________________</w:t>
-      </w:r>
-    </w:p>
-    <w:p>
-      <w:r>
-        <w:t>________________________________________________________________</w:t>
-      </w:r>
-    </w:p>
-    <w:p>
-      <w:pPr>
-        <w:pStyle w:val="Heading1"/>
-      </w:pPr>
-      <w:r>
-        <w:t>07. Check a changed case</w:t>
-      </w:r>
-    </w:p>
-    <w:p>
-      <w:r>
-        <w:t>Apply the procedure to the changed case and record why the conclusion follows.</w:t>
-      </w:r>
-    </w:p>
-    <w:p>
-      <w:pPr>
-        <w:spacing w:line="336" w:lineRule="auto" w:after="180"/>
-      </w:pPr>
-      <w:r>
-        <w:rPr>
-          <w:b w:val="0"/>
-        </w:rPr>
-        <w:t xml:space="preserve">A </w:t>
-      </w:r>
-      <w:r>
-        <w:rPr>
-          <w:b/>
-        </w:rPr>
-        <w:t>dataset card</w:t>
-      </w:r>
-      <w:r>
-        <w:rPr>
-          <w:b w:val="0"/>
-        </w:rPr>
-        <w:t xml:space="preserve"> lists 500 images but omits collection conditions and intended use. Add two essential entries and explain their value.</w:t>
-      </w:r>
-    </w:p>
-    <w:p>
-      <w:pPr>
-        <w:spacing w:line="336" w:lineRule="auto" w:after="180"/>
-      </w:pPr>
-      <w:r>
-        <w:rPr>
-          <w:b w:val="0"/>
-        </w:rPr>
-        <w:t>My independent answer and reason</w:t>
-      </w:r>
-    </w:p>
-    <w:p>
-      <w:pPr>
-        <w:pStyle w:val="Heading3"/>
-      </w:pPr>
-      <w:r>
-        <w:t>Write or draw your reasoning and evidence.</w:t>
-      </w:r>
-    </w:p>
-    <w:p>
-      <w:r>
-        <w:t>________________________________________________________________</w:t>
-      </w:r>
-    </w:p>
-    <w:p>
-      <w:r>
-        <w:t>________________________________________________________________</w:t>
-      </w:r>
-    </w:p>
-    <w:p>
-      <w:r>
-        <w:t>________________________________________________________________</w:t>
-      </w:r>
-    </w:p>
-    <w:p>
-      <w:r>
-        <w:t>________________________________________________________________</w:t>
-      </w:r>
-    </w:p>
-    <w:p>
-      <w:r>
-        <w:t>________________________________________________________________</w:t>
-      </w:r>
-    </w:p>
-    <w:p>
-      <w:pPr>
-        <w:pStyle w:val="Heading3"/>
-      </w:pPr>
-      <w:r>
-        <w:t>Week 9 Test and reflect</w:t>
-      </w:r>
-    </w:p>
-    <w:p>
-      <w:pPr>
-        <w:pStyle w:val="Heading1"/>
-      </w:pPr>
-      <w:r>
-        <w:t>08. Design a revealing test</w:t>
-      </w:r>
-    </w:p>
-    <w:p>
-      <w:r>
-        <w:t>Specify a changed input, expected result and observation separately.</w:t>
-      </w:r>
-    </w:p>
-    <w:p>
-      <w:pPr>
-        <w:spacing w:line="336" w:lineRule="auto" w:after="180"/>
-      </w:pPr>
-      <w:r>
-        <w:rPr>
-          <w:b w:val="0"/>
-        </w:rPr>
-        <w:t xml:space="preserve">Create a changed </w:t>
-      </w:r>
-      <w:r>
-        <w:rPr>
-          <w:b/>
-        </w:rPr>
-        <w:t>input</w:t>
-      </w:r>
-      <w:r>
-        <w:rPr>
-          <w:b w:val="0"/>
-        </w:rPr>
-        <w:t>, boundary case or missing-information case. Write the expected answer or safe response before testing.</w:t>
-      </w:r>
-    </w:p>
-    <w:tbl>
-      <w:tblPr>
-        <w:tblStyle w:val="LightShading-Accent1"/>
-        <w:tblW w:type="auto" w:w="0"/>
-        <w:tblLook w:firstColumn="1" w:firstRow="1" w:lastColumn="0" w:lastRow="0" w:noHBand="0" w:noVBand="1" w:val="04A0"/>
-      </w:tblPr>
-      <w:tblGrid>
-        <w:gridCol w:w="5112"/>
-        <w:gridCol w:w="5112"/>
-      </w:tblGrid>
-      <w:tr>
-        <w:trPr>
-          <w:tblHeader/>
-        </w:trPr>
-        <w:tc>
-          <w:tcPr>
-            <w:tcW w:type="dxa" w:w="5112"/>
-          </w:tcPr>
-          <w:p>
-            <w:r>
-              <w:t>Test record</w:t>
-            </w:r>
-          </w:p>
-        </w:tc>
-        <w:tc>
-          <w:tcPr>
-            <w:tcW w:type="dxa" w:w="5112"/>
-          </w:tcPr>
-          <w:p>
-            <w:r>
-              <w:t>My evidence</w:t>
-            </w:r>
-          </w:p>
-        </w:tc>
-      </w:tr>
-      <w:tr>
-        <w:tc>
-          <w:tcPr>
-            <w:tcW w:type="dxa" w:w="5112"/>
-          </w:tcPr>
-          <w:p>
-            <w:r>
-              <w:t>Changed input or condition</w:t>
-            </w:r>
-          </w:p>
-        </w:tc>
-        <w:tc>
-          <w:tcPr>
-            <w:tcW w:type="dxa" w:w="5112"/>
-          </w:tcPr>
-          <w:p>
-            <w:r/>
-          </w:p>
-        </w:tc>
-      </w:tr>
-      <w:tr>
-        <w:tc>
-          <w:tcPr>
-            <w:tcW w:type="dxa" w:w="5112"/>
-          </w:tcPr>
-          <w:p>
-            <w:r>
-              <w:t>Expected answer or fallback</w:t>
-            </w:r>
-          </w:p>
-        </w:tc>
-        <w:tc>
-          <w:tcPr>
-            <w:tcW w:type="dxa" w:w="5112"/>
-          </w:tcPr>
-          <w:p>
-            <w:r/>
-          </w:p>
-        </w:tc>
-      </w:tr>
-      <w:tr>
-        <w:tc>
-          <w:tcPr>
-            <w:tcW w:type="dxa" w:w="5112"/>
-          </w:tcPr>
-          <w:p>
-            <w:r>
-              <w:t>Observed result</w:t>
-            </w:r>
-          </w:p>
-        </w:tc>
-        <w:tc>
-          <w:tcPr>
-            <w:tcW w:type="dxa" w:w="5112"/>
-          </w:tcPr>
-          <w:p>
-            <w:r/>
-          </w:p>
-        </w:tc>
-      </w:tr>
-      <w:tr>
-        <w:tc>
-          <w:tcPr>
-            <w:tcW w:type="dxa" w:w="5112"/>
-          </w:tcPr>
-          <w:p>
-            <w:r>
-              <w:t>Why the result occurred</w:t>
-            </w:r>
-          </w:p>
-        </w:tc>
-        <w:tc>
-          <w:tcPr>
-            <w:tcW w:type="dxa" w:w="5112"/>
-          </w:tcPr>
-          <w:p>
-            <w:r/>
-          </w:p>
-        </w:tc>
-      </w:tr>
-    </w:tbl>
-    <w:p>
-      <w:pPr>
-        <w:pStyle w:val="Heading1"/>
-      </w:pPr>
-      <w:r>
-        <w:t>09. Project checkpoint</w:t>
-      </w:r>
-    </w:p>
-    <w:p>
-      <w:r>
-        <w:t>Justify what Dataset Cards adds to Responsible Plant Classifier and keep the evidence.</w:t>
-      </w:r>
-    </w:p>
-    <w:p>
-      <w:pPr>
-        <w:spacing w:line="336" w:lineRule="auto" w:after="180"/>
-      </w:pPr>
-      <w:r>
-        <w:rPr>
-          <w:b w:val="0"/>
-        </w:rPr>
-        <w:t xml:space="preserve">Publish the Plant Classifier </w:t>
-      </w:r>
-      <w:r>
-        <w:rPr>
-          <w:b/>
-        </w:rPr>
-        <w:t>dataset card</w:t>
-      </w:r>
-      <w:r>
-        <w:rPr>
-          <w:b w:val="0"/>
-        </w:rPr>
-        <w:t xml:space="preserve"> before model experiments begin; update it when data changes.</w:t>
-      </w:r>
-    </w:p>
-    <w:p>
-      <w:pPr>
-        <w:spacing w:line="336" w:lineRule="auto" w:after="180"/>
-      </w:pPr>
-      <w:r>
-        <w:rPr>
-          <w:b w:val="0"/>
-        </w:rPr>
-        <w:t xml:space="preserve">The project change and </w:t>
-      </w:r>
-      <w:r>
-        <w:rPr>
-          <w:b/>
-        </w:rPr>
-        <w:t>evidence</w:t>
-      </w:r>
-      <w:r>
-        <w:rPr>
-          <w:b w:val="0"/>
-        </w:rPr>
-        <w:t xml:space="preserve"> I will keep</w:t>
-      </w:r>
-    </w:p>
-    <w:p>
-      <w:pPr>
-        <w:pStyle w:val="Heading3"/>
-      </w:pPr>
-      <w:r>
-        <w:t>Write or draw your reasoning and evidence.</w:t>
-      </w:r>
-    </w:p>
-    <w:p>
-      <w:r>
-        <w:t>________________________________________________________________</w:t>
-      </w:r>
-    </w:p>
-    <w:p>
-      <w:r>
-        <w:t>________________________________________________________________</w:t>
-      </w:r>
-    </w:p>
-    <w:p>
-      <w:r>
-        <w:t>________________________________________________________________</w:t>
-      </w:r>
-    </w:p>
-    <w:p>
-      <w:r>
-        <w:t>________________________________________________________________</w:t>
-      </w:r>
-    </w:p>
-    <w:p>
-      <w:r>
-        <w:t>________________________________________________________________</w:t>
-      </w:r>
-    </w:p>
-    <w:p>
-      <w:pPr>
-        <w:pStyle w:val="Heading1"/>
-      </w:pPr>
-      <w:r>
-        <w:t>10. Self check</w:t>
-      </w:r>
-    </w:p>
-    <w:p>
-      <w:r>
-        <w:t>Judge explanation, evidence, transfer and limits separately; attach the work behind your judgement.</w:t>
-      </w:r>
-    </w:p>
-    <w:p>
-      <w:pPr>
-        <w:pStyle w:val="ListBullet"/>
-      </w:pPr>
-      <w:r>
-        <w:t>I can explain the mechanism.</w:t>
-      </w:r>
-    </w:p>
-    <w:p>
-      <w:pPr>
-        <w:pStyle w:val="ListBullet"/>
-      </w:pPr>
-      <w:r>
-        <w:t>I can show evidence.</w:t>
-      </w:r>
-    </w:p>
-    <w:p>
-      <w:pPr>
-        <w:pStyle w:val="ListBullet"/>
-      </w:pPr>
-      <w:r>
-        <w:t>I can handle a changed case.</w:t>
-      </w:r>
-    </w:p>
-    <w:p>
-      <w:pPr>
-        <w:pStyle w:val="ListBullet"/>
-      </w:pPr>
-      <w:r>
-        <w:t>I can name a limit.</w:t>
-      </w:r>
-    </w:p>
-    <w:p>
-      <w:r>
-        <w:t>Mark each as not yet, with help or independently, and attach supporting work.</w:t>
-      </w:r>
-    </w:p>
-    <w:p>
-      <w:pPr>
-        <w:spacing w:line="336" w:lineRule="auto" w:after="180"/>
-      </w:pPr>
-      <w:r>
-        <w:rPr>
-          <w:b w:val="0"/>
-        </w:rPr>
-        <w:t>Teacher review ____________________  Next step ____________________</w:t>
-      </w:r>
-    </w:p>
-    <w:p>
-      <w:pPr>
-        <w:pStyle w:val="Heading1"/>
-      </w:pPr>
-      <w:r>
-        <w:t>11. Transfer practice from the original programme</w:t>
-      </w:r>
-    </w:p>
-    <w:p>
-      <w:r>
-        <w:t>Use this earlier case as transfer practice. A case already discussed with feedback is not fresh assessment evidence.</w:t>
-      </w:r>
-    </w:p>
-    <w:p>
-      <w:pPr>
-        <w:spacing w:line="336" w:lineRule="auto" w:after="180"/>
-      </w:pPr>
-      <w:r>
-        <w:rPr>
-          <w:b w:val="0"/>
-        </w:rPr>
-        <w:t>Write five dataset-card fields for a leaf dataset and explain why '1000 images' alone is insufficient.</w:t>
-      </w:r>
-    </w:p>
-    <w:p>
-      <w:pPr>
-        <w:pStyle w:val="Heading3"/>
-      </w:pPr>
-      <w:r>
-        <w:t>My independently reasoned answer</w:t>
-      </w:r>
-    </w:p>
-    <w:p>
-      <w:r>
-        <w:t>________________________________________________________________</w:t>
-      </w:r>
-    </w:p>
-    <w:p>
-      <w:r>
-        <w:t>________________________________________________________________</w:t>
-      </w:r>
-    </w:p>
-    <w:p>
-      <w:r>
-        <w:t>________________________________________________________________</w:t>
-      </w:r>
-    </w:p>
-    <w:p>
-      <w:r>
-        <w:t>________________________________________________________________</w:t>
-      </w:r>
-    </w:p>
-    <w:p>
-      <w:r>
-        <w:t>________________________________________________________________</w:t>
-      </w:r>
-    </w:p>
-    <w:p>
-      <w:r>
-        <w:t>________________________________________________________________</w:t>
-      </w:r>
-    </w:p>
-    <w:p>
-      <w:r>
-        <w:t>________________________________________________________________</w:t>
-      </w:r>
-    </w:p>
-    <w:p>
-      <w:pPr>
-        <w:spacing w:line="336" w:lineRule="auto" w:after="180"/>
-      </w:pPr>
-      <w:r>
-        <w:rPr>
-          <w:b w:val="0"/>
-        </w:rPr>
-        <w:t>Record support used: none, hint or teacher explanation.</w:t>
-      </w:r>
-    </w:p>
-    <w:p>
-      <w:pPr>
-        <w:pStyle w:val="Heading1"/>
-      </w:pPr>
-      <w:r>
-        <w:t>12. W1 Define the row and source</w:t>
-      </w:r>
-    </w:p>
-    <w:p>
-      <w:r>
-        <w:t>Define the row and source. Apply the supplied Dataset Cards facts and keep your reasoning.</w:t>
+        <w:pStyle w:val="Heading2"/>
+      </w:pPr>
+      <w:r>
+        <w:t>Review · Earlier audit task and saved response · reference / check after trying</w:t>
       </w:r>
     </w:p>
     <w:p>
@@ -1117,18 +343,109 @@
         <w:pStyle w:val="Heading1"/>
       </w:pPr>
       <w:r>
-        <w:t>13. W2 Interpret the audit counts</w:t>
-      </w:r>
-    </w:p>
-    <w:p>
-      <w:r>
-        <w:t>Interpret the audit counts. Apply the supplied Dataset Cards facts and keep your reasoning.</w:t>
+        <w:t>13. W2 · Write and update the card</w:t>
+      </w:r>
+    </w:p>
+    <w:p>
+      <w:r>
+        <w:t>Current dataset-card questions use fresh response fields; earlier audit responses remain review.</w:t>
+      </w:r>
+    </w:p>
+    <w:p>
+      <w:pPr>
+        <w:pStyle w:val="Heading2"/>
+      </w:pPr>
+      <w:r>
+        <w:t>Complete current card facts</w:t>
       </w:r>
     </w:p>
     <w:p>
       <w:pPr>
         <w:spacing w:line="336" w:lineRule="auto" w:after="180"/>
-        <w:shd w:fill="F5F1FB"/>
+      </w:pPr>
+      <w:r>
+        <w:rPr>
+          <w:b w:val="0"/>
+        </w:rPr>
+        <w:t>Photo practice v1: teacher-created fictional classroom fixture;18photos,P1–P6 witha/b/c views each;6plants,one tablet,indoor fluorescent. Label vocabulary visible spot/no visible spot/review; per-photo assignments/history not supplied. Exact date, external-reuse terms, split assignments and quality checks not supplied. No model evaluation.</w:t>
+      </w:r>
+    </w:p>
+    <w:p>
+      <w:pPr>
+        <w:spacing w:line="336" w:lineRule="auto" w:after="180"/>
+      </w:pPr>
+      <w:r>
+        <w:rPr>
+          <w:b w:val="0"/>
+        </w:rPr>
+        <w:t>v2 addsP1d–P6d outdoor photos:24photos/6plants,18indoor/6outdoor; added-view device/lighting details unknown. Preserve earlier version and record the transformation.</w:t>
+      </w:r>
+    </w:p>
+    <w:p>
+      <w:pPr>
+        <w:pStyle w:val="Heading2"/>
+      </w:pPr>
+      <w:r>
+        <w:t>Current task and response</w:t>
+      </w:r>
+    </w:p>
+    <w:p>
+      <w:pPr>
+        <w:pStyle w:val="ListBullet"/>
+      </w:pPr>
+      <w:r>
+        <w:t>From Photo practice v1’s complete manifest, fill purpose/source/version, photo and plant counts, known conditions, label status and split status. Mark one field not supplied and one use with no supporting evaluation. Then update the card for v2’s P1d–P6d outdoor additions, preserving the earlier version.</w:t>
+      </w:r>
+    </w:p>
+    <w:p>
+      <w:pPr>
+        <w:pStyle w:val="Heading3"/>
+      </w:pPr>
+      <w:r>
+        <w:t>My dataset-card reasoning and evidence</w:t>
+      </w:r>
+    </w:p>
+    <w:p>
+      <w:r>
+        <w:t>________________________________________________________________</w:t>
+      </w:r>
+    </w:p>
+    <w:p>
+      <w:r>
+        <w:t>________________________________________________________________</w:t>
+      </w:r>
+    </w:p>
+    <w:p>
+      <w:r>
+        <w:t>________________________________________________________________</w:t>
+      </w:r>
+    </w:p>
+    <w:p>
+      <w:r>
+        <w:t>________________________________________________________________</w:t>
+      </w:r>
+    </w:p>
+    <w:p>
+      <w:r>
+        <w:t>________________________________________________________________</w:t>
+      </w:r>
+    </w:p>
+    <w:p>
+      <w:r>
+        <w:t>________________________________________________________________</w:t>
+      </w:r>
+    </w:p>
+    <w:p>
+      <w:pPr>
+        <w:pStyle w:val="Heading2"/>
+      </w:pPr>
+      <w:r>
+        <w:t>Review · Earlier audit task and saved response · reference / check after trying</w:t>
+      </w:r>
+    </w:p>
+    <w:p>
+      <w:pPr>
+        <w:spacing w:line="336" w:lineRule="auto" w:after="180"/>
       </w:pPr>
       <w:r>
         <w:rPr>
@@ -1180,12 +497,104 @@
         <w:pStyle w:val="Heading1"/>
       </w:pPr>
       <w:r>
-        <w:t>14. W3 Reject an unsupported correction</w:t>
-      </w:r>
-    </w:p>
-    <w:p>
-      <w:r>
-        <w:t>Reject an unsupported correction. Apply the supplied Dataset Cards facts and keep your reasoning.</w:t>
+        <w:t>14. W3 · Repair guessed entries</w:t>
+      </w:r>
+    </w:p>
+    <w:p>
+      <w:r>
+        <w:t>Current dataset-card questions use fresh response fields; earlier audit responses remain review.</w:t>
+      </w:r>
+    </w:p>
+    <w:p>
+      <w:pPr>
+        <w:pStyle w:val="Heading2"/>
+      </w:pPr>
+      <w:r>
+        <w:t>Complete current card facts</w:t>
+      </w:r>
+    </w:p>
+    <w:p>
+      <w:pPr>
+        <w:spacing w:line="336" w:lineRule="auto" w:after="180"/>
+      </w:pPr>
+      <w:r>
+        <w:rPr>
+          <w:b w:val="0"/>
+        </w:rPr>
+        <w:t>Photo practice v1: teacher-created fictional classroom fixture;18photos,P1–P6 witha/b/c views each;6plants,one tablet,indoor fluorescent. Label vocabulary visible spot/no visible spot/review; per-photo assignments/history not supplied. Exact date, external-reuse terms, split assignments and quality checks not supplied. No model evaluation.</w:t>
+      </w:r>
+    </w:p>
+    <w:p>
+      <w:pPr>
+        <w:spacing w:line="336" w:lineRule="auto" w:after="180"/>
+      </w:pPr>
+      <w:r>
+        <w:rPr>
+          <w:b w:val="0"/>
+        </w:rPr>
+        <w:t>v2 addsP1d–P6d outdoor photos:24photos/6plants,18indoor/6outdoor; added-view device/lighting details unknown. Preserve earlier version and record the transformation.</w:t>
+      </w:r>
+    </w:p>
+    <w:p>
+      <w:pPr>
+        <w:pStyle w:val="Heading2"/>
+      </w:pPr>
+      <w:r>
+        <w:t>Current task and response</w:t>
+      </w:r>
+    </w:p>
+    <w:p>
+      <w:pPr>
+        <w:pStyle w:val="ListBullet"/>
+      </w:pPr>
+      <w:r>
+        <w:t>A dataset card has every heading filled, but each unknown field was guessed. Does completeness establish that its claims are correct or that a model is ready? Name the repair.</w:t>
+      </w:r>
+    </w:p>
+    <w:p>
+      <w:pPr>
+        <w:pStyle w:val="Heading3"/>
+      </w:pPr>
+      <w:r>
+        <w:t>My dataset-card reasoning and evidence</w:t>
+      </w:r>
+    </w:p>
+    <w:p>
+      <w:r>
+        <w:t>________________________________________________________________</w:t>
+      </w:r>
+    </w:p>
+    <w:p>
+      <w:r>
+        <w:t>________________________________________________________________</w:t>
+      </w:r>
+    </w:p>
+    <w:p>
+      <w:r>
+        <w:t>________________________________________________________________</w:t>
+      </w:r>
+    </w:p>
+    <w:p>
+      <w:r>
+        <w:t>________________________________________________________________</w:t>
+      </w:r>
+    </w:p>
+    <w:p>
+      <w:r>
+        <w:t>________________________________________________________________</w:t>
+      </w:r>
+    </w:p>
+    <w:p>
+      <w:r>
+        <w:t>________________________________________________________________</w:t>
+      </w:r>
+    </w:p>
+    <w:p>
+      <w:pPr>
+        <w:pStyle w:val="Heading2"/>
+      </w:pPr>
+      <w:r>
+        <w:t>Review · Earlier audit task and saved response · reference / check after trying</w:t>
       </w:r>
     </w:p>
     <w:p>
@@ -1242,32 +651,31 @@
         <w:pStyle w:val="Heading1"/>
       </w:pPr>
       <w:r>
-        <w:t>15. W4 Inspect and document independently</w:t>
-      </w:r>
-    </w:p>
-    <w:p>
-      <w:r>
-        <w:t>Attempt before feedback. If this repeats the selected independent case, reuse that first attempt; otherwise keep a separate record. Inspect and document independently. Apply the supplied Dataset Cards facts and keep your reasoning.</w:t>
-      </w:r>
-    </w:p>
-    <w:p>
-      <w:pPr>
-        <w:pStyle w:val="Heading3"/>
-      </w:pPr>
-      <w:r>
-        <w:t>Rules supplied for this independent case</w:t>
+        <w:t>16. W5 · Check a proposed reuse</w:t>
+      </w:r>
+    </w:p>
+    <w:p>
+      <w:r>
+        <w:t>Current dataset-card questions use fresh response fields; earlier audit responses remain review.</w:t>
+      </w:r>
+    </w:p>
+    <w:p>
+      <w:pPr>
+        <w:pStyle w:val="Heading2"/>
+      </w:pPr>
+      <w:r>
+        <w:t>Complete current card facts</w:t>
       </w:r>
     </w:p>
     <w:p>
       <w:pPr>
         <w:spacing w:line="336" w:lineRule="auto" w:after="180"/>
-        <w:shd w:fill="F1F6F8"/>
       </w:pPr>
       <w:r>
         <w:rPr>
           <w:b w:val="0"/>
         </w:rPr>
-        <w:t>Schema for this exercise: one intended row per distinct trip ID; each row is an (ID, duration) pair. Duration is numeric minutes or None for unmeasured. Negative durations are invalid; a recorded zero is allowed. Count extra ID occurrences beyond the first and do not silently alter the raw data.</w:t>
+        <w:t>Photo practice v1: teacher-created fictional classroom fixture;18photos,P1–P6 witha/b/c views each;6plants,one tablet,indoor fluorescent. Label vocabulary visible spot/no visible spot/review; per-photo assignments/history not supplied. Exact date, external-reuse terms, split assignments and quality checks not supplied. No model evaluation.</w:t>
       </w:r>
     </w:p>
     <w:p>
@@ -1278,42 +686,23 @@
         <w:rPr>
           <w:b w:val="0"/>
         </w:rPr>
-        <w:t xml:space="preserve">A new fictional indoor trip export has (P,4), (Q,None), (Q,None), (R,-1), (S,6), (T,0), with durations in minutes and the same </w:t>
-      </w:r>
-      <w:r>
-        <w:rPr>
-          <w:b/>
-        </w:rPr>
-        <w:t>schema</w:t>
-      </w:r>
-      <w:r>
-        <w:rPr>
-          <w:b w:val="0"/>
-        </w:rPr>
-        <w:t>.</w:t>
-      </w:r>
-    </w:p>
-    <w:p>
-      <w:pPr>
-        <w:spacing w:line="336" w:lineRule="auto" w:after="180"/>
-      </w:pPr>
-      <w:r>
-        <w:rPr>
-          <w:b w:val="0"/>
-        </w:rPr>
-        <w:t xml:space="preserve">Count raw rows, distinct IDs, missing durations, negative durations and extra ID occurrences. Identify overlap. Draft a short </w:t>
-      </w:r>
-      <w:r>
-        <w:rPr>
-          <w:b/>
-        </w:rPr>
-        <w:t>dataset card</w:t>
-      </w:r>
-      <w:r>
-        <w:rPr>
-          <w:b w:val="0"/>
-        </w:rPr>
-        <w:t xml:space="preserve"> stating source, row meaning, unit, findings, unchanged version and one excluded use.</w:t>
+        <w:t>v2 addsP1d–P6d outdoor photos:24photos/6plants,18indoor/6outdoor; added-view device/lighting details unknown. Preserve earlier version and record the transformation.</w:t>
+      </w:r>
+    </w:p>
+    <w:p>
+      <w:pPr>
+        <w:pStyle w:val="Heading2"/>
+      </w:pPr>
+      <w:r>
+        <w:t>Current task and response</w:t>
+      </w:r>
+    </w:p>
+    <w:p>
+      <w:pPr>
+        <w:pStyle w:val="ListBullet"/>
+      </w:pPr>
+      <w:r>
+        <w:t>A reader wants to use v1 for outdoor growth prediction. Name which supplied facts are relevant, which labels/conditions/permission questions are unanswered and why neither photo count nor a completed card establishes suitability.</w:t>
       </w:r>
     </w:p>
     <w:p>
@@ -1321,7 +710,7 @@
         <w:pStyle w:val="Heading3"/>
       </w:pPr>
       <w:r>
-        <w:t>My reasoning and evidence</w:t>
+        <w:t>My dataset-card reasoning and evidence</w:t>
       </w:r>
     </w:p>
     <w:p>
@@ -1355,26 +744,11 @@
       </w:r>
     </w:p>
     <w:p>
-      <w:r>
-        <w:t>________________________________________________________________</w:t>
-      </w:r>
-    </w:p>
-    <w:p>
-      <w:r>
-        <w:t>________________________________________________________________</w:t>
-      </w:r>
-    </w:p>
-    <w:p>
-      <w:pPr>
-        <w:pStyle w:val="Heading1"/>
-      </w:pPr>
-      <w:r>
-        <w:t>16. W5 State an evidence gap</w:t>
-      </w:r>
-    </w:p>
-    <w:p>
-      <w:r>
-        <w:t>State an evidence gap. Apply the supplied Dataset Cards facts and keep your reasoning.</w:t>
+      <w:pPr>
+        <w:pStyle w:val="Heading2"/>
+      </w:pPr>
+      <w:r>
+        <w:t>Review · Earlier audit task and saved response · reference / check after trying</w:t>
       </w:r>
     </w:p>
     <w:p>
@@ -1431,12 +805,186 @@
         <w:pStyle w:val="Heading1"/>
       </w:pPr>
       <w:r>
-        <w:t>17. Feedback, return check and learning record</w:t>
-      </w:r>
-    </w:p>
-    <w:p>
-      <w:r>
-        <w:t>Record the first repaired step and a different case to revisit after a delay.</w:t>
+        <w:t>04. Try alone · Selected experiment task</w:t>
+      </w:r>
+    </w:p>
+    <w:p>
+      <w:r>
+        <w:t>Keep this task’s complete inputs, stated rule and support record together.</w:t>
+      </w:r>
+    </w:p>
+    <w:p>
+      <w:pPr>
+        <w:pStyle w:val="Heading2"/>
+      </w:pPr>
+      <w:r>
+        <w:t>Task and evidence record</w:t>
+      </w:r>
+    </w:p>
+    <w:p>
+      <w:pPr>
+        <w:pStyle w:val="ListBullet"/>
+      </w:pPr>
+      <w:r>
+        <w:t>Only the listed20photos/5plants/4views each,one phone,one indoor setting and absent growth labels are supplied. Do not invent the creator, date, permission, species, class balance or growth outcomes. Record unknown source fields as questions, propose a label contract and plant grouping, and distinguish proposals from completed assignments or evaluation. A claim about growth needs a defined target and observations, not just photos.</w:t>
+      </w:r>
+    </w:p>
+    <w:p>
+      <w:pPr>
+        <w:pStyle w:val="Heading3"/>
+      </w:pPr>
+      <w:r>
+        <w:t>Independent case: Changed independent case</w:t>
+      </w:r>
+    </w:p>
+    <w:p>
+      <w:pPr>
+        <w:pStyle w:val="ListBullet"/>
+      </w:pPr>
+      <w:r>
+        <w:t>Write key dataset-card entries for20 photos: five plants, four views each, one phone, one indoor setting. Growth labels have not been supplied.</w:t>
+      </w:r>
+    </w:p>
+    <w:p>
+      <w:pPr>
+        <w:pStyle w:val="Heading3"/>
+      </w:pPr>
+      <w:r>
+        <w:t>My independent explanation, trace and limits</w:t>
+      </w:r>
+    </w:p>
+    <w:p>
+      <w:r>
+        <w:t>________________________________________________________________</w:t>
+      </w:r>
+    </w:p>
+    <w:p>
+      <w:r>
+        <w:t>________________________________________________________________</w:t>
+      </w:r>
+    </w:p>
+    <w:p>
+      <w:r>
+        <w:t>________________________________________________________________</w:t>
+      </w:r>
+    </w:p>
+    <w:p>
+      <w:r>
+        <w:t>________________________________________________________________</w:t>
+      </w:r>
+    </w:p>
+    <w:p>
+      <w:r>
+        <w:t>________________________________________________________________</w:t>
+      </w:r>
+    </w:p>
+    <w:p>
+      <w:r>
+        <w:t>________________________________________________________________</w:t>
+      </w:r>
+    </w:p>
+    <w:p>
+      <w:r>
+        <w:t>________________________________________________________________</w:t>
+      </w:r>
+    </w:p>
+    <w:p>
+      <w:pPr>
+        <w:pStyle w:val="ListBullet"/>
+      </w:pPr>
+      <w:r>
+        <w:t>Attempt this case before feedback. Record any help. Earlier examples below are further practice; a case already practised with feedback cannot establish fresh transfer.</w:t>
+      </w:r>
+    </w:p>
+    <w:p>
+      <w:pPr>
+        <w:pStyle w:val="Heading1"/>
+      </w:pPr>
+      <w:r>
+        <w:t>09. Project · Keep the experiment evidence</w:t>
+      </w:r>
+    </w:p>
+    <w:p>
+      <w:r>
+        <w:t>Keep this task’s complete inputs, stated rule and support record together.</w:t>
+      </w:r>
+    </w:p>
+    <w:p>
+      <w:pPr>
+        <w:pStyle w:val="Heading2"/>
+      </w:pPr>
+      <w:r>
+        <w:t>Task and evidence record</w:t>
+      </w:r>
+    </w:p>
+    <w:p>
+      <w:pPr>
+        <w:pStyle w:val="ListBullet"/>
+      </w:pPr>
+      <w:r>
+        <w:t>Publish the Plant Classifier dataset card before model experiments begin; update it when data changes.</w:t>
+      </w:r>
+    </w:p>
+    <w:p>
+      <w:pPr>
+        <w:pStyle w:val="ListBullet"/>
+      </w:pPr>
+      <w:r>
+        <w:t>The project change and evidence I will keep</w:t>
+      </w:r>
+    </w:p>
+    <w:p>
+      <w:pPr>
+        <w:pStyle w:val="Heading3"/>
+      </w:pPr>
+      <w:r>
+        <w:t>Write or draw your reasoning and evidence.</w:t>
+      </w:r>
+    </w:p>
+    <w:p>
+      <w:r>
+        <w:t>________________________________________________________________</w:t>
+      </w:r>
+    </w:p>
+    <w:p>
+      <w:r>
+        <w:t>________________________________________________________________</w:t>
+      </w:r>
+    </w:p>
+    <w:p>
+      <w:r>
+        <w:t>________________________________________________________________</w:t>
+      </w:r>
+    </w:p>
+    <w:p>
+      <w:r>
+        <w:t>________________________________________________________________</w:t>
+      </w:r>
+    </w:p>
+    <w:p>
+      <w:r>
+        <w:t>________________________________________________________________</w:t>
+      </w:r>
+    </w:p>
+    <w:p>
+      <w:pPr>
+        <w:pStyle w:val="Heading1"/>
+      </w:pPr>
+      <w:r>
+        <w:t>17. Feedback · Repair and return</w:t>
+      </w:r>
+    </w:p>
+    <w:p>
+      <w:r>
+        <w:t>Keep this task’s complete inputs, stated rule and support record together.</w:t>
+      </w:r>
+    </w:p>
+    <w:p>
+      <w:pPr>
+        <w:pStyle w:val="Heading2"/>
+      </w:pPr>
+      <w:r>
+        <w:t>Task and evidence record</w:t>
       </w:r>
     </w:p>
     <w:tbl>
@@ -1577,12 +1125,9 @@
     </w:tbl>
     <w:p>
       <w:pPr>
-        <w:spacing w:line="336" w:lineRule="auto" w:after="180"/>
-      </w:pPr>
-      <w:r>
-        <w:rPr>
-          <w:b w:val="0"/>
-        </w:rPr>
+        <w:pStyle w:val="ListBullet"/>
+      </w:pPr>
+      <w:r>
         <w:t>Revisit this idea with your teacher after a delay. Familiarity is different from explaining and using it on a changed case.</w:t>
       </w:r>
     </w:p>
@@ -1591,69 +1136,785 @@
         <w:pStyle w:val="Heading1"/>
       </w:pPr>
       <w:r>
-        <w:t>18. Pictorial case practice: Dataset Cards</w:t>
-      </w:r>
-    </w:p>
-    <w:p>
-      <w:r>
-        <w:t>Build a dataset card that reveals what the photo count hides. Explain the labelled step before checking the changed condition.</w:t>
-      </w:r>
-    </w:p>
-    <w:p>
-      <w:pPr>
-        <w:spacing w:line="336" w:lineRule="auto" w:after="180"/>
-      </w:pPr>
-      <w:r>
-        <w:rPr>
-          <w:b w:val="0"/>
-        </w:rPr>
-        <w:t xml:space="preserve">Build a </w:t>
-      </w:r>
-      <w:r>
-        <w:rPr>
-          <w:b/>
-        </w:rPr>
-        <w:t>dataset card</w:t>
-      </w:r>
-      <w:r>
-        <w:rPr>
-          <w:b w:val="0"/>
-        </w:rPr>
-        <w:t xml:space="preserve"> that reveals what the photo count hides.</w:t>
-      </w:r>
-    </w:p>
-    <w:p>
-      <w:pPr>
-        <w:spacing w:line="336" w:lineRule="auto" w:after="180"/>
-      </w:pPr>
-      <w:r>
-        <w:rPr>
-          <w:b w:val="0"/>
-        </w:rPr>
+        <w:t>10. Finish · Judge your evidence</w:t>
+      </w:r>
+    </w:p>
+    <w:p>
+      <w:r>
+        <w:t>Keep this task’s complete inputs, stated rule and support record together.</w:t>
+      </w:r>
+    </w:p>
+    <w:p>
+      <w:pPr>
+        <w:pStyle w:val="Heading2"/>
+      </w:pPr>
+      <w:r>
+        <w:t>Task and evidence record</w:t>
+      </w:r>
+    </w:p>
+    <w:p>
+      <w:pPr>
+        <w:pStyle w:val="ListBullet"/>
+      </w:pPr>
+      <w:r>
+        <w:t>I can explain the mechanism. I can show evidence. I can handle a changed case. I can name a limit. Mark each as not yet, with help or independently, and attach supporting work.</w:t>
+      </w:r>
+    </w:p>
+    <w:p>
+      <w:pPr>
+        <w:pStyle w:val="ListBullet"/>
+      </w:pPr>
+      <w:r>
+        <w:t>Teacher review ____________________  Next step ____________________</w:t>
+      </w:r>
+    </w:p>
+    <w:p>
+      <w:pPr>
+        <w:pStyle w:val="Heading1"/>
+      </w:pPr>
+      <w:r>
+        <w:t>Reference bank and extra practice</w:t>
+      </w:r>
+    </w:p>
+    <w:p>
+      <w:pPr>
+        <w:pStyle w:val="Heading1"/>
+      </w:pPr>
+      <w:r>
+        <w:t>02. Reference · Supported W2 record</w:t>
+      </w:r>
+    </w:p>
+    <w:p>
+      <w:r>
+        <w:t>Keep this task’s complete inputs, stated rule and support record together.</w:t>
+      </w:r>
+    </w:p>
+    <w:p>
+      <w:pPr>
+        <w:pStyle w:val="Heading2"/>
+      </w:pPr>
+      <w:r>
+        <w:t>Task and evidence record</w:t>
+      </w:r>
+    </w:p>
+    <w:p>
+      <w:pPr>
+        <w:pStyle w:val="ListBullet"/>
+      </w:pPr>
+      <w:r>
+        <w:t>Earlier trip-audit completion record: retain its saved response as review. Use current W2 for this week’s dataset-card writing and version update.</w:t>
+      </w:r>
+    </w:p>
+    <w:tbl>
+      <w:tblPr>
+        <w:tblStyle w:val="LightShading-Accent1"/>
+        <w:tblW w:type="auto" w:w="0"/>
+        <w:tblLook w:firstColumn="1" w:firstRow="1" w:lastColumn="0" w:lastRow="0" w:noHBand="0" w:noVBand="1" w:val="04A0"/>
+      </w:tblPr>
+      <w:tblGrid>
+        <w:gridCol w:w="2556"/>
+        <w:gridCol w:w="2556"/>
+        <w:gridCol w:w="2556"/>
+        <w:gridCol w:w="2556"/>
+      </w:tblGrid>
+      <w:tr>
+        <w:trPr>
+          <w:tblHeader/>
+        </w:trPr>
+        <w:tc>
+          <w:tcPr>
+            <w:tcW w:type="dxa" w:w="2556"/>
+          </w:tcPr>
+          <w:p>
+            <w:r>
+              <w:t>Given inputs</w:t>
+            </w:r>
+          </w:p>
+        </w:tc>
+        <w:tc>
+          <w:tcPr>
+            <w:tcW w:type="dxa" w:w="2556"/>
+          </w:tcPr>
+          <w:p>
+            <w:r>
+              <w:t>Procedure I chose</w:t>
+            </w:r>
+          </w:p>
+        </w:tc>
+        <w:tc>
+          <w:tcPr>
+            <w:tcW w:type="dxa" w:w="2556"/>
+          </w:tcPr>
+          <w:p>
+            <w:r>
+              <w:t>Middle steps</w:t>
+            </w:r>
+          </w:p>
+        </w:tc>
+        <w:tc>
+          <w:tcPr>
+            <w:tcW w:type="dxa" w:w="2556"/>
+          </w:tcPr>
+          <w:p>
+            <w:r>
+              <w:t>Result and check</w:t>
+            </w:r>
+          </w:p>
+        </w:tc>
+      </w:tr>
+      <w:tr>
+        <w:tc>
+          <w:tcPr>
+            <w:tcW w:type="dxa" w:w="2556"/>
+          </w:tcPr>
+          <w:p>
+            <w:r/>
+          </w:p>
+        </w:tc>
+        <w:tc>
+          <w:tcPr>
+            <w:tcW w:type="dxa" w:w="2556"/>
+          </w:tcPr>
+          <w:p>
+            <w:r/>
+          </w:p>
+        </w:tc>
+        <w:tc>
+          <w:tcPr>
+            <w:tcW w:type="dxa" w:w="2556"/>
+          </w:tcPr>
+          <w:p>
+            <w:r/>
+          </w:p>
+        </w:tc>
+        <w:tc>
+          <w:tcPr>
+            <w:tcW w:type="dxa" w:w="2556"/>
+          </w:tcPr>
+          <w:p>
+            <w:r/>
+          </w:p>
+        </w:tc>
+      </w:tr>
+    </w:tbl>
+    <w:p>
+      <w:pPr>
+        <w:pStyle w:val="Heading3"/>
+      </w:pPr>
+      <w:r>
+        <w:t>The step I completed without help, and the hint I needed</w:t>
+      </w:r>
+    </w:p>
+    <w:p>
+      <w:r>
+        <w:t>________________________________________________________________</w:t>
+      </w:r>
+    </w:p>
+    <w:p>
+      <w:r>
+        <w:t>________________________________________________________________</w:t>
+      </w:r>
+    </w:p>
+    <w:p>
+      <w:r>
+        <w:t>________________________________________________________________</w:t>
+      </w:r>
+    </w:p>
+    <w:p>
+      <w:pPr>
+        <w:pStyle w:val="Heading1"/>
+      </w:pPr>
+      <w:r>
+        <w:t>03. Extra practice · Individual reasoning check</w:t>
+      </w:r>
+    </w:p>
+    <w:p>
+      <w:r>
+        <w:t>Keep this task’s complete inputs, stated rule and support record together.</w:t>
+      </w:r>
+    </w:p>
+    <w:p>
+      <w:pPr>
+        <w:pStyle w:val="Heading2"/>
+      </w:pPr>
+      <w:r>
+        <w:t>Task and evidence record</w:t>
+      </w:r>
+    </w:p>
+    <w:p>
+      <w:pPr>
+        <w:pStyle w:val="ListBullet"/>
+      </w:pPr>
+      <w:r>
+        <w:t>Use the worked case for Dataset inspection and cards. Proposed explanation: “A complete card certifies data quality”. Decide whether this explanation is supported. Point to the step or supplied fact that decides; explain your repair if needed.</w:t>
+      </w:r>
+    </w:p>
+    <w:p>
+      <w:pPr>
+        <w:pStyle w:val="Heading3"/>
+      </w:pPr>
+      <w:r>
+        <w:t>My explanation before partner discussion</w:t>
+      </w:r>
+    </w:p>
+    <w:p>
+      <w:r>
+        <w:t>________________________________________________________________</w:t>
+      </w:r>
+    </w:p>
+    <w:p>
+      <w:r>
+        <w:t>________________________________________________________________</w:t>
+      </w:r>
+    </w:p>
+    <w:p>
+      <w:r>
+        <w:t>________________________________________________________________</w:t>
+      </w:r>
+    </w:p>
+    <w:p>
+      <w:r>
+        <w:t>________________________________________________________________</w:t>
+      </w:r>
+    </w:p>
+    <w:p>
+      <w:pPr>
+        <w:pStyle w:val="Heading1"/>
+      </w:pPr>
+      <w:r>
+        <w:t>05. Reference · Earlier learning target</w:t>
+      </w:r>
+    </w:p>
+    <w:p>
+      <w:r>
+        <w:t>Keep this task’s complete inputs, stated rule and support record together.</w:t>
+      </w:r>
+    </w:p>
+    <w:p>
+      <w:pPr>
+        <w:pStyle w:val="Heading2"/>
+      </w:pPr>
+      <w:r>
+        <w:t>Task and evidence record</w:t>
+      </w:r>
+    </w:p>
+    <w:p>
+      <w:pPr>
+        <w:pStyle w:val="ListBullet"/>
+      </w:pPr>
+      <w:r>
+        <w:t>Write five dataset-card fields for a leaf dataset and explain why '1000 images' alone is insufficient.</w:t>
+      </w:r>
+    </w:p>
+    <w:p>
+      <w:pPr>
+        <w:pStyle w:val="Heading1"/>
+      </w:pPr>
+      <w:r>
+        <w:t>06. Extra practice · Earlier complete case</w:t>
+      </w:r>
+    </w:p>
+    <w:p>
+      <w:r>
+        <w:t>Keep this task’s complete inputs, stated rule and support record together.</w:t>
+      </w:r>
+    </w:p>
+    <w:p>
+      <w:pPr>
+        <w:pStyle w:val="Heading2"/>
+      </w:pPr>
+      <w:r>
+        <w:t>Task and evidence record</w:t>
+      </w:r>
+    </w:p>
+    <w:p>
+      <w:pPr>
+        <w:pStyle w:val="ListBullet"/>
+      </w:pPr>
+      <w:r>
+        <w:t>A dataset card lists fields but omits source and intended use.</w:t>
+      </w:r>
+    </w:p>
+    <w:p>
+      <w:pPr>
+        <w:pStyle w:val="ListBullet"/>
+      </w:pPr>
+      <w:r>
+        <w:t>Add information needed to assess suitability.</w:t>
+      </w:r>
+    </w:p>
+    <w:p>
+      <w:pPr>
+        <w:pStyle w:val="ListBullet"/>
+      </w:pPr>
+      <w:r>
+        <w:t>Show your trace, calculation or evidence</w:t>
+      </w:r>
+    </w:p>
+    <w:p>
+      <w:pPr>
+        <w:pStyle w:val="Heading3"/>
+      </w:pPr>
+      <w:r>
+        <w:t>Write or draw your reasoning and evidence.</w:t>
+      </w:r>
+    </w:p>
+    <w:p>
+      <w:r>
+        <w:t>________________________________________________________________</w:t>
+      </w:r>
+    </w:p>
+    <w:p>
+      <w:r>
+        <w:t>________________________________________________________________</w:t>
+      </w:r>
+    </w:p>
+    <w:p>
+      <w:r>
+        <w:t>________________________________________________________________</w:t>
+      </w:r>
+    </w:p>
+    <w:p>
+      <w:r>
+        <w:t>________________________________________________________________</w:t>
+      </w:r>
+    </w:p>
+    <w:p>
+      <w:r>
+        <w:t>________________________________________________________________</w:t>
+      </w:r>
+    </w:p>
+    <w:p>
+      <w:pPr>
+        <w:pStyle w:val="Heading1"/>
+      </w:pPr>
+      <w:r>
+        <w:t>07. Extra practice · Changed case</w:t>
+      </w:r>
+    </w:p>
+    <w:p>
+      <w:r>
+        <w:t>Keep this task’s complete inputs, stated rule and support record together.</w:t>
+      </w:r>
+    </w:p>
+    <w:p>
+      <w:pPr>
+        <w:pStyle w:val="Heading2"/>
+      </w:pPr>
+      <w:r>
+        <w:t>Task and evidence record</w:t>
+      </w:r>
+    </w:p>
+    <w:p>
+      <w:pPr>
+        <w:pStyle w:val="ListBullet"/>
+      </w:pPr>
+      <w:r>
+        <w:t>A dataset card lists 500 images but omits collection conditions and intended use. Add two essential entries and explain their value.</w:t>
+      </w:r>
+    </w:p>
+    <w:p>
+      <w:pPr>
+        <w:pStyle w:val="ListBullet"/>
+      </w:pPr>
+      <w:r>
+        <w:t>My independent answer and reason</w:t>
+      </w:r>
+    </w:p>
+    <w:p>
+      <w:pPr>
+        <w:pStyle w:val="Heading3"/>
+      </w:pPr>
+      <w:r>
+        <w:t>Write or draw your reasoning and evidence.</w:t>
+      </w:r>
+    </w:p>
+    <w:p>
+      <w:r>
+        <w:t>________________________________________________________________</w:t>
+      </w:r>
+    </w:p>
+    <w:p>
+      <w:r>
+        <w:t>________________________________________________________________</w:t>
+      </w:r>
+    </w:p>
+    <w:p>
+      <w:r>
+        <w:t>________________________________________________________________</w:t>
+      </w:r>
+    </w:p>
+    <w:p>
+      <w:r>
+        <w:t>________________________________________________________________</w:t>
+      </w:r>
+    </w:p>
+    <w:p>
+      <w:r>
+        <w:t>________________________________________________________________</w:t>
+      </w:r>
+    </w:p>
+    <w:p>
+      <w:pPr>
+        <w:pStyle w:val="Heading3"/>
+      </w:pPr>
+      <w:r>
+        <w:t>Week 9 Test and reflect</w:t>
+      </w:r>
+    </w:p>
+    <w:p>
+      <w:pPr>
+        <w:pStyle w:val="Heading1"/>
+      </w:pPr>
+      <w:r>
+        <w:t>08. Extra practice · Design a revealing test</w:t>
+      </w:r>
+    </w:p>
+    <w:p>
+      <w:r>
+        <w:t>Keep this task’s complete inputs, stated rule and support record together.</w:t>
+      </w:r>
+    </w:p>
+    <w:p>
+      <w:pPr>
+        <w:pStyle w:val="Heading2"/>
+      </w:pPr>
+      <w:r>
+        <w:t>Task and evidence record</w:t>
+      </w:r>
+    </w:p>
+    <w:p>
+      <w:pPr>
+        <w:pStyle w:val="ListBullet"/>
+      </w:pPr>
+      <w:r>
+        <w:t>Create a changed input, boundary case or missing-information case. Write the expected answer or safe response before testing.</w:t>
+      </w:r>
+    </w:p>
+    <w:tbl>
+      <w:tblPr>
+        <w:tblStyle w:val="LightShading-Accent1"/>
+        <w:tblW w:type="auto" w:w="0"/>
+        <w:tblLook w:firstColumn="1" w:firstRow="1" w:lastColumn="0" w:lastRow="0" w:noHBand="0" w:noVBand="1" w:val="04A0"/>
+      </w:tblPr>
+      <w:tblGrid>
+        <w:gridCol w:w="5112"/>
+        <w:gridCol w:w="5112"/>
+      </w:tblGrid>
+      <w:tr>
+        <w:trPr>
+          <w:tblHeader/>
+        </w:trPr>
+        <w:tc>
+          <w:tcPr>
+            <w:tcW w:type="dxa" w:w="5112"/>
+          </w:tcPr>
+          <w:p>
+            <w:r>
+              <w:t>Test record</w:t>
+            </w:r>
+          </w:p>
+        </w:tc>
+        <w:tc>
+          <w:tcPr>
+            <w:tcW w:type="dxa" w:w="5112"/>
+          </w:tcPr>
+          <w:p>
+            <w:r>
+              <w:t>My evidence</w:t>
+            </w:r>
+          </w:p>
+        </w:tc>
+      </w:tr>
+      <w:tr>
+        <w:tc>
+          <w:tcPr>
+            <w:tcW w:type="dxa" w:w="5112"/>
+          </w:tcPr>
+          <w:p>
+            <w:r>
+              <w:t>Changed input or condition</w:t>
+            </w:r>
+          </w:p>
+        </w:tc>
+        <w:tc>
+          <w:tcPr>
+            <w:tcW w:type="dxa" w:w="5112"/>
+          </w:tcPr>
+          <w:p>
+            <w:r/>
+          </w:p>
+        </w:tc>
+      </w:tr>
+      <w:tr>
+        <w:tc>
+          <w:tcPr>
+            <w:tcW w:type="dxa" w:w="5112"/>
+          </w:tcPr>
+          <w:p>
+            <w:r>
+              <w:t>Expected answer or fallback</w:t>
+            </w:r>
+          </w:p>
+        </w:tc>
+        <w:tc>
+          <w:tcPr>
+            <w:tcW w:type="dxa" w:w="5112"/>
+          </w:tcPr>
+          <w:p>
+            <w:r/>
+          </w:p>
+        </w:tc>
+      </w:tr>
+      <w:tr>
+        <w:tc>
+          <w:tcPr>
+            <w:tcW w:type="dxa" w:w="5112"/>
+          </w:tcPr>
+          <w:p>
+            <w:r>
+              <w:t>Observed result</w:t>
+            </w:r>
+          </w:p>
+        </w:tc>
+        <w:tc>
+          <w:tcPr>
+            <w:tcW w:type="dxa" w:w="5112"/>
+          </w:tcPr>
+          <w:p>
+            <w:r/>
+          </w:p>
+        </w:tc>
+      </w:tr>
+      <w:tr>
+        <w:tc>
+          <w:tcPr>
+            <w:tcW w:type="dxa" w:w="5112"/>
+          </w:tcPr>
+          <w:p>
+            <w:r>
+              <w:t>Why the result occurred</w:t>
+            </w:r>
+          </w:p>
+        </w:tc>
+        <w:tc>
+          <w:tcPr>
+            <w:tcW w:type="dxa" w:w="5112"/>
+          </w:tcPr>
+          <w:p>
+            <w:r/>
+          </w:p>
+        </w:tc>
+      </w:tr>
+    </w:tbl>
+    <w:p>
+      <w:pPr>
+        <w:pStyle w:val="Heading1"/>
+      </w:pPr>
+      <w:r>
+        <w:t>11. Extra practice · Earlier transfer</w:t>
+      </w:r>
+    </w:p>
+    <w:p>
+      <w:r>
+        <w:t>Keep this task’s complete inputs, stated rule and support record together.</w:t>
+      </w:r>
+    </w:p>
+    <w:p>
+      <w:pPr>
+        <w:pStyle w:val="Heading2"/>
+      </w:pPr>
+      <w:r>
+        <w:t>Task and evidence record</w:t>
+      </w:r>
+    </w:p>
+    <w:p>
+      <w:pPr>
+        <w:pStyle w:val="ListBullet"/>
+      </w:pPr>
+      <w:r>
+        <w:t>Write five dataset-card fields for a leaf dataset and explain why '1000 images' alone is insufficient.</w:t>
+      </w:r>
+    </w:p>
+    <w:p>
+      <w:pPr>
+        <w:pStyle w:val="Heading3"/>
+      </w:pPr>
+      <w:r>
+        <w:t>My independently reasoned answer</w:t>
+      </w:r>
+    </w:p>
+    <w:p>
+      <w:r>
+        <w:t>________________________________________________________________</w:t>
+      </w:r>
+    </w:p>
+    <w:p>
+      <w:r>
+        <w:t>________________________________________________________________</w:t>
+      </w:r>
+    </w:p>
+    <w:p>
+      <w:r>
+        <w:t>________________________________________________________________</w:t>
+      </w:r>
+    </w:p>
+    <w:p>
+      <w:r>
+        <w:t>________________________________________________________________</w:t>
+      </w:r>
+    </w:p>
+    <w:p>
+      <w:r>
+        <w:t>________________________________________________________________</w:t>
+      </w:r>
+    </w:p>
+    <w:p>
+      <w:r>
+        <w:t>________________________________________________________________</w:t>
+      </w:r>
+    </w:p>
+    <w:p>
+      <w:r>
+        <w:t>________________________________________________________________</w:t>
+      </w:r>
+    </w:p>
+    <w:p>
+      <w:pPr>
+        <w:pStyle w:val="ListBullet"/>
+      </w:pPr>
+      <w:r>
+        <w:t>Record support used: none, hint or teacher explanation.</w:t>
+      </w:r>
+    </w:p>
+    <w:p>
+      <w:pPr>
+        <w:pStyle w:val="Heading1"/>
+      </w:pPr>
+      <w:r>
+        <w:t>15. Reference · Earlier W4 record</w:t>
+      </w:r>
+    </w:p>
+    <w:p>
+      <w:r>
+        <w:t>Keep this task’s complete inputs, stated rule and support record together.</w:t>
+      </w:r>
+    </w:p>
+    <w:p>
+      <w:pPr>
+        <w:pStyle w:val="Heading2"/>
+      </w:pPr>
+      <w:r>
+        <w:t>Task and evidence record</w:t>
+      </w:r>
+    </w:p>
+    <w:p>
+      <w:pPr>
+        <w:pStyle w:val="ListBullet"/>
+      </w:pPr>
+      <w:r>
+        <w:t>Schema for this exercise: one intended row per distinct trip ID; each row is an (ID, duration) pair. Duration is numeric minutes or None for unmeasured. Negative durations are invalid; a recorded zero is allowed. Count extra ID occurrences beyond the first and do not silently alter the raw data.</w:t>
+      </w:r>
+    </w:p>
+    <w:p>
+      <w:pPr>
+        <w:pStyle w:val="ListBullet"/>
+      </w:pPr>
+      <w:r>
+        <w:t>A new fictional indoor trip export has (P,4), (Q,None), (Q,None), (R,-1), (S,6), (T,0), with durations in minutes and the same schema. Count raw rows, distinct IDs, missing durations, negative durations and extra ID occurrences. Identify overlap. Draft a short dataset card stating source, row meaning, unit, findings, unchanged version and one excluded use.</w:t>
+      </w:r>
+    </w:p>
+    <w:p>
+      <w:pPr>
+        <w:pStyle w:val="Heading3"/>
+      </w:pPr>
+      <w:r>
+        <w:t>My reasoning and evidence</w:t>
+      </w:r>
+    </w:p>
+    <w:p>
+      <w:r>
+        <w:t>________________________________________________________________</w:t>
+      </w:r>
+    </w:p>
+    <w:p>
+      <w:r>
+        <w:t>________________________________________________________________</w:t>
+      </w:r>
+    </w:p>
+    <w:p>
+      <w:r>
+        <w:t>________________________________________________________________</w:t>
+      </w:r>
+    </w:p>
+    <w:p>
+      <w:r>
+        <w:t>________________________________________________________________</w:t>
+      </w:r>
+    </w:p>
+    <w:p>
+      <w:r>
+        <w:t>________________________________________________________________</w:t>
+      </w:r>
+    </w:p>
+    <w:p>
+      <w:r>
+        <w:t>________________________________________________________________</w:t>
+      </w:r>
+    </w:p>
+    <w:p>
+      <w:r>
+        <w:t>________________________________________________________________</w:t>
+      </w:r>
+    </w:p>
+    <w:p>
+      <w:r>
+        <w:t>________________________________________________________________</w:t>
+      </w:r>
+    </w:p>
+    <w:p>
+      <w:pPr>
+        <w:pStyle w:val="Heading1"/>
+      </w:pPr>
+      <w:r>
+        <w:t>18. Extra practice · Pictured case</w:t>
+      </w:r>
+    </w:p>
+    <w:p>
+      <w:r>
+        <w:t>Keep this task’s complete inputs, stated rule and support record together.</w:t>
+      </w:r>
+    </w:p>
+    <w:p>
+      <w:pPr>
+        <w:pStyle w:val="Heading2"/>
+      </w:pPr>
+      <w:r>
+        <w:t>Task and evidence record</w:t>
+      </w:r>
+    </w:p>
+    <w:p>
+      <w:pPr>
+        <w:pStyle w:val="ListBullet"/>
+      </w:pPr>
+      <w:r>
+        <w:t>Build a dataset card that reveals what the photo count hides.</w:t>
+      </w:r>
+    </w:p>
+    <w:p>
+      <w:pPr>
+        <w:pStyle w:val="ListBullet"/>
+      </w:pPr>
+      <w:r>
         <w:t>Teacher-created dataset: 18 photos of 6 fictional plants, 3 views each, one tablet, indoor fluorescent light. Label rule is visible spot/no visible spot/review.</w:t>
       </w:r>
     </w:p>
     <w:p>
       <w:pPr>
-        <w:spacing w:line="336" w:lineRule="auto" w:after="180"/>
-      </w:pPr>
-      <w:r>
-        <w:rPr>
-          <w:b w:val="0"/>
-        </w:rPr>
-        <w:t xml:space="preserve">All </w:t>
-      </w:r>
-      <w:r>
-        <w:rPr>
-          <w:b/>
-        </w:rPr>
-        <w:t>input</w:t>
-      </w:r>
-      <w:r>
-        <w:rPr>
-          <w:b w:val="0"/>
-        </w:rPr>
-        <w:t>s and outcomes in this worked example are invented classroom data; no real model run is claimed.</w:t>
+        <w:pStyle w:val="ListBullet"/>
+      </w:pPr>
+      <w:r>
+        <w:t>All inputs and outcomes in this worked example are invented classroom data; no real model run is claimed.</w:t>
       </w:r>
     </w:p>
     <w:p>
@@ -1694,25 +1955,10 @@
     </w:p>
     <w:p>
       <w:pPr>
-        <w:spacing w:line="336" w:lineRule="auto" w:after="180"/>
-      </w:pPr>
-      <w:r>
-        <w:rPr>
-          <w:b w:val="0"/>
-        </w:rPr>
-        <w:t xml:space="preserve">What two counts should the revised card show? Point to the relevant step in the picture, then write the changed result and the rule or </w:t>
-      </w:r>
-      <w:r>
-        <w:rPr>
-          <w:b/>
-        </w:rPr>
-        <w:t>evidence</w:t>
-      </w:r>
-      <w:r>
-        <w:rPr>
-          <w:b w:val="0"/>
-        </w:rPr>
-        <w:t xml:space="preserve"> that supports it.</w:t>
+        <w:pStyle w:val="ListBullet"/>
+      </w:pPr>
+      <w:r>
+        <w:t>What two counts should the revised card show? Point to the relevant step in the picture, then write the changed result and the rule or evidence that supports it.</w:t>
       </w:r>
     </w:p>
     <w:p>
@@ -1755,80 +2001,18 @@
     </w:p>
     <w:p>
       <w:pPr>
-        <w:pStyle w:val="Heading3"/>
-      </w:pPr>
-      <w:r>
-        <w:t>Record the help used</w:t>
-      </w:r>
-    </w:p>
-    <w:p>
-      <w:pPr>
-        <w:spacing w:line="336" w:lineRule="auto" w:after="180"/>
-        <w:shd w:fill="F1F6F8"/>
-      </w:pPr>
-      <w:r>
-        <w:rPr>
-          <w:b w:val="0"/>
-        </w:rPr>
-        <w:t xml:space="preserve">Support used: alone / hint / worked example. This record is practice </w:t>
-      </w:r>
-      <w:r>
-        <w:rPr>
-          <w:b/>
-        </w:rPr>
-        <w:t>evidence</w:t>
-      </w:r>
-      <w:r>
-        <w:rPr>
-          <w:b w:val="0"/>
-        </w:rPr>
-        <w:t>.</w:t>
-      </w:r>
-    </w:p>
-    <w:p>
-      <w:pPr>
-        <w:spacing w:line="336" w:lineRule="auto" w:after="180"/>
-      </w:pPr>
-      <w:r>
-        <w:rPr>
-          <w:b w:val="0"/>
-        </w:rPr>
-        <w:t xml:space="preserve">Project connection: For your Responsible Plant Classifier, save the </w:t>
-      </w:r>
-      <w:r>
-        <w:rPr>
-          <w:b/>
-        </w:rPr>
-        <w:t>input</w:t>
-      </w:r>
-      <w:r>
-        <w:rPr>
-          <w:b w:val="0"/>
-        </w:rPr>
-        <w:t xml:space="preserve">, procedure, observed result and </w:t>
-      </w:r>
-      <w:r>
-        <w:rPr>
-          <w:b/>
-        </w:rPr>
-        <w:t>limitation</w:t>
-      </w:r>
-      <w:r>
-        <w:rPr>
-          <w:b w:val="0"/>
-        </w:rPr>
-        <w:t xml:space="preserve"> of this check.</w:t>
-      </w:r>
-    </w:p>
-    <w:p>
-      <w:pPr>
-        <w:spacing w:line="336" w:lineRule="auto" w:after="180"/>
-      </w:pPr>
-      <w:r>
-        <w:rPr>
-          <w:b w:val="0"/>
-        </w:rPr>
-        <w:t>Label this worked example as practice; use a different, previously unreviewed case when checking independent understanding.</w:t>
+        <w:pStyle w:val="ListBullet"/>
+      </w:pPr>
+      <w:r>
+        <w:t>Support used: alone / hint / worked example. This record is practice evidence.</w:t>
+      </w:r>
+    </w:p>
+    <w:p>
+      <w:pPr>
+        <w:pStyle w:val="ListBullet"/>
+      </w:pPr>
+      <w:r>
+        <w:t>Project connection: For your Responsible Plant Classifier, save the input, procedure, observed result and limitation of this check. Label this worked example as practice; use a different, previously unreviewed case when checking independent understanding.</w:t>
       </w:r>
     </w:p>
     <w:p>
@@ -1836,104 +2020,44 @@
         <w:pStyle w:val="Heading1"/>
       </w:pPr>
       <w:r>
-        <w:t>19. Project portfolio milestone</w:t>
-      </w:r>
-    </w:p>
-    <w:p>
-      <w:r>
-        <w:t>Keep this week’s input, deciding step, result and limit together in the Responsible Plant Classifier record.</w:t>
-      </w:r>
-    </w:p>
-    <w:p>
-      <w:pPr>
-        <w:spacing w:line="336" w:lineRule="auto" w:after="180"/>
-      </w:pPr>
-      <w:r>
-        <w:rPr>
-          <w:b w:val="0"/>
-        </w:rPr>
+        <w:t>19. Reference · Project portfolio milestone</w:t>
+      </w:r>
+    </w:p>
+    <w:p>
+      <w:r>
+        <w:t>Keep this task’s complete inputs, stated rule and support record together.</w:t>
+      </w:r>
+    </w:p>
+    <w:p>
+      <w:pPr>
+        <w:pStyle w:val="Heading2"/>
+      </w:pPr>
+      <w:r>
+        <w:t>Task and evidence record</w:t>
+      </w:r>
+    </w:p>
+    <w:p>
+      <w:pPr>
+        <w:pStyle w:val="ListBullet"/>
+      </w:pPr>
+      <w:r>
         <w:t>Project: Responsible Plant Classifier</w:t>
       </w:r>
     </w:p>
     <w:p>
       <w:pPr>
-        <w:spacing w:line="336" w:lineRule="auto" w:after="180"/>
-      </w:pPr>
-      <w:r>
-        <w:rPr>
-          <w:b w:val="0"/>
-        </w:rPr>
-        <w:t xml:space="preserve">Current milestone: Make a transparent first version. Keep a trace of how one </w:t>
-      </w:r>
-      <w:r>
-        <w:rPr>
-          <w:b/>
-        </w:rPr>
-        <w:t>input</w:t>
-      </w:r>
-      <w:r>
-        <w:rPr>
-          <w:b w:val="0"/>
-        </w:rPr>
-        <w:t xml:space="preserve"> becomes an </w:t>
-      </w:r>
-      <w:r>
-        <w:rPr>
-          <w:b/>
-        </w:rPr>
-        <w:t>output</w:t>
-      </w:r>
-      <w:r>
-        <w:rPr>
-          <w:b w:val="0"/>
-        </w:rPr>
-        <w:t>; explain the rule or learned component.</w:t>
-      </w:r>
-    </w:p>
-    <w:p>
-      <w:pPr>
-        <w:spacing w:line="336" w:lineRule="auto" w:after="180"/>
-      </w:pPr>
-      <w:r>
-        <w:rPr>
-          <w:b w:val="0"/>
-        </w:rPr>
-        <w:t xml:space="preserve">For your Responsible Plant Classifier, save the </w:t>
-      </w:r>
-      <w:r>
-        <w:rPr>
-          <w:b/>
-        </w:rPr>
-        <w:t>input</w:t>
-      </w:r>
-      <w:r>
-        <w:rPr>
-          <w:b w:val="0"/>
-        </w:rPr>
-        <w:t xml:space="preserve">, procedure, observed result and </w:t>
-      </w:r>
-      <w:r>
-        <w:rPr>
-          <w:b/>
-        </w:rPr>
-        <w:t>limitation</w:t>
-      </w:r>
-      <w:r>
-        <w:rPr>
-          <w:b w:val="0"/>
-        </w:rPr>
-        <w:t xml:space="preserve"> of this check.</w:t>
-      </w:r>
-    </w:p>
-    <w:p>
-      <w:pPr>
-        <w:spacing w:line="336" w:lineRule="auto" w:after="180"/>
-      </w:pPr>
-      <w:r>
-        <w:rPr>
-          <w:b w:val="0"/>
-        </w:rPr>
-        <w:t>Label this worked example as practice; use a different, previously unreviewed case when checking independent understanding.</w:t>
+        <w:pStyle w:val="ListBullet"/>
+      </w:pPr>
+      <w:r>
+        <w:t>Current milestone: Make a transparent first version. Keep a trace of how one input becomes an output; explain the rule or learned component.</w:t>
+      </w:r>
+    </w:p>
+    <w:p>
+      <w:pPr>
+        <w:pStyle w:val="ListBullet"/>
+      </w:pPr>
+      <w:r>
+        <w:t>For your Responsible Plant Classifier, save the input, procedure, observed result and limitation of this check. Label this worked example as practice; use a different, previously unreviewed case when checking independent understanding.</w:t>
       </w:r>
     </w:p>
     <w:tbl>
@@ -2090,12 +2214,537 @@
         <w:pStyle w:val="Heading1"/>
       </w:pPr>
       <w:r>
-        <w:t>20. Supported practice and learning evidence</w:t>
-      </w:r>
-    </w:p>
-    <w:p>
-      <w:r>
-        <w:t>Try the supported questions before comparing with hints and feedback. Record what you repaired and the evidence you retained.</w:t>
+        <w:t>20. Extra practice · Predict, check and repair</w:t>
+      </w:r>
+    </w:p>
+    <w:p>
+      <w:r>
+        <w:t>Keep supported feedback separate from the reserved independent case.</w:t>
+      </w:r>
+    </w:p>
+    <w:p>
+      <w:pPr>
+        <w:pStyle w:val="Heading2"/>
+      </w:pPr>
+      <w:r>
+        <w:t>First supported question and hint</w:t>
+      </w:r>
+    </w:p>
+    <w:p>
+      <w:pPr>
+        <w:pStyle w:val="ListBullet"/>
+      </w:pPr>
+      <w:r>
+        <w:t>Build a dataset card that reveals what the photo count hides.</w:t>
+      </w:r>
+    </w:p>
+    <w:p>
+      <w:pPr>
+        <w:pStyle w:val="Heading3"/>
+      </w:pPr>
+      <w:r>
+        <w:t>Practice 1: explain the deciding evidence</w:t>
+      </w:r>
+    </w:p>
+    <w:p>
+      <w:pPr>
+        <w:pStyle w:val="ListBullet"/>
+      </w:pPr>
+      <w:r>
+        <w:t>Which labelled step matches this detail? Split by plant; state that outdoor use and disease diagnosis have not been evaluated.</w:t>
+      </w:r>
+    </w:p>
+    <w:p>
+      <w:pPr>
+        <w:pStyle w:val="ListBullet"/>
+      </w:pPr>
+      <w:r>
+        <w:t>1. Record limits</w:t>
+      </w:r>
+    </w:p>
+    <w:p>
+      <w:pPr>
+        <w:pStyle w:val="ListBullet"/>
+      </w:pPr>
+      <w:r>
+        <w:t>2. Describe units</w:t>
+      </w:r>
+    </w:p>
+    <w:p>
+      <w:pPr>
+        <w:pStyle w:val="ListBullet"/>
+      </w:pPr>
+      <w:r>
+        <w:t>3. Describe source</w:t>
+      </w:r>
+    </w:p>
+    <w:p>
+      <w:pPr>
+        <w:pStyle w:val="Heading3"/>
+      </w:pPr>
+      <w:r>
+        <w:t>My selected conclusion, deciding fact and explanation</w:t>
+      </w:r>
+    </w:p>
+    <w:p>
+      <w:r>
+        <w:t>________________________________________________________________</w:t>
+      </w:r>
+    </w:p>
+    <w:p>
+      <w:r>
+        <w:t>________________________________________________________________</w:t>
+      </w:r>
+    </w:p>
+    <w:p>
+      <w:r>
+        <w:t>________________________________________________________________</w:t>
+      </w:r>
+    </w:p>
+    <w:p>
+      <w:r>
+        <w:t>________________________________________________________________</w:t>
+      </w:r>
+    </w:p>
+    <w:p>
+      <w:r>
+        <w:t>________________________________________________________________</w:t>
+      </w:r>
+    </w:p>
+    <w:p>
+      <w:pPr>
+        <w:pStyle w:val="ListBullet"/>
+      </w:pPr>
+      <w:r>
+        <w:t>Hint if needed: Read the steps in the pictorial case. Match the supplied detail to the stage that performs or records it.</w:t>
+      </w:r>
+    </w:p>
+    <w:p>
+      <w:pPr>
+        <w:pStyle w:val="Heading2"/>
+      </w:pPr>
+      <w:r>
+        <w:t>Check the first explanation · reference / check after trying</w:t>
+      </w:r>
+    </w:p>
+    <w:p>
+      <w:pPr>
+        <w:spacing w:line="336" w:lineRule="auto" w:after="180"/>
+      </w:pPr>
+      <w:r>
+        <w:rPr>
+          <w:b w:val="0"/>
+        </w:rPr>
+        <w:t>After your attempt, compare with the supported explanation: Record limits Split by plant; state that outdoor use and disease diagnosis have not been evaluated. Read the picture in order.</w:t>
+      </w:r>
+    </w:p>
+    <w:p>
+      <w:pPr>
+        <w:spacing w:line="336" w:lineRule="auto" w:after="180"/>
+      </w:pPr>
+      <w:r>
+        <w:rPr>
+          <w:b w:val="0"/>
+        </w:rPr>
+        <w:t xml:space="preserve">Split by plant; state that outdoor use and disease diagnosis have not been evaluated. The arrows show which recorded </w:t>
+      </w:r>
+      <w:r>
+        <w:rPr>
+          <w:b/>
+        </w:rPr>
+        <w:t>input</w:t>
+      </w:r>
+      <w:r>
+        <w:rPr>
+          <w:b w:val="0"/>
+        </w:rPr>
+        <w:t xml:space="preserve"> or intermediate result each decision uses.</w:t>
+      </w:r>
+    </w:p>
+    <w:p>
+      <w:pPr>
+        <w:spacing w:line="336" w:lineRule="auto" w:after="180"/>
+      </w:pPr>
+      <w:r>
+        <w:rPr>
+          <w:b w:val="0"/>
+        </w:rPr>
+        <w:t>Explain the deciding step aloud before checking the changed case; pointing to the final answer alone does not show how it follows.</w:t>
+      </w:r>
+    </w:p>
+    <w:p>
+      <w:pPr>
+        <w:pStyle w:val="Heading2"/>
+      </w:pPr>
+      <w:r>
+        <w:t>Changed-case question and hint</w:t>
+      </w:r>
+    </w:p>
+    <w:p>
+      <w:pPr>
+        <w:pStyle w:val="Heading3"/>
+      </w:pPr>
+      <w:r>
+        <w:t>Practice 2: explain the deciding evidence</w:t>
+      </w:r>
+    </w:p>
+    <w:p>
+      <w:pPr>
+        <w:pStyle w:val="ListBullet"/>
+      </w:pPr>
+      <w:r>
+        <w:t>Changed-case practice: The dataset adds 6 outdoor photos of the same plants. Which conclusion is supported by the supplied facts?</w:t>
+      </w:r>
+    </w:p>
+    <w:p>
+      <w:pPr>
+        <w:pStyle w:val="ListBullet"/>
+      </w:pPr>
+      <w:r>
+        <w:t>1. We can decide the result without examining the changed input or the procedure.</w:t>
+      </w:r>
+    </w:p>
+    <w:p>
+      <w:pPr>
+        <w:pStyle w:val="ListBullet"/>
+      </w:pPr>
+      <w:r>
+        <w:t>2. Photo count becomes 24, plant count remains 6; lighting coverage changes.</w:t>
+      </w:r>
+    </w:p>
+    <w:p>
+      <w:pPr>
+        <w:pStyle w:val="ListBullet"/>
+      </w:pPr>
+      <w:r>
+        <w:t>3. This one example guarantees correct results for every future input.</w:t>
+      </w:r>
+    </w:p>
+    <w:p>
+      <w:pPr>
+        <w:pStyle w:val="Heading3"/>
+      </w:pPr>
+      <w:r>
+        <w:t>My selected conclusion, deciding fact and explanation</w:t>
+      </w:r>
+    </w:p>
+    <w:p>
+      <w:r>
+        <w:t>________________________________________________________________</w:t>
+      </w:r>
+    </w:p>
+    <w:p>
+      <w:r>
+        <w:t>________________________________________________________________</w:t>
+      </w:r>
+    </w:p>
+    <w:p>
+      <w:r>
+        <w:t>________________________________________________________________</w:t>
+      </w:r>
+    </w:p>
+    <w:p>
+      <w:r>
+        <w:t>________________________________________________________________</w:t>
+      </w:r>
+    </w:p>
+    <w:p>
+      <w:r>
+        <w:t>________________________________________________________________</w:t>
+      </w:r>
+    </w:p>
+    <w:p>
+      <w:pPr>
+        <w:pStyle w:val="ListBullet"/>
+      </w:pPr>
+      <w:r>
+        <w:t>Hint if needed: Use the changed condition and the deciding step in the pictorial trace. The answer must say what follows from those facts.</w:t>
+      </w:r>
+    </w:p>
+    <w:p>
+      <w:pPr>
+        <w:pStyle w:val="Heading2"/>
+      </w:pPr>
+      <w:r>
+        <w:t>Check the changed explanation · reference / check after trying</w:t>
+      </w:r>
+    </w:p>
+    <w:p>
+      <w:pPr>
+        <w:spacing w:line="336" w:lineRule="auto" w:after="180"/>
+      </w:pPr>
+      <w:r>
+        <w:rPr>
+          <w:b w:val="0"/>
+        </w:rPr>
+        <w:t>After your attempt, compare with the supported explanation: Photo count becomes 24, plant count remains 6; lighting coverage changes. Additional views broaden conditions without creating new independent plant identities.</w:t>
+      </w:r>
+    </w:p>
+    <w:p>
+      <w:pPr>
+        <w:pStyle w:val="Heading2"/>
+      </w:pPr>
+      <w:r>
+        <w:t>Repair and keep the record</w:t>
+      </w:r>
+    </w:p>
+    <w:p>
+      <w:pPr>
+        <w:spacing w:line="336" w:lineRule="auto" w:after="180"/>
+      </w:pPr>
+      <w:r>
+        <w:rPr>
+          <w:b w:val="0"/>
+        </w:rPr>
+        <w:t xml:space="preserve">Review Leakage (ai-4/8). Goal: Choose a split unit that matches the intended </w:t>
+      </w:r>
+      <w:r>
+        <w:rPr>
+          <w:b/>
+        </w:rPr>
+        <w:t>prediction</w:t>
+      </w:r>
+      <w:r>
+        <w:rPr>
+          <w:b w:val="0"/>
+        </w:rPr>
+        <w:t xml:space="preserve"> claim. Short practice: How many independently new plant identities are in the original test?</w:t>
+      </w:r>
+    </w:p>
+    <w:p>
+      <w:pPr>
+        <w:spacing w:line="336" w:lineRule="auto" w:after="180"/>
+      </w:pPr>
+      <w:r>
+        <w:rPr>
+          <w:b w:val="0"/>
+        </w:rPr>
+        <w:t xml:space="preserve">Point to the relevant step in the picture, then write the changed result and the rule or </w:t>
+      </w:r>
+      <w:r>
+        <w:rPr>
+          <w:b/>
+        </w:rPr>
+        <w:t>evidence</w:t>
+      </w:r>
+      <w:r>
+        <w:rPr>
+          <w:b w:val="0"/>
+        </w:rPr>
+        <w:t xml:space="preserve"> that supports it.. Return to this week and explain what you changed.</w:t>
+      </w:r>
+    </w:p>
+    <w:p>
+      <w:pPr>
+        <w:spacing w:line="336" w:lineRule="auto" w:after="180"/>
+      </w:pPr>
+      <w:r>
+        <w:rPr>
+          <w:b w:val="0"/>
+        </w:rPr>
+        <w:t xml:space="preserve">Review Label Quality (ai-4/6). Goal: Write an observable label rule with boundaries and a review option. Short practice: Why should two annotators not vote away Z’s missing </w:t>
+      </w:r>
+      <w:r>
+        <w:rPr>
+          <w:b/>
+        </w:rPr>
+        <w:t>evidence</w:t>
+      </w:r>
+      <w:r>
+        <w:rPr>
+          <w:b w:val="0"/>
+        </w:rPr>
+        <w:t>?</w:t>
+      </w:r>
+    </w:p>
+    <w:p>
+      <w:pPr>
+        <w:spacing w:line="336" w:lineRule="auto" w:after="180"/>
+      </w:pPr>
+      <w:r>
+        <w:rPr>
+          <w:b w:val="0"/>
+        </w:rPr>
+        <w:t xml:space="preserve">Point to the relevant step in the picture, then write the changed result and the rule or </w:t>
+      </w:r>
+      <w:r>
+        <w:rPr>
+          <w:b/>
+        </w:rPr>
+        <w:t>evidence</w:t>
+      </w:r>
+      <w:r>
+        <w:rPr>
+          <w:b w:val="0"/>
+        </w:rPr>
+        <w:t xml:space="preserve"> that supports it.. Return to this week and explain what you changed.</w:t>
+      </w:r>
+    </w:p>
+    <w:p>
+      <w:pPr>
+        <w:spacing w:line="336" w:lineRule="auto" w:after="180"/>
+      </w:pPr>
+      <w:r>
+        <w:rPr>
+          <w:b w:val="0"/>
+        </w:rPr>
+        <w:t>Review Classification or Regression? (ai-4/3). Goal: Identify a task from the meaning of its target. Short practice: Did regression MAE improve when the boundary changed?</w:t>
+      </w:r>
+    </w:p>
+    <w:p>
+      <w:pPr>
+        <w:spacing w:line="336" w:lineRule="auto" w:after="180"/>
+      </w:pPr>
+      <w:r>
+        <w:rPr>
+          <w:b w:val="0"/>
+        </w:rPr>
+        <w:t xml:space="preserve">Point to the relevant step in the picture, then write the changed result and the rule or </w:t>
+      </w:r>
+      <w:r>
+        <w:rPr>
+          <w:b/>
+        </w:rPr>
+        <w:t>evidence</w:t>
+      </w:r>
+      <w:r>
+        <w:rPr>
+          <w:b w:val="0"/>
+        </w:rPr>
+        <w:t xml:space="preserve"> that supports it.. Return to this week and explain what you changed.</w:t>
+      </w:r>
+    </w:p>
+    <w:p>
+      <w:pPr>
+        <w:spacing w:line="336" w:lineRule="auto" w:after="180"/>
+      </w:pPr>
+      <w:r>
+        <w:rPr>
+          <w:b w:val="0"/>
+        </w:rPr>
+        <w:t xml:space="preserve">The browser lab lets you edit the supported Python examples already included in this lesson. Predict first, run, inspect the actual </w:t>
+      </w:r>
+      <w:r>
+        <w:rPr>
+          <w:b/>
+        </w:rPr>
+        <w:t>output</w:t>
+      </w:r>
+      <w:r>
+        <w:rPr>
+          <w:b w:val="0"/>
+        </w:rPr>
+        <w:t xml:space="preserve"> or error, change one </w:t>
+      </w:r>
+      <w:r>
+        <w:rPr>
+          <w:b/>
+        </w:rPr>
+        <w:t>input</w:t>
+      </w:r>
+      <w:r>
+        <w:rPr>
+          <w:b w:val="0"/>
+        </w:rPr>
+        <w:t>, then run again.</w:t>
+      </w:r>
+    </w:p>
+    <w:p>
+      <w:pPr>
+        <w:spacing w:line="336" w:lineRule="auto" w:after="180"/>
+      </w:pPr>
+      <w:r>
+        <w:rPr>
+          <w:b w:val="0"/>
+        </w:rPr>
+        <w:t xml:space="preserve">Keep code, </w:t>
+      </w:r>
+      <w:r>
+        <w:rPr>
+          <w:b/>
+        </w:rPr>
+        <w:t>prediction</w:t>
+      </w:r>
+      <w:r>
+        <w:rPr>
+          <w:b w:val="0"/>
+        </w:rPr>
+        <w:t>s, actual results and a reasoned revision together. On paper, label your result as a trace rather than an execution.</w:t>
+      </w:r>
+    </w:p>
+    <w:p>
+      <w:pPr>
+        <w:spacing w:line="336" w:lineRule="auto" w:after="180"/>
+      </w:pPr>
+      <w:r>
+        <w:rPr>
+          <w:b w:val="0"/>
+        </w:rPr>
+        <w:t xml:space="preserve">Use Download completed work in the hosted lesson to export your answers, reflections, practice feedback and code-run </w:t>
+      </w:r>
+      <w:r>
+        <w:rPr>
+          <w:b/>
+        </w:rPr>
+        <w:t>evidence</w:t>
+      </w:r>
+      <w:r>
+        <w:rPr>
+          <w:b w:val="0"/>
+        </w:rPr>
+        <w:t>. Open the HTML copy to read or print it.</w:t>
+      </w:r>
+    </w:p>
+    <w:p>
+      <w:pPr>
+        <w:spacing w:line="336" w:lineRule="auto" w:after="180"/>
+      </w:pPr>
+      <w:r>
+        <w:rPr>
+          <w:b w:val="0"/>
+        </w:rPr>
+        <w:t>Drafts stay in this browser when storage is available; clear drafts on a shared device.</w:t>
+      </w:r>
+    </w:p>
+    <w:p>
+      <w:pPr>
+        <w:pStyle w:val="Heading3"/>
+      </w:pPr>
+      <w:r>
+        <w:t>What I repaired, the evidence I kept and the next test</w:t>
+      </w:r>
+    </w:p>
+    <w:p>
+      <w:r>
+        <w:t>________________________________________________________________</w:t>
+      </w:r>
+    </w:p>
+    <w:p>
+      <w:r>
+        <w:t>________________________________________________________________</w:t>
+      </w:r>
+    </w:p>
+    <w:p>
+      <w:r>
+        <w:t>________________________________________________________________</w:t>
+      </w:r>
+    </w:p>
+    <w:p>
+      <w:r>
+        <w:t>________________________________________________________________</w:t>
+      </w:r>
+    </w:p>
+    <w:p>
+      <w:r>
+        <w:t>________________________________________________________________</w:t>
+      </w:r>
+    </w:p>
+    <w:p>
+      <w:pPr>
+        <w:pStyle w:val="Heading2"/>
+      </w:pPr>
+      <w:r>
+        <w:t>Earlier wording, alternatives and picture transcripts · reference / check after trying</w:t>
       </w:r>
     </w:p>
     <w:p>
@@ -2111,80 +2760,10 @@
     </w:p>
     <w:p>
       <w:pPr>
-        <w:spacing w:line="336" w:lineRule="auto" w:after="180"/>
-      </w:pPr>
-      <w:r>
-        <w:rPr>
-          <w:b w:val="0"/>
-        </w:rPr>
-        <w:t xml:space="preserve">Build a </w:t>
-      </w:r>
-      <w:r>
-        <w:rPr>
-          <w:b/>
-        </w:rPr>
-        <w:t>dataset card</w:t>
-      </w:r>
-      <w:r>
-        <w:rPr>
-          <w:b w:val="0"/>
-        </w:rPr>
-        <w:t xml:space="preserve"> that reveals what the photo count hides.</w:t>
-      </w:r>
-    </w:p>
-    <w:p>
-      <w:pPr>
         <w:pStyle w:val="Heading3"/>
       </w:pPr>
       <w:r>
-        <w:t>Practice 1: explain the deciding evidence</w:t>
-      </w:r>
-    </w:p>
-    <w:p>
-      <w:pPr>
-        <w:spacing w:line="336" w:lineRule="auto" w:after="180"/>
-      </w:pPr>
-      <w:r>
-        <w:rPr>
-          <w:b w:val="0"/>
-        </w:rPr>
-        <w:t>Which labelled step matches this detail? Split by plant; state that outdoor use and disease diagnosis have not been evaluated.</w:t>
-      </w:r>
-    </w:p>
-    <w:p>
-      <w:pPr>
-        <w:spacing w:line="336" w:lineRule="auto" w:after="180"/>
-        <w:shd w:fill="F4F9FC"/>
-      </w:pPr>
-      <w:r>
-        <w:rPr>
-          <w:b w:val="0"/>
-        </w:rPr>
-        <w:t>1. Record limits</w:t>
-      </w:r>
-    </w:p>
-    <w:p>
-      <w:pPr>
-        <w:spacing w:line="336" w:lineRule="auto" w:after="180"/>
-        <w:shd w:fill="F4F9FC"/>
-      </w:pPr>
-      <w:r>
-        <w:rPr>
-          <w:b w:val="0"/>
-        </w:rPr>
-        <w:t>2. Describe units</w:t>
-      </w:r>
-    </w:p>
-    <w:p>
-      <w:pPr>
-        <w:spacing w:line="336" w:lineRule="auto" w:after="180"/>
-        <w:shd w:fill="F4F9FC"/>
-      </w:pPr>
-      <w:r>
-        <w:rPr>
-          <w:b w:val="0"/>
-        </w:rPr>
-        <w:t>3. Describe source</w:t>
+        <w:t>Repair a missing building block</w:t>
       </w:r>
     </w:p>
     <w:p>
@@ -2192,32 +2771,7 @@
         <w:pStyle w:val="Heading3"/>
       </w:pPr>
       <w:r>
-        <w:t>My selected conclusion, deciding fact and explanation</w:t>
-      </w:r>
-    </w:p>
-    <w:p>
-      <w:r>
-        <w:t>________________________________________________________________</w:t>
-      </w:r>
-    </w:p>
-    <w:p>
-      <w:r>
-        <w:t>________________________________________________________________</w:t>
-      </w:r>
-    </w:p>
-    <w:p>
-      <w:r>
-        <w:t>________________________________________________________________</w:t>
-      </w:r>
-    </w:p>
-    <w:p>
-      <w:r>
-        <w:t>________________________________________________________________</w:t>
-      </w:r>
-    </w:p>
-    <w:p>
-      <w:r>
-        <w:t>________________________________________________________________</w:t>
+        <w:t>Predict, run and debug</w:t>
       </w:r>
     </w:p>
     <w:p>
@@ -2225,529 +2779,25 @@
         <w:pStyle w:val="Heading3"/>
       </w:pPr>
       <w:r>
-        <w:t>Hint · try first</w:t>
-      </w:r>
-    </w:p>
-    <w:p>
-      <w:pPr>
-        <w:spacing w:line="336" w:lineRule="auto" w:after="180"/>
-        <w:shd w:fill="F1F6F8"/>
-      </w:pPr>
-      <w:r>
-        <w:rPr>
-          <w:b w:val="0"/>
-        </w:rPr>
-        <w:t>Hint if needed: Read the steps in the pictorial case. Match the supplied detail to the stage that performs or records it.</w:t>
-      </w:r>
-    </w:p>
-    <w:p>
-      <w:pPr>
-        <w:pStyle w:val="Heading3"/>
-      </w:pPr>
-      <w:r>
-        <w:t>Feedback · compare after trying</w:t>
-      </w:r>
-    </w:p>
-    <w:p>
-      <w:pPr>
-        <w:spacing w:line="336" w:lineRule="auto" w:after="180"/>
-        <w:shd w:fill="F1F6FC"/>
-      </w:pPr>
-      <w:r>
-        <w:rPr>
-          <w:b w:val="0"/>
-        </w:rPr>
-        <w:t>After your attempt, compare with the supported explanation: Record limits Split by plant; state that outdoor use and disease diagnosis have not been evaluated. Read the picture in order.</w:t>
-      </w:r>
-    </w:p>
-    <w:p>
-      <w:pPr>
-        <w:spacing w:line="336" w:lineRule="auto" w:after="180"/>
-        <w:shd w:fill="F1F6FC"/>
-      </w:pPr>
-      <w:r>
-        <w:rPr>
-          <w:b w:val="0"/>
-        </w:rPr>
-        <w:t xml:space="preserve">Split by plant; state that outdoor use and disease diagnosis have not been evaluated. The arrows show which recorded </w:t>
-      </w:r>
-      <w:r>
-        <w:rPr>
-          <w:b/>
-        </w:rPr>
-        <w:t>input</w:t>
-      </w:r>
-      <w:r>
-        <w:rPr>
-          <w:b w:val="0"/>
-        </w:rPr>
-        <w:t xml:space="preserve"> or intermediate result each decision uses.</w:t>
-      </w:r>
-    </w:p>
-    <w:p>
-      <w:pPr>
-        <w:spacing w:line="336" w:lineRule="auto" w:after="180"/>
-        <w:shd w:fill="F1F6FC"/>
-      </w:pPr>
-      <w:r>
-        <w:rPr>
-          <w:b w:val="0"/>
-        </w:rPr>
-        <w:t>Explain the deciding step aloud before checking the changed case; pointing to the final answer alone does not show how it follows.</w:t>
-      </w:r>
-    </w:p>
-    <w:p>
-      <w:pPr>
-        <w:pStyle w:val="Heading3"/>
-      </w:pPr>
-      <w:r>
-        <w:t>Practice 2: explain the deciding evidence</w:t>
-      </w:r>
-    </w:p>
-    <w:p>
-      <w:pPr>
-        <w:pStyle w:val="Heading3"/>
-      </w:pPr>
-      <w:r>
-        <w:t>Changed case · predict first</w:t>
-      </w:r>
-    </w:p>
-    <w:p>
-      <w:pPr>
-        <w:spacing w:line="336" w:lineRule="auto" w:after="180"/>
-        <w:shd w:fill="F5F1FB"/>
-      </w:pPr>
-      <w:r>
-        <w:rPr>
-          <w:b w:val="0"/>
-        </w:rPr>
-        <w:t>Changed-case practice: The dataset adds 6 outdoor photos of the same plants. Which conclusion is supported by the supplied facts?</w:t>
-      </w:r>
-    </w:p>
-    <w:p>
-      <w:pPr>
-        <w:spacing w:line="336" w:lineRule="auto" w:after="180"/>
-        <w:shd w:fill="F4F9FC"/>
-      </w:pPr>
-      <w:r>
-        <w:rPr>
-          <w:b w:val="0"/>
-        </w:rPr>
-        <w:t xml:space="preserve">1. We can decide the result without examining the changed </w:t>
-      </w:r>
-      <w:r>
-        <w:rPr>
-          <w:b/>
-        </w:rPr>
-        <w:t>input</w:t>
-      </w:r>
-      <w:r>
-        <w:rPr>
-          <w:b w:val="0"/>
-        </w:rPr>
-        <w:t xml:space="preserve"> or the procedure.</w:t>
-      </w:r>
-    </w:p>
-    <w:p>
-      <w:pPr>
-        <w:spacing w:line="336" w:lineRule="auto" w:after="180"/>
-        <w:shd w:fill="F4F9FC"/>
-      </w:pPr>
-      <w:r>
-        <w:rPr>
-          <w:b w:val="0"/>
-        </w:rPr>
-        <w:t>2. Photo count becomes 24, plant count remains 6; lighting coverage changes.</w:t>
-      </w:r>
-    </w:p>
-    <w:p>
-      <w:pPr>
-        <w:spacing w:line="336" w:lineRule="auto" w:after="180"/>
-        <w:shd w:fill="F4F9FC"/>
-      </w:pPr>
-      <w:r>
-        <w:rPr>
-          <w:b w:val="0"/>
-        </w:rPr>
-        <w:t xml:space="preserve">3. This one example guarantees correct results for every future </w:t>
-      </w:r>
-      <w:r>
-        <w:rPr>
-          <w:b/>
-        </w:rPr>
-        <w:t>input</w:t>
-      </w:r>
-      <w:r>
-        <w:rPr>
-          <w:b w:val="0"/>
-        </w:rPr>
-        <w:t>.</w:t>
-      </w:r>
-    </w:p>
-    <w:p>
-      <w:pPr>
-        <w:pStyle w:val="Heading3"/>
-      </w:pPr>
-      <w:r>
-        <w:t>My selected conclusion, deciding fact and explanation</w:t>
-      </w:r>
-    </w:p>
-    <w:p>
-      <w:r>
-        <w:t>________________________________________________________________</w:t>
-      </w:r>
-    </w:p>
-    <w:p>
-      <w:r>
-        <w:t>________________________________________________________________</w:t>
-      </w:r>
-    </w:p>
-    <w:p>
-      <w:r>
-        <w:t>________________________________________________________________</w:t>
-      </w:r>
-    </w:p>
-    <w:p>
-      <w:r>
-        <w:t>________________________________________________________________</w:t>
-      </w:r>
-    </w:p>
-    <w:p>
-      <w:r>
-        <w:t>________________________________________________________________</w:t>
-      </w:r>
-    </w:p>
-    <w:p>
-      <w:pPr>
-        <w:pStyle w:val="Heading3"/>
-      </w:pPr>
-      <w:r>
-        <w:t>Hint · try first</w:t>
-      </w:r>
-    </w:p>
-    <w:p>
-      <w:pPr>
-        <w:spacing w:line="336" w:lineRule="auto" w:after="180"/>
-        <w:shd w:fill="F1F6F8"/>
-      </w:pPr>
-      <w:r>
-        <w:rPr>
-          <w:b w:val="0"/>
-        </w:rPr>
-        <w:t>Hint if needed: Use the changed condition and the deciding step in the pictorial trace. The answer must say what follows from those facts.</w:t>
-      </w:r>
-    </w:p>
-    <w:p>
-      <w:pPr>
-        <w:pStyle w:val="Heading3"/>
-      </w:pPr>
-      <w:r>
-        <w:t>Feedback · compare after trying</w:t>
-      </w:r>
-    </w:p>
-    <w:p>
-      <w:pPr>
-        <w:spacing w:line="336" w:lineRule="auto" w:after="180"/>
-        <w:shd w:fill="F1F6FC"/>
-      </w:pPr>
-      <w:r>
-        <w:rPr>
-          <w:b w:val="0"/>
-        </w:rPr>
-        <w:t>After your attempt, compare with the supported explanation: Photo count becomes 24, plant count remains 6; lighting coverage changes. Additional views broaden conditions without creating new independent plant identities.</w:t>
-      </w:r>
-    </w:p>
-    <w:p>
-      <w:pPr>
-        <w:pStyle w:val="Heading3"/>
-      </w:pPr>
-      <w:r>
-        <w:t>Repair a missing building block</w:t>
-      </w:r>
-    </w:p>
-    <w:p>
-      <w:pPr>
-        <w:spacing w:line="336" w:lineRule="auto" w:after="180"/>
-      </w:pPr>
-      <w:r>
-        <w:rPr>
-          <w:b w:val="0"/>
-        </w:rPr>
-        <w:t xml:space="preserve">Review Leakage (ai-4/8). Goal: Choose a split unit that matches the intended </w:t>
-      </w:r>
-      <w:r>
-        <w:rPr>
-          <w:b/>
-        </w:rPr>
-        <w:t>prediction</w:t>
-      </w:r>
-      <w:r>
-        <w:rPr>
-          <w:b w:val="0"/>
-        </w:rPr>
-        <w:t xml:space="preserve"> claim. Short practice: How many independently new plant identities are in the original test?</w:t>
-      </w:r>
-    </w:p>
-    <w:p>
-      <w:pPr>
-        <w:spacing w:line="336" w:lineRule="auto" w:after="180"/>
-      </w:pPr>
-      <w:r>
-        <w:rPr>
-          <w:b w:val="0"/>
-        </w:rPr>
-        <w:t xml:space="preserve">Point to the relevant step in the picture, then write the changed result and the rule or </w:t>
-      </w:r>
-      <w:r>
-        <w:rPr>
-          <w:b/>
-        </w:rPr>
-        <w:t>evidence</w:t>
-      </w:r>
-      <w:r>
-        <w:rPr>
-          <w:b w:val="0"/>
-        </w:rPr>
-        <w:t xml:space="preserve"> that supports it.. Return to this week and explain what you changed.</w:t>
-      </w:r>
-    </w:p>
-    <w:p>
-      <w:pPr>
-        <w:spacing w:line="336" w:lineRule="auto" w:after="180"/>
-      </w:pPr>
-      <w:r>
-        <w:rPr>
-          <w:b w:val="0"/>
-        </w:rPr>
-        <w:t xml:space="preserve">Review Label Quality (ai-4/6). Goal: Write an observable label rule with boundaries and a review option. Short practice: Why should two annotators not vote away Z’s missing </w:t>
-      </w:r>
-      <w:r>
-        <w:rPr>
-          <w:b/>
-        </w:rPr>
-        <w:t>evidence</w:t>
-      </w:r>
-      <w:r>
-        <w:rPr>
-          <w:b w:val="0"/>
-        </w:rPr>
-        <w:t>?</w:t>
-      </w:r>
-    </w:p>
-    <w:p>
-      <w:pPr>
-        <w:spacing w:line="336" w:lineRule="auto" w:after="180"/>
-      </w:pPr>
-      <w:r>
-        <w:rPr>
-          <w:b w:val="0"/>
-        </w:rPr>
-        <w:t xml:space="preserve">Point to the relevant step in the picture, then write the changed result and the rule or </w:t>
-      </w:r>
-      <w:r>
-        <w:rPr>
-          <w:b/>
-        </w:rPr>
-        <w:t>evidence</w:t>
-      </w:r>
-      <w:r>
-        <w:rPr>
-          <w:b w:val="0"/>
-        </w:rPr>
-        <w:t xml:space="preserve"> that supports it.. Return to this week and explain what you changed.</w:t>
-      </w:r>
-    </w:p>
-    <w:p>
-      <w:pPr>
-        <w:spacing w:line="336" w:lineRule="auto" w:after="180"/>
-      </w:pPr>
-      <w:r>
-        <w:rPr>
-          <w:b w:val="0"/>
-        </w:rPr>
-        <w:t>Review Classification or Regression? (ai-4/3). Goal: Identify a task from the meaning of its target. Short practice: Did regression MAE improve when the boundary changed?</w:t>
-      </w:r>
-    </w:p>
-    <w:p>
-      <w:pPr>
-        <w:spacing w:line="336" w:lineRule="auto" w:after="180"/>
-      </w:pPr>
-      <w:r>
-        <w:rPr>
-          <w:b w:val="0"/>
-        </w:rPr>
-        <w:t xml:space="preserve">Point to the relevant step in the picture, then write the changed result and the rule or </w:t>
-      </w:r>
-      <w:r>
-        <w:rPr>
-          <w:b/>
-        </w:rPr>
-        <w:t>evidence</w:t>
-      </w:r>
-      <w:r>
-        <w:rPr>
-          <w:b w:val="0"/>
-        </w:rPr>
-        <w:t xml:space="preserve"> that supports it.. Return to this week and explain what you changed.</w:t>
-      </w:r>
-    </w:p>
-    <w:p>
-      <w:pPr>
-        <w:pStyle w:val="Heading3"/>
-      </w:pPr>
-      <w:r>
-        <w:t>Predict, run and debug</w:t>
-      </w:r>
-    </w:p>
-    <w:p>
-      <w:pPr>
-        <w:spacing w:line="336" w:lineRule="auto" w:after="180"/>
-      </w:pPr>
-      <w:r>
-        <w:rPr>
-          <w:b w:val="0"/>
-        </w:rPr>
-        <w:t xml:space="preserve">The browser lab lets you edit the supported Python examples already included in this lesson. Predict first, run, inspect the actual </w:t>
-      </w:r>
-      <w:r>
-        <w:rPr>
-          <w:b/>
-        </w:rPr>
-        <w:t>output</w:t>
-      </w:r>
-      <w:r>
-        <w:rPr>
-          <w:b w:val="0"/>
-        </w:rPr>
-        <w:t xml:space="preserve"> or error, change one </w:t>
-      </w:r>
-      <w:r>
-        <w:rPr>
-          <w:b/>
-        </w:rPr>
-        <w:t>input</w:t>
-      </w:r>
-      <w:r>
-        <w:rPr>
-          <w:b w:val="0"/>
-        </w:rPr>
-        <w:t>, then run again.</w:t>
-      </w:r>
-    </w:p>
-    <w:p>
-      <w:pPr>
-        <w:spacing w:line="336" w:lineRule="auto" w:after="180"/>
-      </w:pPr>
-      <w:r>
-        <w:rPr>
-          <w:b w:val="0"/>
-        </w:rPr>
-        <w:t xml:space="preserve">Keep code, </w:t>
-      </w:r>
-      <w:r>
-        <w:rPr>
-          <w:b/>
-        </w:rPr>
-        <w:t>prediction</w:t>
-      </w:r>
-      <w:r>
-        <w:rPr>
-          <w:b w:val="0"/>
-        </w:rPr>
-        <w:t>s, actual results and a reasoned revision together. On paper, label your result as a trace rather than an execution.</w:t>
-      </w:r>
-    </w:p>
-    <w:p>
-      <w:pPr>
-        <w:pStyle w:val="Heading3"/>
-      </w:pPr>
-      <w:r>
         <w:t>Keep your completed work</w:t>
       </w:r>
     </w:p>
     <w:p>
       <w:pPr>
-        <w:spacing w:line="336" w:lineRule="auto" w:after="180"/>
-      </w:pPr>
-      <w:r>
-        <w:rPr>
-          <w:b w:val="0"/>
-        </w:rPr>
-        <w:t xml:space="preserve">Use Download completed work in the hosted lesson to export your answers, reflections, practice feedback and code-run </w:t>
-      </w:r>
-      <w:r>
-        <w:rPr>
-          <w:b/>
-        </w:rPr>
-        <w:t>evidence</w:t>
-      </w:r>
-      <w:r>
-        <w:rPr>
-          <w:b w:val="0"/>
-        </w:rPr>
-        <w:t>. Open the HTML copy to read or print it.</w:t>
-      </w:r>
-    </w:p>
-    <w:p>
-      <w:pPr>
-        <w:spacing w:line="336" w:lineRule="auto" w:after="180"/>
-      </w:pPr>
-      <w:r>
-        <w:rPr>
-          <w:b w:val="0"/>
-        </w:rPr>
-        <w:t>Drafts stay in this browser when storage is available; clear drafts on a shared device.</w:t>
-      </w:r>
-    </w:p>
-    <w:p>
-      <w:pPr>
-        <w:pStyle w:val="Heading3"/>
-      </w:pPr>
-      <w:r>
-        <w:t>What I repaired, the evidence I kept and the next test</w:t>
-      </w:r>
-    </w:p>
-    <w:p>
-      <w:r>
-        <w:t>________________________________________________________________</w:t>
-      </w:r>
-    </w:p>
-    <w:p>
-      <w:r>
-        <w:t>________________________________________________________________</w:t>
-      </w:r>
-    </w:p>
-    <w:p>
-      <w:r>
-        <w:t>________________________________________________________________</w:t>
-      </w:r>
-    </w:p>
-    <w:p>
-      <w:r>
-        <w:t>________________________________________________________________</w:t>
-      </w:r>
-    </w:p>
-    <w:p>
-      <w:r>
-        <w:t>________________________________________________________________</w:t>
-      </w:r>
-    </w:p>
-    <w:p>
-      <w:pPr>
         <w:pStyle w:val="Heading1"/>
       </w:pPr>
       <w:r>
-        <w:t>21. Visual concept journey</w:t>
-      </w:r>
-    </w:p>
-    <w:p>
-      <w:r>
-        <w:t>Explain each Dataset Cards picture from its labels, then record a relevant limit.</w:t>
-      </w:r>
-    </w:p>
-    <w:p>
-      <w:pPr>
-        <w:pStyle w:val="Heading3"/>
+        <w:t>21. Reference · Six-picture response sheets</w:t>
+      </w:r>
+    </w:p>
+    <w:p>
+      <w:r>
+        <w:t>Choose the relevant picture instead of repeating every task.</w:t>
+      </w:r>
+    </w:p>
+    <w:p>
+      <w:pPr>
+        <w:pStyle w:val="Heading2"/>
       </w:pPr>
       <w:r>
         <w:t>01. Dataset Cards: the case</w:t>
@@ -2838,7 +2888,6 @@
     <w:p>
       <w:pPr>
         <w:spacing w:line="336" w:lineRule="auto" w:after="180"/>
-        <w:shd w:fill="F5F1FB"/>
       </w:pPr>
       <w:r>
         <w:rPr>
@@ -2877,7 +2926,7 @@
     </w:p>
     <w:p>
       <w:pPr>
-        <w:pStyle w:val="Heading3"/>
+        <w:pStyle w:val="Heading2"/>
       </w:pPr>
       <w:r>
         <w:t>02. Follow the deciding steps</w:t>
@@ -2933,7 +2982,6 @@
     <w:p>
       <w:pPr>
         <w:spacing w:line="336" w:lineRule="auto" w:after="180"/>
-        <w:shd w:fill="F5F1FB"/>
       </w:pPr>
       <w:r>
         <w:rPr>
@@ -2984,7 +3032,7 @@
     </w:p>
     <w:p>
       <w:pPr>
-        <w:pStyle w:val="Heading3"/>
+        <w:pStyle w:val="Heading2"/>
       </w:pPr>
       <w:r>
         <w:t>03. Turn an observation into a documented action</w:t>
@@ -3063,7 +3111,6 @@
     <w:p>
       <w:pPr>
         <w:spacing w:line="336" w:lineRule="auto" w:after="180"/>
-        <w:shd w:fill="F5F1FB"/>
       </w:pPr>
       <w:r>
         <w:rPr>
@@ -3102,7 +3149,7 @@
     </w:p>
     <w:p>
       <w:pPr>
-        <w:pStyle w:val="Heading3"/>
+        <w:pStyle w:val="Heading2"/>
       </w:pPr>
       <w:r>
         <w:t>04. Change one thing. Trace what follows.</w:t>
@@ -3169,7 +3216,6 @@
     <w:p>
       <w:pPr>
         <w:spacing w:line="336" w:lineRule="auto" w:after="180"/>
-        <w:shd w:fill="F5F1FB"/>
       </w:pPr>
       <w:r>
         <w:rPr>
@@ -3208,7 +3254,7 @@
     </w:p>
     <w:p>
       <w:pPr>
-        <w:pStyle w:val="Heading3"/>
+        <w:pStyle w:val="Heading2"/>
       </w:pPr>
       <w:r>
         <w:t>05. Connect the explanation to its limit</w:t>
@@ -3322,7 +3368,6 @@
     <w:p>
       <w:pPr>
         <w:spacing w:line="336" w:lineRule="auto" w:after="180"/>
-        <w:shd w:fill="F5F1FB"/>
       </w:pPr>
       <w:r>
         <w:rPr>
@@ -3361,7 +3406,7 @@
     </w:p>
     <w:p>
       <w:pPr>
-        <w:pStyle w:val="Heading3"/>
+        <w:pStyle w:val="Heading2"/>
       </w:pPr>
       <w:r>
         <w:t>06. Make the idea visible in your project</w:t>
@@ -3487,7 +3532,6 @@
     <w:p>
       <w:pPr>
         <w:spacing w:line="336" w:lineRule="auto" w:after="180"/>
-        <w:shd w:fill="F5F1FB"/>
       </w:pPr>
       <w:r>
         <w:rPr>
@@ -3534,6 +3578,62 @@
     <w:p>
       <w:r>
         <w:t>________________________________________________________________</w:t>
+      </w:r>
+    </w:p>
+    <w:p>
+      <w:pPr>
+        <w:pStyle w:val="Heading2"/>
+      </w:pPr>
+      <w:r>
+        <w:t>Earlier wording, alternatives and picture transcripts · reference / check after trying</w:t>
+      </w:r>
+    </w:p>
+    <w:p>
+      <w:pPr>
+        <w:pStyle w:val="Heading3"/>
+      </w:pPr>
+      <w:r>
+        <w:t>01. Dataset Cards: the case</w:t>
+      </w:r>
+    </w:p>
+    <w:p>
+      <w:pPr>
+        <w:pStyle w:val="Heading3"/>
+      </w:pPr>
+      <w:r>
+        <w:t>02. Follow the deciding steps</w:t>
+      </w:r>
+    </w:p>
+    <w:p>
+      <w:pPr>
+        <w:pStyle w:val="Heading3"/>
+      </w:pPr>
+      <w:r>
+        <w:t>03. Turn an observation into a documented action</w:t>
+      </w:r>
+    </w:p>
+    <w:p>
+      <w:pPr>
+        <w:pStyle w:val="Heading3"/>
+      </w:pPr>
+      <w:r>
+        <w:t>04. Change one thing. Trace what follows.</w:t>
+      </w:r>
+    </w:p>
+    <w:p>
+      <w:pPr>
+        <w:pStyle w:val="Heading3"/>
+      </w:pPr>
+      <w:r>
+        <w:t>05. Connect the explanation to its limit</w:t>
+      </w:r>
+    </w:p>
+    <w:p>
+      <w:pPr>
+        <w:pStyle w:val="Heading3"/>
+      </w:pPr>
+      <w:r>
+        <w:t>06. Make the idea visible in your project</w:t>
       </w:r>
     </w:p>
     <w:sectPr>
